--- a/Combined_Offer_Template.docx
+++ b/Combined_Offer_Template.docx
@@ -3076,6 +3076,621 @@
                 <w:b/>
               </w:rPr>
               <w:t>{{ grand_total }}</w:t>
+            </w:r>
+          </w:p>
+        </w:tc>
+      </w:tr>
+      <w:tr>
+        <w:tc>
+          <w:tcPr>
+            <w:tcW w:type="dxa" w:w="780"/>
+          </w:tcPr>
+          <w:p>
+            <w:r>
+              <w:t>{%tr if show_pf %}</w:t>
+            </w:r>
+          </w:p>
+        </w:tc>
+        <w:tc>
+          <w:tcPr>
+            <w:tcW w:type="dxa" w:w="4080"/>
+          </w:tcPr>
+          <w:p>
+            <w:r/>
+          </w:p>
+        </w:tc>
+        <w:tc>
+          <w:tcPr>
+            <w:tcW w:type="dxa" w:w="1100"/>
+          </w:tcPr>
+          <w:p>
+            <w:r/>
+          </w:p>
+        </w:tc>
+        <w:tc>
+          <w:tcPr>
+            <w:tcW w:type="dxa" w:w="1700"/>
+          </w:tcPr>
+          <w:p>
+            <w:r/>
+          </w:p>
+        </w:tc>
+        <w:tc>
+          <w:tcPr>
+            <w:tcW w:type="dxa" w:w="1700"/>
+          </w:tcPr>
+          <w:p>
+            <w:r/>
+          </w:p>
+        </w:tc>
+      </w:tr>
+      <w:tr>
+        <w:trPr>
+          <w:trHeight w:val="397" w:hRule="atLeast"/>
+        </w:trPr>
+        <w:tc>
+          <w:tcPr>
+            <w:tcW w:type="dxa" w:w="780"/>
+          </w:tcPr>
+          <w:p>
+            <w:r/>
+          </w:p>
+        </w:tc>
+        <w:tc>
+          <w:tcPr>
+            <w:tcW w:type="dxa" w:w="4080"/>
+          </w:tcPr>
+          <w:p>
+            <w:r>
+              <w:t>Packaging &amp; Forwarding</w:t>
+            </w:r>
+          </w:p>
+        </w:tc>
+        <w:tc>
+          <w:tcPr>
+            <w:tcW w:type="dxa" w:w="1100"/>
+          </w:tcPr>
+          <w:p>
+            <w:r/>
+          </w:p>
+        </w:tc>
+        <w:tc>
+          <w:tcPr>
+            <w:tcW w:type="dxa" w:w="1700"/>
+          </w:tcPr>
+          <w:p>
+            <w:r/>
+          </w:p>
+        </w:tc>
+        <w:tc>
+          <w:tcPr>
+            <w:tcW w:type="dxa" w:w="1700"/>
+          </w:tcPr>
+          <w:p>
+            <w:r>
+              <w:t>{{ pf_amount }}</w:t>
+            </w:r>
+          </w:p>
+        </w:tc>
+      </w:tr>
+      <w:tr>
+        <w:tc>
+          <w:tcPr>
+            <w:tcW w:type="dxa" w:w="780"/>
+          </w:tcPr>
+          <w:p>
+            <w:r>
+              <w:t>{%tr endif %}</w:t>
+            </w:r>
+          </w:p>
+        </w:tc>
+        <w:tc>
+          <w:tcPr>
+            <w:tcW w:type="dxa" w:w="4080"/>
+          </w:tcPr>
+          <w:p>
+            <w:r/>
+          </w:p>
+        </w:tc>
+        <w:tc>
+          <w:tcPr>
+            <w:tcW w:type="dxa" w:w="1100"/>
+          </w:tcPr>
+          <w:p>
+            <w:r/>
+          </w:p>
+        </w:tc>
+        <w:tc>
+          <w:tcPr>
+            <w:tcW w:type="dxa" w:w="1700"/>
+          </w:tcPr>
+          <w:p>
+            <w:r/>
+          </w:p>
+        </w:tc>
+        <w:tc>
+          <w:tcPr>
+            <w:tcW w:type="dxa" w:w="1700"/>
+          </w:tcPr>
+          <w:p>
+            <w:r/>
+          </w:p>
+        </w:tc>
+      </w:tr>
+      <w:tr>
+        <w:tc>
+          <w:tcPr>
+            <w:tcW w:type="dxa" w:w="780"/>
+          </w:tcPr>
+          <w:p>
+            <w:r>
+              <w:t>{%tr if show_design %}</w:t>
+            </w:r>
+          </w:p>
+        </w:tc>
+        <w:tc>
+          <w:tcPr>
+            <w:tcW w:type="dxa" w:w="4080"/>
+          </w:tcPr>
+          <w:p>
+            <w:r/>
+          </w:p>
+        </w:tc>
+        <w:tc>
+          <w:tcPr>
+            <w:tcW w:type="dxa" w:w="1100"/>
+          </w:tcPr>
+          <w:p>
+            <w:r/>
+          </w:p>
+        </w:tc>
+        <w:tc>
+          <w:tcPr>
+            <w:tcW w:type="dxa" w:w="1700"/>
+          </w:tcPr>
+          <w:p>
+            <w:r/>
+          </w:p>
+        </w:tc>
+        <w:tc>
+          <w:tcPr>
+            <w:tcW w:type="dxa" w:w="1700"/>
+          </w:tcPr>
+          <w:p>
+            <w:r/>
+          </w:p>
+        </w:tc>
+      </w:tr>
+      <w:tr>
+        <w:trPr>
+          <w:trHeight w:val="397" w:hRule="atLeast"/>
+        </w:trPr>
+        <w:tc>
+          <w:tcPr>
+            <w:tcW w:type="dxa" w:w="780"/>
+          </w:tcPr>
+          <w:p>
+            <w:r/>
+          </w:p>
+        </w:tc>
+        <w:tc>
+          <w:tcPr>
+            <w:tcW w:type="dxa" w:w="4080"/>
+          </w:tcPr>
+          <w:p>
+            <w:r>
+              <w:t>Designing</w:t>
+            </w:r>
+          </w:p>
+        </w:tc>
+        <w:tc>
+          <w:tcPr>
+            <w:tcW w:type="dxa" w:w="1100"/>
+          </w:tcPr>
+          <w:p>
+            <w:r/>
+          </w:p>
+        </w:tc>
+        <w:tc>
+          <w:tcPr>
+            <w:tcW w:type="dxa" w:w="1700"/>
+          </w:tcPr>
+          <w:p>
+            <w:r/>
+          </w:p>
+        </w:tc>
+        <w:tc>
+          <w:tcPr>
+            <w:tcW w:type="dxa" w:w="1700"/>
+          </w:tcPr>
+          <w:p>
+            <w:r>
+              <w:t>{{ design_amount }}</w:t>
+            </w:r>
+          </w:p>
+        </w:tc>
+      </w:tr>
+      <w:tr>
+        <w:tc>
+          <w:tcPr>
+            <w:tcW w:type="dxa" w:w="780"/>
+          </w:tcPr>
+          <w:p>
+            <w:r>
+              <w:t>{%tr endif %}</w:t>
+            </w:r>
+          </w:p>
+        </w:tc>
+        <w:tc>
+          <w:tcPr>
+            <w:tcW w:type="dxa" w:w="4080"/>
+          </w:tcPr>
+          <w:p>
+            <w:r/>
+          </w:p>
+        </w:tc>
+        <w:tc>
+          <w:tcPr>
+            <w:tcW w:type="dxa" w:w="1100"/>
+          </w:tcPr>
+          <w:p>
+            <w:r/>
+          </w:p>
+        </w:tc>
+        <w:tc>
+          <w:tcPr>
+            <w:tcW w:type="dxa" w:w="1700"/>
+          </w:tcPr>
+          <w:p>
+            <w:r/>
+          </w:p>
+        </w:tc>
+        <w:tc>
+          <w:tcPr>
+            <w:tcW w:type="dxa" w:w="1700"/>
+          </w:tcPr>
+          <w:p>
+            <w:r/>
+          </w:p>
+        </w:tc>
+      </w:tr>
+      <w:tr>
+        <w:tc>
+          <w:tcPr>
+            <w:tcW w:type="dxa" w:w="780"/>
+          </w:tcPr>
+          <w:p>
+            <w:r>
+              <w:t>{%tr if show_neg %}</w:t>
+            </w:r>
+          </w:p>
+        </w:tc>
+        <w:tc>
+          <w:tcPr>
+            <w:tcW w:type="dxa" w:w="4080"/>
+          </w:tcPr>
+          <w:p>
+            <w:r/>
+          </w:p>
+        </w:tc>
+        <w:tc>
+          <w:tcPr>
+            <w:tcW w:type="dxa" w:w="1100"/>
+          </w:tcPr>
+          <w:p>
+            <w:r/>
+          </w:p>
+        </w:tc>
+        <w:tc>
+          <w:tcPr>
+            <w:tcW w:type="dxa" w:w="1700"/>
+          </w:tcPr>
+          <w:p>
+            <w:r/>
+          </w:p>
+        </w:tc>
+        <w:tc>
+          <w:tcPr>
+            <w:tcW w:type="dxa" w:w="1700"/>
+          </w:tcPr>
+          <w:p>
+            <w:r/>
+          </w:p>
+        </w:tc>
+      </w:tr>
+      <w:tr>
+        <w:trPr>
+          <w:trHeight w:val="397" w:hRule="atLeast"/>
+        </w:trPr>
+        <w:tc>
+          <w:tcPr>
+            <w:tcW w:type="dxa" w:w="780"/>
+          </w:tcPr>
+          <w:p>
+            <w:r/>
+          </w:p>
+        </w:tc>
+        <w:tc>
+          <w:tcPr>
+            <w:tcW w:type="dxa" w:w="4080"/>
+          </w:tcPr>
+          <w:p>
+            <w:r>
+              <w:t>Negotiation</w:t>
+            </w:r>
+          </w:p>
+        </w:tc>
+        <w:tc>
+          <w:tcPr>
+            <w:tcW w:type="dxa" w:w="1100"/>
+          </w:tcPr>
+          <w:p>
+            <w:r/>
+          </w:p>
+        </w:tc>
+        <w:tc>
+          <w:tcPr>
+            <w:tcW w:type="dxa" w:w="1700"/>
+          </w:tcPr>
+          <w:p>
+            <w:r/>
+          </w:p>
+        </w:tc>
+        <w:tc>
+          <w:tcPr>
+            <w:tcW w:type="dxa" w:w="1700"/>
+          </w:tcPr>
+          <w:p>
+            <w:r>
+              <w:t>{{ neg_amount }}</w:t>
+            </w:r>
+          </w:p>
+        </w:tc>
+      </w:tr>
+      <w:tr>
+        <w:tc>
+          <w:tcPr>
+            <w:tcW w:type="dxa" w:w="780"/>
+          </w:tcPr>
+          <w:p>
+            <w:r>
+              <w:t>{%tr endif %}</w:t>
+            </w:r>
+          </w:p>
+        </w:tc>
+        <w:tc>
+          <w:tcPr>
+            <w:tcW w:type="dxa" w:w="4080"/>
+          </w:tcPr>
+          <w:p>
+            <w:r/>
+          </w:p>
+        </w:tc>
+        <w:tc>
+          <w:tcPr>
+            <w:tcW w:type="dxa" w:w="1100"/>
+          </w:tcPr>
+          <w:p>
+            <w:r/>
+          </w:p>
+        </w:tc>
+        <w:tc>
+          <w:tcPr>
+            <w:tcW w:type="dxa" w:w="1700"/>
+          </w:tcPr>
+          <w:p>
+            <w:r/>
+          </w:p>
+        </w:tc>
+        <w:tc>
+          <w:tcPr>
+            <w:tcW w:type="dxa" w:w="1700"/>
+          </w:tcPr>
+          <w:p>
+            <w:r/>
+          </w:p>
+        </w:tc>
+      </w:tr>
+      <w:tr>
+        <w:tc>
+          <w:tcPr>
+            <w:tcW w:type="dxa" w:w="780"/>
+          </w:tcPr>
+          <w:p>
+            <w:r>
+              <w:t>{%tr if show_transport %}</w:t>
+            </w:r>
+          </w:p>
+        </w:tc>
+        <w:tc>
+          <w:tcPr>
+            <w:tcW w:type="dxa" w:w="4080"/>
+          </w:tcPr>
+          <w:p>
+            <w:r/>
+          </w:p>
+        </w:tc>
+        <w:tc>
+          <w:tcPr>
+            <w:tcW w:type="dxa" w:w="1100"/>
+          </w:tcPr>
+          <w:p>
+            <w:r/>
+          </w:p>
+        </w:tc>
+        <w:tc>
+          <w:tcPr>
+            <w:tcW w:type="dxa" w:w="1700"/>
+          </w:tcPr>
+          <w:p>
+            <w:r/>
+          </w:p>
+        </w:tc>
+        <w:tc>
+          <w:tcPr>
+            <w:tcW w:type="dxa" w:w="1700"/>
+          </w:tcPr>
+          <w:p>
+            <w:r/>
+          </w:p>
+        </w:tc>
+      </w:tr>
+      <w:tr>
+        <w:trPr>
+          <w:trHeight w:val="397" w:hRule="atLeast"/>
+        </w:trPr>
+        <w:tc>
+          <w:tcPr>
+            <w:tcW w:type="dxa" w:w="780"/>
+          </w:tcPr>
+          <w:p>
+            <w:r/>
+          </w:p>
+        </w:tc>
+        <w:tc>
+          <w:tcPr>
+            <w:tcW w:type="dxa" w:w="4080"/>
+          </w:tcPr>
+          <w:p>
+            <w:r>
+              <w:t>Transport</w:t>
+            </w:r>
+          </w:p>
+        </w:tc>
+        <w:tc>
+          <w:tcPr>
+            <w:tcW w:type="dxa" w:w="1100"/>
+          </w:tcPr>
+          <w:p>
+            <w:r/>
+          </w:p>
+        </w:tc>
+        <w:tc>
+          <w:tcPr>
+            <w:tcW w:type="dxa" w:w="1700"/>
+          </w:tcPr>
+          <w:p>
+            <w:r/>
+          </w:p>
+        </w:tc>
+        <w:tc>
+          <w:tcPr>
+            <w:tcW w:type="dxa" w:w="1700"/>
+          </w:tcPr>
+          <w:p>
+            <w:r>
+              <w:t>{{ transport_amount }}</w:t>
+            </w:r>
+          </w:p>
+        </w:tc>
+      </w:tr>
+      <w:tr>
+        <w:tc>
+          <w:tcPr>
+            <w:tcW w:type="dxa" w:w="780"/>
+          </w:tcPr>
+          <w:p>
+            <w:r>
+              <w:t>{%tr endif %}</w:t>
+            </w:r>
+          </w:p>
+        </w:tc>
+        <w:tc>
+          <w:tcPr>
+            <w:tcW w:type="dxa" w:w="4080"/>
+          </w:tcPr>
+          <w:p>
+            <w:r/>
+          </w:p>
+        </w:tc>
+        <w:tc>
+          <w:tcPr>
+            <w:tcW w:type="dxa" w:w="1100"/>
+          </w:tcPr>
+          <w:p>
+            <w:r/>
+          </w:p>
+        </w:tc>
+        <w:tc>
+          <w:tcPr>
+            <w:tcW w:type="dxa" w:w="1700"/>
+          </w:tcPr>
+          <w:p>
+            <w:r/>
+          </w:p>
+        </w:tc>
+        <w:tc>
+          <w:tcPr>
+            <w:tcW w:type="dxa" w:w="1700"/>
+          </w:tcPr>
+          <w:p>
+            <w:r/>
+          </w:p>
+        </w:tc>
+      </w:tr>
+      <w:tr>
+        <w:trPr>
+          <w:trHeight w:val="397" w:hRule="atLeast"/>
+        </w:trPr>
+        <w:tc>
+          <w:tcPr>
+            <w:tcW w:type="dxa" w:w="780"/>
+          </w:tcPr>
+          <w:p>
+            <w:r>
+              <w:rPr>
+                <w:b/>
+              </w:rPr>
+            </w:r>
+          </w:p>
+        </w:tc>
+        <w:tc>
+          <w:tcPr>
+            <w:tcW w:type="dxa" w:w="4080"/>
+          </w:tcPr>
+          <w:p>
+            <w:r>
+              <w:rPr>
+                <w:b/>
+              </w:rPr>
+              <w:t>FINAL TOTAL</w:t>
+            </w:r>
+          </w:p>
+        </w:tc>
+        <w:tc>
+          <w:tcPr>
+            <w:tcW w:type="dxa" w:w="1100"/>
+          </w:tcPr>
+          <w:p>
+            <w:r>
+              <w:rPr>
+                <w:b/>
+              </w:rPr>
+            </w:r>
+          </w:p>
+        </w:tc>
+        <w:tc>
+          <w:tcPr>
+            <w:tcW w:type="dxa" w:w="1700"/>
+          </w:tcPr>
+          <w:p>
+            <w:r>
+              <w:rPr>
+                <w:b/>
+              </w:rPr>
+            </w:r>
+          </w:p>
+        </w:tc>
+        <w:tc>
+          <w:tcPr>
+            <w:tcW w:type="dxa" w:w="1700"/>
+          </w:tcPr>
+          <w:p>
+            <w:r>
+              <w:rPr>
+                <w:b/>
+              </w:rPr>
+              <w:t>{{ final_total }}</w:t>
             </w:r>
           </w:p>
         </w:tc>

--- a/Combined_Offer_Template.docx
+++ b/Combined_Offer_Template.docx
@@ -1300,7 +1300,7 @@
               <w:bottom w:val="single" w:color="BFBFBF" w:sz="4"/>
               <w:right w:val="single" w:color="BFBFBF" w:sz="4"/>
             </w:tcBorders>
-            <w:shd w:fill="F3F4F6" w:val="clear"/>
+            <w:shd w:fill="FFFFFF" w:val="clear"/>
             <w:tcMar>
               <w:top w:type="dxa" w:w="100"/>
               <w:left w:type="dxa" w:w="140"/>
@@ -1335,27 +1335,27 @@
               <w:bottom w:val="single" w:color="BFBFBF" w:sz="4"/>
               <w:right w:val="single" w:color="BFBFBF" w:sz="4"/>
             </w:tcBorders>
-            <w:shd w:fill="F3F4F6" w:val="clear"/>
-            <w:tcMar>
-              <w:top w:type="dxa" w:w="100"/>
-              <w:left w:type="dxa" w:w="140"/>
-              <w:bottom w:type="dxa" w:w="100"/>
-              <w:right w:type="dxa" w:w="140"/>
-            </w:tcMar>
-            <w:vAlign w:val="center"/>
-          </w:tcPr>
-          <w:p>
-            <w:pPr>
-              <w:spacing w:after="40" w:before="40"/>
-              <w:jc w:val="left"/>
-            </w:pPr>
-            <w:r>
-              <w:rPr>
-                <w:rFonts w:ascii="Calibri" w:cs="Calibri" w:eastAsia="Calibri" w:hAnsi="Calibri"/>
-                <w:sz w:val="22"/>
-                <w:szCs w:val="22"/>
-              </w:rPr>
-              <w:t xml:space="preserve">Price Schedule</w:t>
+            <w:shd w:fill="FFFFFF" w:val="clear"/>
+            <w:tcMar>
+              <w:top w:type="dxa" w:w="100"/>
+              <w:left w:type="dxa" w:w="140"/>
+              <w:bottom w:type="dxa" w:w="100"/>
+              <w:right w:type="dxa" w:w="140"/>
+            </w:tcMar>
+            <w:vAlign w:val="center"/>
+          </w:tcPr>
+          <w:p>
+            <w:pPr>
+              <w:spacing w:after="40" w:before="40"/>
+              <w:jc w:val="left"/>
+            </w:pPr>
+            <w:r>
+              <w:rPr>
+                <w:rFonts w:ascii="Calibri" w:cs="Calibri" w:eastAsia="Calibri" w:hAnsi="Calibri"/>
+                <w:sz w:val="22"/>
+                <w:szCs w:val="22"/>
+              </w:rPr>
+              <w:t xml:space="preserve">Exclusions</w:t>
             </w:r>
           </w:p>
         </w:tc>
@@ -1368,7 +1368,7 @@
               <w:bottom w:val="single" w:color="BFBFBF" w:sz="4"/>
               <w:right w:val="single" w:color="BFBFBF" w:sz="4"/>
             </w:tcBorders>
-            <w:shd w:fill="F3F4F6" w:val="clear"/>
+            <w:shd w:fill="FFFFFF" w:val="clear"/>
             <w:tcMar>
               <w:top w:type="dxa" w:w="100"/>
               <w:left w:type="dxa" w:w="140"/>
@@ -1406,7 +1406,7 @@
               <w:bottom w:val="single" w:color="BFBFBF" w:sz="4"/>
               <w:right w:val="single" w:color="BFBFBF" w:sz="4"/>
             </w:tcBorders>
-            <w:shd w:fill="FFFFFF" w:val="clear"/>
+            <w:shd w:fill="F3F4F6" w:val="clear"/>
             <w:tcMar>
               <w:top w:type="dxa" w:w="100"/>
               <w:left w:type="dxa" w:w="140"/>
@@ -1441,6 +1441,77 @@
               <w:bottom w:val="single" w:color="BFBFBF" w:sz="4"/>
               <w:right w:val="single" w:color="BFBFBF" w:sz="4"/>
             </w:tcBorders>
+            <w:shd w:fill="F3F4F6" w:val="clear"/>
+            <w:tcMar>
+              <w:top w:type="dxa" w:w="100"/>
+              <w:left w:type="dxa" w:w="140"/>
+              <w:bottom w:type="dxa" w:w="100"/>
+              <w:right w:type="dxa" w:w="140"/>
+            </w:tcMar>
+            <w:vAlign w:val="center"/>
+          </w:tcPr>
+          <w:p>
+            <w:pPr>
+              <w:spacing w:after="40" w:before="40"/>
+              <w:jc w:val="left"/>
+            </w:pPr>
+            <w:r>
+              <w:rPr>
+                <w:rFonts w:ascii="Calibri" w:cs="Calibri" w:eastAsia="Calibri" w:hAnsi="Calibri"/>
+                <w:sz w:val="22"/>
+                <w:szCs w:val="22"/>
+              </w:rPr>
+              <w:t xml:space="preserve">Price Schedule</w:t>
+            </w:r>
+          </w:p>
+        </w:tc>
+        <w:tc>
+          <w:tcPr>
+            <w:tcW w:type="dxa" w:w="1800"/>
+            <w:tcBorders>
+              <w:top w:val="single" w:color="BFBFBF" w:sz="4"/>
+              <w:left w:val="single" w:color="BFBFBF" w:sz="4"/>
+              <w:bottom w:val="single" w:color="BFBFBF" w:sz="4"/>
+              <w:right w:val="single" w:color="BFBFBF" w:sz="4"/>
+            </w:tcBorders>
+            <w:shd w:fill="F3F4F6" w:val="clear"/>
+            <w:tcMar>
+              <w:top w:type="dxa" w:w="100"/>
+              <w:left w:type="dxa" w:w="140"/>
+              <w:bottom w:type="dxa" w:w="100"/>
+              <w:right w:type="dxa" w:w="140"/>
+            </w:tcMar>
+            <w:vAlign w:val="center"/>
+          </w:tcPr>
+          <w:p>
+            <w:pPr>
+              <w:spacing w:after="40" w:before="40"/>
+              <w:jc w:val="center"/>
+            </w:pPr>
+            <w:r>
+              <w:rPr>
+                <w:rFonts w:ascii="Calibri" w:cs="Calibri" w:eastAsia="Calibri" w:hAnsi="Calibri"/>
+                <w:b/>
+                <w:bCs/>
+                <w:color w:val="4CAF50"/>
+                <w:sz w:val="22"/>
+                <w:szCs w:val="22"/>
+              </w:rPr>
+              <w:t xml:space="preserve">Attached</w:t>
+            </w:r>
+          </w:p>
+        </w:tc>
+      </w:tr>
+      <w:tr>
+        <w:tc>
+          <w:tcPr>
+            <w:tcW w:type="dxa" w:w="1800"/>
+            <w:tcBorders>
+              <w:top w:val="single" w:color="BFBFBF" w:sz="4"/>
+              <w:left w:val="single" w:color="BFBFBF" w:sz="4"/>
+              <w:bottom w:val="single" w:color="BFBFBF" w:sz="4"/>
+              <w:right w:val="single" w:color="BFBFBF" w:sz="4"/>
+            </w:tcBorders>
             <w:shd w:fill="FFFFFF" w:val="clear"/>
             <w:tcMar>
               <w:top w:type="dxa" w:w="100"/>
@@ -1453,6 +1524,41 @@
           <w:p>
             <w:pPr>
               <w:spacing w:after="40" w:before="40"/>
+              <w:jc w:val="center"/>
+            </w:pPr>
+            <w:r>
+              <w:rPr>
+                <w:rFonts w:ascii="Calibri" w:cs="Calibri" w:eastAsia="Calibri" w:hAnsi="Calibri"/>
+                <w:b/>
+                <w:bCs/>
+                <w:sz w:val="22"/>
+                <w:szCs w:val="22"/>
+              </w:rPr>
+              <w:t xml:space="preserve">Annexure IV</w:t>
+            </w:r>
+          </w:p>
+        </w:tc>
+        <w:tc>
+          <w:tcPr>
+            <w:tcW w:type="dxa" w:w="5760"/>
+            <w:tcBorders>
+              <w:top w:val="single" w:color="BFBFBF" w:sz="4"/>
+              <w:left w:val="single" w:color="BFBFBF" w:sz="4"/>
+              <w:bottom w:val="single" w:color="BFBFBF" w:sz="4"/>
+              <w:right w:val="single" w:color="BFBFBF" w:sz="4"/>
+            </w:tcBorders>
+            <w:shd w:fill="FFFFFF" w:val="clear"/>
+            <w:tcMar>
+              <w:top w:type="dxa" w:w="100"/>
+              <w:left w:type="dxa" w:w="140"/>
+              <w:bottom w:type="dxa" w:w="100"/>
+              <w:right w:type="dxa" w:w="140"/>
+            </w:tcMar>
+            <w:vAlign w:val="center"/>
+          </w:tcPr>
+          <w:p>
+            <w:pPr>
+              <w:spacing w:after="40" w:before="40"/>
               <w:jc w:val="left"/>
             </w:pPr>
             <w:r>
@@ -1462,6 +1568,218 @@
                 <w:szCs w:val="22"/>
               </w:rPr>
               <w:t xml:space="preserve">Terms &amp; Conditions</w:t>
+            </w:r>
+          </w:p>
+        </w:tc>
+        <w:tc>
+          <w:tcPr>
+            <w:tcW w:type="dxa" w:w="1800"/>
+            <w:tcBorders>
+              <w:top w:val="single" w:color="BFBFBF" w:sz="4"/>
+              <w:left w:val="single" w:color="BFBFBF" w:sz="4"/>
+              <w:bottom w:val="single" w:color="BFBFBF" w:sz="4"/>
+              <w:right w:val="single" w:color="BFBFBF" w:sz="4"/>
+            </w:tcBorders>
+            <w:shd w:fill="FFFFFF" w:val="clear"/>
+            <w:tcMar>
+              <w:top w:type="dxa" w:w="100"/>
+              <w:left w:type="dxa" w:w="140"/>
+              <w:bottom w:type="dxa" w:w="100"/>
+              <w:right w:type="dxa" w:w="140"/>
+            </w:tcMar>
+            <w:vAlign w:val="center"/>
+          </w:tcPr>
+          <w:p>
+            <w:pPr>
+              <w:spacing w:after="40" w:before="40"/>
+              <w:jc w:val="center"/>
+            </w:pPr>
+            <w:r>
+              <w:rPr>
+                <w:rFonts w:ascii="Calibri" w:cs="Calibri" w:eastAsia="Calibri" w:hAnsi="Calibri"/>
+                <w:b/>
+                <w:bCs/>
+                <w:color w:val="4CAF50"/>
+                <w:sz w:val="22"/>
+                <w:szCs w:val="22"/>
+              </w:rPr>
+              <w:t xml:space="preserve">Attached</w:t>
+            </w:r>
+          </w:p>
+        </w:tc>
+      </w:tr>
+      <w:tr>
+        <w:tc>
+          <w:tcPr>
+            <w:tcW w:type="dxa" w:w="1800"/>
+            <w:tcBorders>
+              <w:top w:val="single" w:color="BFBFBF" w:sz="4"/>
+              <w:left w:val="single" w:color="BFBFBF" w:sz="4"/>
+              <w:bottom w:val="single" w:color="BFBFBF" w:sz="4"/>
+              <w:right w:val="single" w:color="BFBFBF" w:sz="4"/>
+            </w:tcBorders>
+            <w:shd w:fill="F3F4F6" w:val="clear"/>
+            <w:tcMar>
+              <w:top w:type="dxa" w:w="100"/>
+              <w:left w:type="dxa" w:w="140"/>
+              <w:bottom w:type="dxa" w:w="100"/>
+              <w:right w:type="dxa" w:w="140"/>
+            </w:tcMar>
+            <w:vAlign w:val="center"/>
+          </w:tcPr>
+          <w:p>
+            <w:pPr>
+              <w:spacing w:after="40" w:before="40"/>
+              <w:jc w:val="center"/>
+            </w:pPr>
+            <w:r>
+              <w:rPr>
+                <w:rFonts w:ascii="Calibri" w:cs="Calibri" w:eastAsia="Calibri" w:hAnsi="Calibri"/>
+                <w:b/>
+                <w:bCs/>
+                <w:sz w:val="22"/>
+                <w:szCs w:val="22"/>
+              </w:rPr>
+              <w:t xml:space="preserve">Annexure V</w:t>
+            </w:r>
+          </w:p>
+        </w:tc>
+        <w:tc>
+          <w:tcPr>
+            <w:tcW w:type="dxa" w:w="5760"/>
+            <w:tcBorders>
+              <w:top w:val="single" w:color="BFBFBF" w:sz="4"/>
+              <w:left w:val="single" w:color="BFBFBF" w:sz="4"/>
+              <w:bottom w:val="single" w:color="BFBFBF" w:sz="4"/>
+              <w:right w:val="single" w:color="BFBFBF" w:sz="4"/>
+            </w:tcBorders>
+            <w:shd w:fill="F3F4F6" w:val="clear"/>
+            <w:tcMar>
+              <w:top w:type="dxa" w:w="100"/>
+              <w:left w:type="dxa" w:w="140"/>
+              <w:bottom w:type="dxa" w:w="100"/>
+              <w:right w:type="dxa" w:w="140"/>
+            </w:tcMar>
+            <w:vAlign w:val="center"/>
+          </w:tcPr>
+          <w:p>
+            <w:pPr>
+              <w:spacing w:after="40" w:before="40"/>
+              <w:jc w:val="left"/>
+            </w:pPr>
+            <w:r>
+              <w:rPr>
+                <w:rFonts w:ascii="Calibri" w:cs="Calibri" w:eastAsia="Calibri" w:hAnsi="Calibri"/>
+                <w:sz w:val="22"/>
+                <w:szCs w:val="22"/>
+              </w:rPr>
+              <w:t xml:space="preserve">Reference List of Clients</w:t>
+            </w:r>
+          </w:p>
+        </w:tc>
+        <w:tc>
+          <w:tcPr>
+            <w:tcW w:type="dxa" w:w="1800"/>
+            <w:tcBorders>
+              <w:top w:val="single" w:color="BFBFBF" w:sz="4"/>
+              <w:left w:val="single" w:color="BFBFBF" w:sz="4"/>
+              <w:bottom w:val="single" w:color="BFBFBF" w:sz="4"/>
+              <w:right w:val="single" w:color="BFBFBF" w:sz="4"/>
+            </w:tcBorders>
+            <w:shd w:fill="F3F4F6" w:val="clear"/>
+            <w:tcMar>
+              <w:top w:type="dxa" w:w="100"/>
+              <w:left w:type="dxa" w:w="140"/>
+              <w:bottom w:type="dxa" w:w="100"/>
+              <w:right w:type="dxa" w:w="140"/>
+            </w:tcMar>
+            <w:vAlign w:val="center"/>
+          </w:tcPr>
+          <w:p>
+            <w:pPr>
+              <w:spacing w:after="40" w:before="40"/>
+              <w:jc w:val="center"/>
+            </w:pPr>
+            <w:r>
+              <w:rPr>
+                <w:rFonts w:ascii="Calibri" w:cs="Calibri" w:eastAsia="Calibri" w:hAnsi="Calibri"/>
+                <w:b/>
+                <w:bCs/>
+                <w:color w:val="4CAF50"/>
+                <w:sz w:val="22"/>
+                <w:szCs w:val="22"/>
+              </w:rPr>
+              <w:t xml:space="preserve">Attached</w:t>
+            </w:r>
+          </w:p>
+        </w:tc>
+      </w:tr>
+      <w:tr>
+        <w:tc>
+          <w:tcPr>
+            <w:tcW w:type="dxa" w:w="1800"/>
+            <w:tcBorders>
+              <w:top w:val="single" w:color="BFBFBF" w:sz="4"/>
+              <w:left w:val="single" w:color="BFBFBF" w:sz="4"/>
+              <w:bottom w:val="single" w:color="BFBFBF" w:sz="4"/>
+              <w:right w:val="single" w:color="BFBFBF" w:sz="4"/>
+            </w:tcBorders>
+            <w:shd w:fill="FFFFFF" w:val="clear"/>
+            <w:tcMar>
+              <w:top w:type="dxa" w:w="100"/>
+              <w:left w:type="dxa" w:w="140"/>
+              <w:bottom w:type="dxa" w:w="100"/>
+              <w:right w:type="dxa" w:w="140"/>
+            </w:tcMar>
+            <w:vAlign w:val="center"/>
+          </w:tcPr>
+          <w:p>
+            <w:pPr>
+              <w:spacing w:after="40" w:before="40"/>
+              <w:jc w:val="center"/>
+            </w:pPr>
+            <w:r>
+              <w:rPr>
+                <w:rFonts w:ascii="Calibri" w:cs="Calibri" w:eastAsia="Calibri" w:hAnsi="Calibri"/>
+                <w:b/>
+                <w:bCs/>
+                <w:sz w:val="22"/>
+                <w:szCs w:val="22"/>
+              </w:rPr>
+              <w:t xml:space="preserve">Annexure VI</w:t>
+            </w:r>
+          </w:p>
+        </w:tc>
+        <w:tc>
+          <w:tcPr>
+            <w:tcW w:type="dxa" w:w="5760"/>
+            <w:tcBorders>
+              <w:top w:val="single" w:color="BFBFBF" w:sz="4"/>
+              <w:left w:val="single" w:color="BFBFBF" w:sz="4"/>
+              <w:bottom w:val="single" w:color="BFBFBF" w:sz="4"/>
+              <w:right w:val="single" w:color="BFBFBF" w:sz="4"/>
+            </w:tcBorders>
+            <w:shd w:fill="FFFFFF" w:val="clear"/>
+            <w:tcMar>
+              <w:top w:type="dxa" w:w="100"/>
+              <w:left w:type="dxa" w:w="140"/>
+              <w:bottom w:type="dxa" w:w="100"/>
+              <w:right w:type="dxa" w:w="140"/>
+            </w:tcMar>
+            <w:vAlign w:val="center"/>
+          </w:tcPr>
+          <w:p>
+            <w:pPr>
+              <w:spacing w:after="40" w:before="40"/>
+              <w:jc w:val="left"/>
+            </w:pPr>
+            <w:r>
+              <w:rPr>
+                <w:rFonts w:ascii="Calibri" w:cs="Calibri" w:eastAsia="Calibri" w:hAnsi="Calibri"/>
+                <w:sz w:val="22"/>
+                <w:szCs w:val="22"/>
+              </w:rPr>
+              <w:t xml:space="preserve">Make List</w:t>
             </w:r>
           </w:p>
         </w:tc>
@@ -1627,7 +1945,7 @@
         <w:rPr>
           <w:rFonts w:ascii="Calibri" w:cs="Calibri" w:eastAsia="Calibri" w:hAnsi="Calibri"/>
         </w:rPr>
-        <w:t>ENCON has built lasting partnerships with leading names across the steel, casting, and process industries.</w:t>
+        <w:t xml:space="preserve">ENCON has built lasting partnerships with leading names across the steel, casting, and process industries — a representative reference list is included in Annexure V.</w:t>
       </w:r>
     </w:p>
     <w:p>
@@ -2630,7 +2948,7 @@
           <w:sz w:val="32"/>
           <w:szCs w:val="32"/>
         </w:rPr>
-        <w:t>ANNEXURE I — PRICE SCHEDULE</w:t>
+        <w:t>ANNEXURE I — SCOPE OF SUPPLY</w:t>
       </w:r>
     </w:p>
     <w:p>
@@ -2643,6 +2961,267 @@
           <w:rFonts w:ascii="Calibri" w:cs="Calibri" w:eastAsia="Calibri" w:hAnsi="Calibri"/>
         </w:rPr>
         <w:t xml:space="preserve">The scope of supply covers design, engineering, manufacturing, supply, and supervision for erection and commissioning of the system, consisting of the following components:</w:t>
+      </w:r>
+    </w:p>
+    <w:tbl>
+      <w:tblPr>
+        <w:tblW w:type="dxa" w:w="9360"/>
+        <w:tblBorders>
+          <w:top w:val="single" w:color="auto" w:sz="4"/>
+          <w:left w:val="single" w:color="auto" w:sz="4"/>
+          <w:bottom w:val="single" w:color="auto" w:sz="4"/>
+          <w:right w:val="single" w:color="auto" w:sz="4"/>
+          <w:insideH w:val="single" w:color="auto" w:sz="4"/>
+          <w:insideV w:val="single" w:color="auto" w:sz="4"/>
+        </w:tblBorders>
+      </w:tblPr>
+      <w:tblGrid>
+        <w:gridCol w:w="900"/>
+        <w:gridCol w:w="8460"/>
+      </w:tblGrid>
+      <w:tr>
+        <w:trPr>
+          <w:tblHeader/>
+        </w:trPr>
+        <w:tc>
+          <w:tcPr>
+            <w:tcW w:type="dxa" w:w="900"/>
+            <w:gridSpan w:val="2"/>
+            <w:tcBorders>
+              <w:top w:val="single" w:color="BFBFBF" w:sz="4"/>
+              <w:left w:val="single" w:color="BFBFBF" w:sz="4"/>
+              <w:bottom w:val="single" w:color="BFBFBF" w:sz="4"/>
+              <w:right w:val="single" w:color="BFBFBF" w:sz="4"/>
+            </w:tcBorders>
+            <w:shd w:fill="E87722" w:val="clear"/>
+            <w:tcMar>
+              <w:top w:type="dxa" w:w="100"/>
+              <w:left w:type="dxa" w:w="140"/>
+              <w:bottom w:type="dxa" w:w="100"/>
+              <w:right w:type="dxa" w:w="140"/>
+            </w:tcMar>
+            <w:vAlign w:val="center"/>
+          </w:tcPr>
+          <w:p>
+            <w:pPr>
+              <w:spacing w:after="40" w:before="40"/>
+              <w:jc w:val="center"/>
+            </w:pPr>
+            <w:r>
+              <w:rPr>
+                <w:rFonts w:ascii="Calibri" w:cs="Calibri" w:eastAsia="Calibri" w:hAnsi="Calibri"/>
+                <w:b/>
+                <w:bCs/>
+                <w:color w:val="FFFFFF"/>
+                <w:sz w:val="22"/>
+                <w:szCs w:val="22"/>
+              </w:rPr>
+              <w:t xml:space="preserve">S. No.</w:t>
+            </w:r>
+          </w:p>
+        </w:tc>
+      </w:tr>
+      <w:tr>
+        <w:tc>
+          <w:tcPr>
+            <w:tcW w:type="dxa" w:w="900"/>
+          </w:tcPr>
+          <w:p>
+            <w:r>
+              <w:t>{%tr for eq in equipments %}</w:t>
+            </w:r>
+          </w:p>
+        </w:tc>
+        <w:tc>
+          <w:tcPr>
+            <w:tcW w:type="dxa" w:w="8460"/>
+          </w:tcPr>
+          <w:p>
+            <w:r/>
+          </w:p>
+        </w:tc>
+      </w:tr>
+      <w:tr>
+        <w:tc>
+          <w:tcPr>
+            <w:tcW w:type="dxa" w:w="900"/>
+          </w:tcPr>
+          <w:p>
+            <w:r>
+              <w:t>{{ loop.index }}.</w:t>
+            </w:r>
+          </w:p>
+        </w:tc>
+        <w:tc>
+          <w:tcPr>
+            <w:tcW w:type="dxa" w:w="8460"/>
+          </w:tcPr>
+          <w:p>
+            <w:r>
+              <w:t>{{ eq.name }}</w:t>
+            </w:r>
+          </w:p>
+        </w:tc>
+      </w:tr>
+      <w:tr>
+        <w:tc>
+          <w:tcPr>
+            <w:tcW w:type="dxa" w:w="900"/>
+          </w:tcPr>
+          <w:p>
+            <w:r>
+              <w:t>{%tr endfor %}</w:t>
+            </w:r>
+          </w:p>
+        </w:tc>
+        <w:tc>
+          <w:tcPr>
+            <w:tcW w:type="dxa" w:w="8460"/>
+          </w:tcPr>
+          <w:p>
+            <w:r/>
+          </w:p>
+        </w:tc>
+      </w:tr>
+    </w:tbl>
+    <w:p>
+      <w:pPr>
+        <w:pStyle w:val="Heading1"/>
+        <w:pBdr>
+          <w:bottom w:val="single" w:color="E87722" w:sz="12" w:space="4"/>
+        </w:pBdr>
+        <w:spacing w:after="200" w:before="360"/>
+      </w:pPr>
+      <w:r>
+        <w:rPr>
+          <w:rFonts w:ascii="Calibri" w:cs="Calibri" w:eastAsia="Calibri" w:hAnsi="Calibri"/>
+          <w:b/>
+          <w:bCs/>
+          <w:color w:val="1F2937"/>
+          <w:sz w:val="32"/>
+          <w:szCs w:val="32"/>
+        </w:rPr>
+        <w:t>ANNEXURE II — EXCLUSIONS</w:t>
+      </w:r>
+    </w:p>
+    <w:p>
+      <w:pPr>
+        <w:spacing w:after="160" w:before="60" w:line="300"/>
+        <w:jc w:val="left"/>
+      </w:pPr>
+      <w:r>
+        <w:rPr>
+          <w:rFonts w:ascii="Calibri" w:cs="Calibri" w:eastAsia="Calibri" w:hAnsi="Calibri"/>
+        </w:rPr>
+        <w:t xml:space="preserve">All parts and services not specifically mentioned in the Scope of Supply are excluded, including but not limited to:</w:t>
+      </w:r>
+    </w:p>
+    <w:p>
+      <w:pPr>
+        <w:pStyle w:val="ListParagraph"/>
+        <w:numPr>
+          <w:ilvl w:val="0"/>
+          <w:numId w:val="2"/>
+        </w:numPr>
+        <w:spacing w:after="40" w:before="40" w:line="280"/>
+      </w:pPr>
+      <w:r>
+        <w:rPr>
+          <w:rFonts w:ascii="Calibri" w:cs="Calibri" w:eastAsia="Calibri" w:hAnsi="Calibri"/>
+          <w:sz w:val="22"/>
+          <w:szCs w:val="22"/>
+        </w:rPr>
+        <w:t>PIPELINE</w:t>
+      </w:r>
+    </w:p>
+    <w:p>
+      <w:pPr>
+        <w:pStyle w:val="ListParagraph"/>
+        <w:numPr>
+          <w:ilvl w:val="0"/>
+          <w:numId w:val="2"/>
+        </w:numPr>
+        <w:spacing w:after="40" w:before="40" w:line="280"/>
+      </w:pPr>
+      <w:r>
+        <w:rPr>
+          <w:rFonts w:ascii="Calibri" w:cs="Calibri" w:eastAsia="Calibri" w:hAnsi="Calibri"/>
+          <w:sz w:val="22"/>
+          <w:szCs w:val="22"/>
+        </w:rPr>
+        <w:t>CIVIL WORK, CABLING, AND PIPING WORK</w:t>
+      </w:r>
+    </w:p>
+    <w:p>
+      <w:pPr>
+        <w:pStyle w:val="ListParagraph"/>
+        <w:numPr>
+          <w:ilvl w:val="0"/>
+          <w:numId w:val="2"/>
+        </w:numPr>
+        <w:spacing w:after="40" w:before="40" w:line="280"/>
+      </w:pPr>
+      <w:r>
+        <w:rPr>
+          <w:rFonts w:ascii="Calibri" w:cs="Calibri" w:eastAsia="Calibri" w:hAnsi="Calibri"/>
+          <w:sz w:val="22"/>
+          <w:szCs w:val="22"/>
+        </w:rPr>
+        <w:t>ANY FUME-EXTRACTION SYSTEM</w:t>
+      </w:r>
+    </w:p>
+    <w:p>
+      <w:pPr>
+        <w:pStyle w:val="ListParagraph"/>
+        <w:numPr>
+          <w:ilvl w:val="0"/>
+          <w:numId w:val="2"/>
+        </w:numPr>
+        <w:spacing w:after="40" w:before="40" w:line="280"/>
+      </w:pPr>
+      <w:r>
+        <w:rPr>
+          <w:rFonts w:ascii="Calibri" w:cs="Calibri" w:eastAsia="Calibri" w:hAnsi="Calibri"/>
+          <w:sz w:val="22"/>
+          <w:szCs w:val="22"/>
+        </w:rPr>
+        <w:t>ANY MATERIAL-HANDLING EQUIPMENT</w:t>
+      </w:r>
+    </w:p>
+    <w:p>
+      <w:pPr>
+        <w:pStyle w:val="ListParagraph"/>
+        <w:numPr>
+          <w:ilvl w:val="0"/>
+          <w:numId w:val="2"/>
+        </w:numPr>
+        <w:spacing w:after="40" w:before="40" w:line="280"/>
+      </w:pPr>
+      <w:r>
+        <w:rPr>
+          <w:rFonts w:ascii="Calibri" w:cs="Calibri" w:eastAsia="Calibri" w:hAnsi="Calibri"/>
+          <w:sz w:val="22"/>
+          <w:szCs w:val="22"/>
+        </w:rPr>
+        <w:t>FOUNDATION BOLTS FOR COLUMN / STRUCTURE</w:t>
+      </w:r>
+    </w:p>
+    <w:p>
+      <w:pPr>
+        <w:pStyle w:val="ListParagraph"/>
+        <w:numPr>
+          <w:ilvl w:val="0"/>
+          <w:numId w:val="2"/>
+        </w:numPr>
+        <w:spacing w:after="40" w:before="40" w:line="280"/>
+      </w:pPr>
+      <w:r>
+        <w:rPr>
+          <w:rFonts w:ascii="Calibri" w:cs="Calibri" w:eastAsia="Calibri" w:hAnsi="Calibri"/>
+          <w:sz w:val="22"/>
+          <w:szCs w:val="22"/>
+        </w:rPr>
+        <w:t>LADLE STAND / SUPPORT</w:t>
       </w:r>
     </w:p>
     <w:p>
@@ -2662,7 +3241,7 @@
           <w:sz w:val="32"/>
           <w:szCs w:val="32"/>
         </w:rPr>
-        <w:t>ANNEXURE II — PRICE SCHEDULE</w:t>
+        <w:t>ANNEXURE III — PRICE SCHEDULE</w:t>
       </w:r>
     </w:p>
     <w:tbl>
@@ -3701,6 +4280,83 @@
         <w:spacing w:before="240" w:after="0"/>
       </w:pPr>
     </w:p>
+    <w:tbl>
+      <w:tblPr>
+        <w:tblW w:type="dxa" w:w="9360"/>
+        <w:tblBorders>
+          <w:top w:val="single" w:sz="6" w:color="auto"/>
+          <w:left w:val="single" w:sz="6" w:color="auto"/>
+          <w:bottom w:val="single" w:sz="6" w:color="auto"/>
+          <w:right w:val="single" w:sz="6" w:color="auto"/>
+          <w:insideH w:val="single" w:sz="6" w:color="auto"/>
+          <w:insideV w:val="single" w:sz="6" w:color="auto"/>
+        </w:tblBorders>
+      </w:tblPr>
+      <w:tblGrid>
+        <w:gridCol w:w="6360"/>
+        <w:gridCol w:w="3000"/>
+      </w:tblGrid>
+      <w:tr>
+        <w:tc>
+          <w:tcPr>
+            <w:tcW w:type="dxa" w:w="6360"/>
+          </w:tcPr>
+          <w:p>
+            <w:r>
+              <w:t>Supervision Charges for Erection and Commissioning (Mechanical)</w:t>
+            </w:r>
+          </w:p>
+        </w:tc>
+        <w:tc>
+          <w:tcPr>
+            <w:tcW w:type="dxa" w:w="3000"/>
+          </w:tcPr>
+          <w:p>
+            <w:r>
+              <w:t xml:space="preserve">INR {{ supervision_mech }}</w:t>
+            </w:r>
+          </w:p>
+        </w:tc>
+      </w:tr>
+      <w:tr>
+        <w:tc>
+          <w:tcPr>
+            <w:tcW w:type="dxa" w:w="6360"/>
+          </w:tcPr>
+          <w:p>
+            <w:r>
+              <w:t>Supervision Charges for Erection and Commissioning (PLC and Instrumentation)</w:t>
+            </w:r>
+          </w:p>
+        </w:tc>
+        <w:tc>
+          <w:tcPr>
+            <w:tcW w:type="dxa" w:w="3000"/>
+          </w:tcPr>
+          <w:p>
+            <w:r>
+              <w:t xml:space="preserve">INR {{ supervision_plc }}</w:t>
+            </w:r>
+          </w:p>
+        </w:tc>
+      </w:tr>
+      <w:tr>
+        <w:tc>
+          <w:tcPr>
+            <w:tcW w:type="dxa" w:w="9360"/>
+            <w:gridSpan w:val="2"/>
+          </w:tcPr>
+          <w:p>
+            <w:r>
+              <w:rPr>
+                <w:i/>
+              </w:rPr>
+              <w:t>Note: To-and-fro fare from Delhi to site, plus boarding, lodging, local conveyance, and medical assistance if required.</w:t>
+            </w:r>
+          </w:p>
+        </w:tc>
+      </w:tr>
+    </w:tbl>
     <w:p>
       <w:pPr>
         <w:pStyle w:val="Heading1"/>
@@ -3718,7 +4374,7 @@
           <w:sz w:val="32"/>
           <w:szCs w:val="32"/>
         </w:rPr>
-        <w:t>ANNEXURE III — TERMS &amp; CONDITIONS</w:t>
+        <w:t>ANNEXURE IV — TERMS &amp; CONDITIONS</w:t>
       </w:r>
     </w:p>
     <w:tbl>
@@ -4470,6 +5126,5768 @@
         </w:tc>
       </w:tr>
     </w:tbl>
+    <w:p>
+      <w:pPr>
+        <w:pStyle w:val="Heading1"/>
+        <w:pBdr>
+          <w:bottom w:val="single" w:color="E87722" w:sz="12" w:space="4"/>
+        </w:pBdr>
+        <w:spacing w:after="200" w:before="360"/>
+      </w:pPr>
+      <w:r>
+        <w:rPr>
+          <w:rFonts w:ascii="Calibri" w:cs="Calibri" w:eastAsia="Calibri" w:hAnsi="Calibri"/>
+          <w:b/>
+          <w:bCs/>
+          <w:color w:val="1F2937"/>
+          <w:sz w:val="32"/>
+          <w:szCs w:val="32"/>
+        </w:rPr>
+        <w:t>ANNEXURE V — REFERENCE LIST OF CLIENTS</w:t>
+      </w:r>
+    </w:p>
+    <w:p>
+      <w:pPr>
+        <w:spacing w:after="160" w:before="60" w:line="300"/>
+        <w:jc w:val="left"/>
+      </w:pPr>
+      <w:r>
+        <w:rPr>
+          <w:rFonts w:ascii="Calibri" w:cs="Calibri" w:eastAsia="Calibri" w:hAnsi="Calibri"/>
+        </w:rPr>
+        <w:t xml:space="preserve">ENCON has supplied ladle preheating systems to leading steel and casting houses across India and overseas. A representative list is provided below.</w:t>
+      </w:r>
+    </w:p>
+    <w:tbl>
+      <w:tblPr>
+        <w:tblW w:type="dxa" w:w="9360"/>
+        <w:tblBorders>
+          <w:top w:val="single" w:color="auto" w:sz="4"/>
+          <w:left w:val="single" w:color="auto" w:sz="4"/>
+          <w:bottom w:val="single" w:color="auto" w:sz="4"/>
+          <w:right w:val="single" w:color="auto" w:sz="4"/>
+          <w:insideH w:val="single" w:color="auto" w:sz="4"/>
+          <w:insideV w:val="single" w:color="auto" w:sz="4"/>
+        </w:tblBorders>
+      </w:tblPr>
+      <w:tblGrid>
+        <w:gridCol w:w="780"/>
+        <w:gridCol w:w="3580"/>
+        <w:gridCol w:w="5000"/>
+      </w:tblGrid>
+      <w:tr>
+        <w:trPr>
+          <w:tblHeader/>
+        </w:trPr>
+        <w:tc>
+          <w:tcPr>
+            <w:tcW w:type="dxa" w:w="780"/>
+            <w:tcBorders>
+              <w:top w:val="single" w:color="BFBFBF" w:sz="4"/>
+              <w:left w:val="single" w:color="BFBFBF" w:sz="4"/>
+              <w:bottom w:val="single" w:color="BFBFBF" w:sz="4"/>
+              <w:right w:val="single" w:color="BFBFBF" w:sz="4"/>
+            </w:tcBorders>
+            <w:shd w:fill="E87722" w:val="clear"/>
+            <w:tcMar>
+              <w:top w:type="dxa" w:w="100"/>
+              <w:left w:type="dxa" w:w="140"/>
+              <w:bottom w:type="dxa" w:w="100"/>
+              <w:right w:type="dxa" w:w="140"/>
+            </w:tcMar>
+            <w:vAlign w:val="center"/>
+          </w:tcPr>
+          <w:p>
+            <w:pPr>
+              <w:spacing w:after="40" w:before="40"/>
+              <w:jc w:val="center"/>
+            </w:pPr>
+            <w:r>
+              <w:rPr>
+                <w:rFonts w:ascii="Calibri" w:cs="Calibri" w:eastAsia="Calibri" w:hAnsi="Calibri"/>
+                <w:b/>
+                <w:bCs/>
+                <w:color w:val="FFFFFF"/>
+                <w:sz w:val="22"/>
+                <w:szCs w:val="22"/>
+              </w:rPr>
+              <w:t xml:space="preserve">S. No.</w:t>
+            </w:r>
+          </w:p>
+        </w:tc>
+        <w:tc>
+          <w:tcPr>
+            <w:tcW w:type="dxa" w:w="3580"/>
+            <w:tcBorders>
+              <w:top w:val="single" w:color="BFBFBF" w:sz="4"/>
+              <w:left w:val="single" w:color="BFBFBF" w:sz="4"/>
+              <w:bottom w:val="single" w:color="BFBFBF" w:sz="4"/>
+              <w:right w:val="single" w:color="BFBFBF" w:sz="4"/>
+            </w:tcBorders>
+            <w:shd w:fill="E87722" w:val="clear"/>
+            <w:tcMar>
+              <w:top w:type="dxa" w:w="100"/>
+              <w:left w:type="dxa" w:w="140"/>
+              <w:bottom w:type="dxa" w:w="100"/>
+              <w:right w:type="dxa" w:w="140"/>
+            </w:tcMar>
+            <w:vAlign w:val="center"/>
+          </w:tcPr>
+          <w:p>
+            <w:pPr>
+              <w:spacing w:after="40" w:before="40"/>
+              <w:jc w:val="left"/>
+            </w:pPr>
+            <w:r>
+              <w:rPr>
+                <w:rFonts w:ascii="Calibri" w:cs="Calibri" w:eastAsia="Calibri" w:hAnsi="Calibri"/>
+                <w:b/>
+                <w:bCs/>
+                <w:color w:val="FFFFFF"/>
+                <w:sz w:val="22"/>
+                <w:szCs w:val="22"/>
+              </w:rPr>
+              <w:t xml:space="preserve">Client</w:t>
+            </w:r>
+          </w:p>
+        </w:tc>
+        <w:tc>
+          <w:tcPr>
+            <w:tcW w:type="dxa" w:w="5000"/>
+            <w:tcBorders>
+              <w:top w:val="single" w:color="BFBFBF" w:sz="4"/>
+              <w:left w:val="single" w:color="BFBFBF" w:sz="4"/>
+              <w:bottom w:val="single" w:color="BFBFBF" w:sz="4"/>
+              <w:right w:val="single" w:color="BFBFBF" w:sz="4"/>
+            </w:tcBorders>
+            <w:shd w:fill="E87722" w:val="clear"/>
+            <w:tcMar>
+              <w:top w:type="dxa" w:w="100"/>
+              <w:left w:type="dxa" w:w="140"/>
+              <w:bottom w:type="dxa" w:w="100"/>
+              <w:right w:type="dxa" w:w="140"/>
+            </w:tcMar>
+            <w:vAlign w:val="center"/>
+          </w:tcPr>
+          <w:p>
+            <w:pPr>
+              <w:spacing w:after="40" w:before="40"/>
+              <w:jc w:val="left"/>
+            </w:pPr>
+            <w:r>
+              <w:rPr>
+                <w:rFonts w:ascii="Calibri" w:cs="Calibri" w:eastAsia="Calibri" w:hAnsi="Calibri"/>
+                <w:b/>
+                <w:bCs/>
+                <w:color w:val="FFFFFF"/>
+                <w:sz w:val="22"/>
+                <w:szCs w:val="22"/>
+              </w:rPr>
+              <w:t xml:space="preserve">Application</w:t>
+            </w:r>
+          </w:p>
+        </w:tc>
+      </w:tr>
+      <w:tr>
+        <w:tc>
+          <w:tcPr>
+            <w:tcW w:type="dxa" w:w="780"/>
+            <w:tcBorders>
+              <w:top w:val="single" w:color="BFBFBF" w:sz="4"/>
+              <w:left w:val="single" w:color="BFBFBF" w:sz="4"/>
+              <w:bottom w:val="single" w:color="BFBFBF" w:sz="4"/>
+              <w:right w:val="single" w:color="BFBFBF" w:sz="4"/>
+            </w:tcBorders>
+            <w:shd w:fill="F3F4F6" w:val="clear"/>
+            <w:tcMar>
+              <w:top w:type="dxa" w:w="100"/>
+              <w:left w:type="dxa" w:w="140"/>
+              <w:bottom w:type="dxa" w:w="100"/>
+              <w:right w:type="dxa" w:w="140"/>
+            </w:tcMar>
+            <w:vAlign w:val="center"/>
+          </w:tcPr>
+          <w:p>
+            <w:pPr>
+              <w:spacing w:after="40" w:before="40"/>
+              <w:jc w:val="center"/>
+            </w:pPr>
+            <w:r>
+              <w:rPr>
+                <w:rFonts w:ascii="Calibri" w:cs="Calibri" w:eastAsia="Calibri" w:hAnsi="Calibri"/>
+                <w:sz w:val="22"/>
+                <w:szCs w:val="22"/>
+              </w:rPr>
+              <w:t xml:space="preserve">1</w:t>
+            </w:r>
+          </w:p>
+        </w:tc>
+        <w:tc>
+          <w:tcPr>
+            <w:tcW w:type="dxa" w:w="3580"/>
+            <w:tcBorders>
+              <w:top w:val="single" w:color="BFBFBF" w:sz="4"/>
+              <w:left w:val="single" w:color="BFBFBF" w:sz="4"/>
+              <w:bottom w:val="single" w:color="BFBFBF" w:sz="4"/>
+              <w:right w:val="single" w:color="BFBFBF" w:sz="4"/>
+            </w:tcBorders>
+            <w:shd w:fill="F3F4F6" w:val="clear"/>
+            <w:tcMar>
+              <w:top w:type="dxa" w:w="100"/>
+              <w:left w:type="dxa" w:w="140"/>
+              <w:bottom w:type="dxa" w:w="100"/>
+              <w:right w:type="dxa" w:w="140"/>
+            </w:tcMar>
+            <w:vAlign w:val="center"/>
+          </w:tcPr>
+          <w:p>
+            <w:pPr>
+              <w:spacing w:after="40" w:before="40"/>
+              <w:jc w:val="left"/>
+            </w:pPr>
+            <w:r>
+              <w:rPr>
+                <w:rFonts w:ascii="Calibri" w:cs="Calibri" w:eastAsia="Calibri" w:hAnsi="Calibri"/>
+                <w:b/>
+                <w:bCs/>
+                <w:sz w:val="22"/>
+                <w:szCs w:val="22"/>
+              </w:rPr>
+              <w:t xml:space="preserve">Emirates Steel Co. LLC, Abu Dhabi</w:t>
+            </w:r>
+          </w:p>
+        </w:tc>
+        <w:tc>
+          <w:tcPr>
+            <w:tcW w:type="dxa" w:w="5000"/>
+            <w:tcBorders>
+              <w:top w:val="single" w:color="BFBFBF" w:sz="4"/>
+              <w:left w:val="single" w:color="BFBFBF" w:sz="4"/>
+              <w:bottom w:val="single" w:color="BFBFBF" w:sz="4"/>
+              <w:right w:val="single" w:color="BFBFBF" w:sz="4"/>
+            </w:tcBorders>
+            <w:shd w:fill="F3F4F6" w:val="clear"/>
+            <w:tcMar>
+              <w:top w:type="dxa" w:w="100"/>
+              <w:left w:type="dxa" w:w="140"/>
+              <w:bottom w:type="dxa" w:w="100"/>
+              <w:right w:type="dxa" w:w="140"/>
+            </w:tcMar>
+            <w:vAlign w:val="center"/>
+          </w:tcPr>
+          <w:p>
+            <w:pPr>
+              <w:spacing w:after="40" w:before="40"/>
+              <w:jc w:val="left"/>
+            </w:pPr>
+            <w:r>
+              <w:rPr>
+                <w:rFonts w:ascii="Calibri" w:cs="Calibri" w:eastAsia="Calibri" w:hAnsi="Calibri"/>
+                <w:sz w:val="22"/>
+                <w:szCs w:val="22"/>
+              </w:rPr>
+              <w:t xml:space="preserve">Vertical Ladle Preheater</w:t>
+            </w:r>
+          </w:p>
+        </w:tc>
+      </w:tr>
+      <w:tr>
+        <w:tc>
+          <w:tcPr>
+            <w:tcW w:type="dxa" w:w="780"/>
+            <w:tcBorders>
+              <w:top w:val="single" w:color="BFBFBF" w:sz="4"/>
+              <w:left w:val="single" w:color="BFBFBF" w:sz="4"/>
+              <w:bottom w:val="single" w:color="BFBFBF" w:sz="4"/>
+              <w:right w:val="single" w:color="BFBFBF" w:sz="4"/>
+            </w:tcBorders>
+            <w:shd w:fill="F3F4F6" w:val="clear"/>
+            <w:tcMar>
+              <w:top w:type="dxa" w:w="100"/>
+              <w:left w:type="dxa" w:w="140"/>
+              <w:bottom w:type="dxa" w:w="100"/>
+              <w:right w:type="dxa" w:w="140"/>
+            </w:tcMar>
+            <w:vAlign w:val="center"/>
+          </w:tcPr>
+          <w:p>
+            <w:pPr>
+              <w:spacing w:after="40" w:before="40"/>
+              <w:jc w:val="center"/>
+            </w:pPr>
+            <w:r>
+              <w:rPr>
+                <w:rFonts w:ascii="Calibri" w:cs="Calibri" w:eastAsia="Calibri" w:hAnsi="Calibri"/>
+                <w:sz w:val="22"/>
+                <w:szCs w:val="22"/>
+              </w:rPr>
+              <w:t xml:space="preserve">2</w:t>
+            </w:r>
+          </w:p>
+        </w:tc>
+        <w:tc>
+          <w:tcPr>
+            <w:tcW w:type="dxa" w:w="3580"/>
+            <w:tcBorders>
+              <w:top w:val="single" w:color="BFBFBF" w:sz="4"/>
+              <w:left w:val="single" w:color="BFBFBF" w:sz="4"/>
+              <w:bottom w:val="single" w:color="BFBFBF" w:sz="4"/>
+              <w:right w:val="single" w:color="BFBFBF" w:sz="4"/>
+            </w:tcBorders>
+            <w:shd w:fill="F3F4F6" w:val="clear"/>
+            <w:tcMar>
+              <w:top w:type="dxa" w:w="100"/>
+              <w:left w:type="dxa" w:w="140"/>
+              <w:bottom w:type="dxa" w:w="100"/>
+              <w:right w:type="dxa" w:w="140"/>
+            </w:tcMar>
+            <w:vAlign w:val="center"/>
+          </w:tcPr>
+          <w:p>
+            <w:pPr>
+              <w:spacing w:after="40" w:before="40"/>
+              <w:jc w:val="left"/>
+            </w:pPr>
+            <w:r>
+              <w:rPr>
+                <w:rFonts w:ascii="Calibri" w:cs="Calibri" w:eastAsia="Calibri" w:hAnsi="Calibri"/>
+                <w:b/>
+                <w:bCs/>
+                <w:sz w:val="22"/>
+                <w:szCs w:val="22"/>
+              </w:rPr>
+              <w:t xml:space="preserve">Rourkela Steel Plant, Rourkela</w:t>
+            </w:r>
+          </w:p>
+        </w:tc>
+        <w:tc>
+          <w:tcPr>
+            <w:tcW w:type="dxa" w:w="5000"/>
+            <w:tcBorders>
+              <w:top w:val="single" w:color="BFBFBF" w:sz="4"/>
+              <w:left w:val="single" w:color="BFBFBF" w:sz="4"/>
+              <w:bottom w:val="single" w:color="BFBFBF" w:sz="4"/>
+              <w:right w:val="single" w:color="BFBFBF" w:sz="4"/>
+            </w:tcBorders>
+            <w:shd w:fill="F3F4F6" w:val="clear"/>
+            <w:tcMar>
+              <w:top w:type="dxa" w:w="100"/>
+              <w:left w:type="dxa" w:w="140"/>
+              <w:bottom w:type="dxa" w:w="100"/>
+              <w:right w:type="dxa" w:w="140"/>
+            </w:tcMar>
+            <w:vAlign w:val="center"/>
+          </w:tcPr>
+          <w:p>
+            <w:pPr>
+              <w:spacing w:after="40" w:before="40"/>
+              <w:jc w:val="left"/>
+            </w:pPr>
+            <w:r>
+              <w:rPr>
+                <w:rFonts w:ascii="Calibri" w:cs="Calibri" w:eastAsia="Calibri" w:hAnsi="Calibri"/>
+                <w:sz w:val="22"/>
+                <w:szCs w:val="22"/>
+              </w:rPr>
+              <w:t xml:space="preserve">Horizontal Ladle Preheater</w:t>
+            </w:r>
+          </w:p>
+        </w:tc>
+      </w:tr>
+      <w:tr>
+        <w:tc>
+          <w:tcPr>
+            <w:tcW w:type="dxa" w:w="780"/>
+            <w:tcBorders>
+              <w:top w:val="single" w:color="BFBFBF" w:sz="4"/>
+              <w:left w:val="single" w:color="BFBFBF" w:sz="4"/>
+              <w:bottom w:val="single" w:color="BFBFBF" w:sz="4"/>
+              <w:right w:val="single" w:color="BFBFBF" w:sz="4"/>
+            </w:tcBorders>
+            <w:shd w:fill="F3F4F6" w:val="clear"/>
+            <w:tcMar>
+              <w:top w:type="dxa" w:w="100"/>
+              <w:left w:type="dxa" w:w="140"/>
+              <w:bottom w:type="dxa" w:w="100"/>
+              <w:right w:type="dxa" w:w="140"/>
+            </w:tcMar>
+            <w:vAlign w:val="center"/>
+          </w:tcPr>
+          <w:p>
+            <w:pPr>
+              <w:spacing w:after="40" w:before="40"/>
+              <w:jc w:val="center"/>
+            </w:pPr>
+            <w:r>
+              <w:rPr>
+                <w:rFonts w:ascii="Calibri" w:cs="Calibri" w:eastAsia="Calibri" w:hAnsi="Calibri"/>
+                <w:sz w:val="22"/>
+                <w:szCs w:val="22"/>
+              </w:rPr>
+              <w:t xml:space="preserve">3</w:t>
+            </w:r>
+          </w:p>
+        </w:tc>
+        <w:tc>
+          <w:tcPr>
+            <w:tcW w:type="dxa" w:w="3580"/>
+            <w:tcBorders>
+              <w:top w:val="single" w:color="BFBFBF" w:sz="4"/>
+              <w:left w:val="single" w:color="BFBFBF" w:sz="4"/>
+              <w:bottom w:val="single" w:color="BFBFBF" w:sz="4"/>
+              <w:right w:val="single" w:color="BFBFBF" w:sz="4"/>
+            </w:tcBorders>
+            <w:shd w:fill="F3F4F6" w:val="clear"/>
+            <w:tcMar>
+              <w:top w:type="dxa" w:w="100"/>
+              <w:left w:type="dxa" w:w="140"/>
+              <w:bottom w:type="dxa" w:w="100"/>
+              <w:right w:type="dxa" w:w="140"/>
+            </w:tcMar>
+            <w:vAlign w:val="center"/>
+          </w:tcPr>
+          <w:p>
+            <w:pPr>
+              <w:spacing w:after="40" w:before="40"/>
+              <w:jc w:val="left"/>
+            </w:pPr>
+            <w:r>
+              <w:rPr>
+                <w:rFonts w:ascii="Calibri" w:cs="Calibri" w:eastAsia="Calibri" w:hAnsi="Calibri"/>
+                <w:b/>
+                <w:bCs/>
+                <w:sz w:val="22"/>
+                <w:szCs w:val="22"/>
+              </w:rPr>
+              <w:t xml:space="preserve">JSW Steel Limited, Bellary</w:t>
+            </w:r>
+          </w:p>
+        </w:tc>
+        <w:tc>
+          <w:tcPr>
+            <w:tcW w:type="dxa" w:w="5000"/>
+            <w:tcBorders>
+              <w:top w:val="single" w:color="BFBFBF" w:sz="4"/>
+              <w:left w:val="single" w:color="BFBFBF" w:sz="4"/>
+              <w:bottom w:val="single" w:color="BFBFBF" w:sz="4"/>
+              <w:right w:val="single" w:color="BFBFBF" w:sz="4"/>
+            </w:tcBorders>
+            <w:shd w:fill="F3F4F6" w:val="clear"/>
+            <w:tcMar>
+              <w:top w:type="dxa" w:w="100"/>
+              <w:left w:type="dxa" w:w="140"/>
+              <w:bottom w:type="dxa" w:w="100"/>
+              <w:right w:type="dxa" w:w="140"/>
+            </w:tcMar>
+            <w:vAlign w:val="center"/>
+          </w:tcPr>
+          <w:p>
+            <w:pPr>
+              <w:spacing w:after="40" w:before="40"/>
+              <w:jc w:val="left"/>
+            </w:pPr>
+            <w:r>
+              <w:rPr>
+                <w:rFonts w:ascii="Calibri" w:cs="Calibri" w:eastAsia="Calibri" w:hAnsi="Calibri"/>
+                <w:sz w:val="22"/>
+                <w:szCs w:val="22"/>
+              </w:rPr>
+              <w:t xml:space="preserve">Tundish Preheater</w:t>
+            </w:r>
+          </w:p>
+        </w:tc>
+      </w:tr>
+      <w:tr>
+        <w:tc>
+          <w:tcPr>
+            <w:tcW w:type="dxa" w:w="780"/>
+            <w:tcBorders>
+              <w:top w:val="single" w:color="BFBFBF" w:sz="4"/>
+              <w:left w:val="single" w:color="BFBFBF" w:sz="4"/>
+              <w:bottom w:val="single" w:color="BFBFBF" w:sz="4"/>
+              <w:right w:val="single" w:color="BFBFBF" w:sz="4"/>
+            </w:tcBorders>
+            <w:shd w:fill="F3F4F6" w:val="clear"/>
+            <w:tcMar>
+              <w:top w:type="dxa" w:w="100"/>
+              <w:left w:type="dxa" w:w="140"/>
+              <w:bottom w:type="dxa" w:w="100"/>
+              <w:right w:type="dxa" w:w="140"/>
+            </w:tcMar>
+            <w:vAlign w:val="center"/>
+          </w:tcPr>
+          <w:p>
+            <w:pPr>
+              <w:spacing w:after="40" w:before="40"/>
+              <w:jc w:val="center"/>
+            </w:pPr>
+            <w:r>
+              <w:rPr>
+                <w:rFonts w:ascii="Calibri" w:cs="Calibri" w:eastAsia="Calibri" w:hAnsi="Calibri"/>
+                <w:sz w:val="22"/>
+                <w:szCs w:val="22"/>
+              </w:rPr>
+              <w:t xml:space="preserve">4</w:t>
+            </w:r>
+          </w:p>
+        </w:tc>
+        <w:tc>
+          <w:tcPr>
+            <w:tcW w:type="dxa" w:w="3580"/>
+            <w:tcBorders>
+              <w:top w:val="single" w:color="BFBFBF" w:sz="4"/>
+              <w:left w:val="single" w:color="BFBFBF" w:sz="4"/>
+              <w:bottom w:val="single" w:color="BFBFBF" w:sz="4"/>
+              <w:right w:val="single" w:color="BFBFBF" w:sz="4"/>
+            </w:tcBorders>
+            <w:shd w:fill="F3F4F6" w:val="clear"/>
+            <w:tcMar>
+              <w:top w:type="dxa" w:w="100"/>
+              <w:left w:type="dxa" w:w="140"/>
+              <w:bottom w:type="dxa" w:w="100"/>
+              <w:right w:type="dxa" w:w="140"/>
+            </w:tcMar>
+            <w:vAlign w:val="center"/>
+          </w:tcPr>
+          <w:p>
+            <w:pPr>
+              <w:spacing w:after="40" w:before="40"/>
+              <w:jc w:val="left"/>
+            </w:pPr>
+            <w:r>
+              <w:rPr>
+                <w:rFonts w:ascii="Calibri" w:cs="Calibri" w:eastAsia="Calibri" w:hAnsi="Calibri"/>
+                <w:b/>
+                <w:bCs/>
+                <w:sz w:val="22"/>
+                <w:szCs w:val="22"/>
+              </w:rPr>
+              <w:t xml:space="preserve">Danieli India Limited</w:t>
+            </w:r>
+          </w:p>
+        </w:tc>
+        <w:tc>
+          <w:tcPr>
+            <w:tcW w:type="dxa" w:w="5000"/>
+            <w:tcBorders>
+              <w:top w:val="single" w:color="BFBFBF" w:sz="4"/>
+              <w:left w:val="single" w:color="BFBFBF" w:sz="4"/>
+              <w:bottom w:val="single" w:color="BFBFBF" w:sz="4"/>
+              <w:right w:val="single" w:color="BFBFBF" w:sz="4"/>
+            </w:tcBorders>
+            <w:shd w:fill="F3F4F6" w:val="clear"/>
+            <w:tcMar>
+              <w:top w:type="dxa" w:w="100"/>
+              <w:left w:type="dxa" w:w="140"/>
+              <w:bottom w:type="dxa" w:w="100"/>
+              <w:right w:type="dxa" w:w="140"/>
+            </w:tcMar>
+            <w:vAlign w:val="center"/>
+          </w:tcPr>
+          <w:p>
+            <w:pPr>
+              <w:spacing w:after="40" w:before="40"/>
+              <w:jc w:val="left"/>
+            </w:pPr>
+            <w:r>
+              <w:rPr>
+                <w:rFonts w:ascii="Calibri" w:cs="Calibri" w:eastAsia="Calibri" w:hAnsi="Calibri"/>
+                <w:sz w:val="22"/>
+                <w:szCs w:val="22"/>
+              </w:rPr>
+              <w:t xml:space="preserve">Tundish Preheater</w:t>
+            </w:r>
+          </w:p>
+        </w:tc>
+      </w:tr>
+      <w:tr>
+        <w:tc>
+          <w:tcPr>
+            <w:tcW w:type="dxa" w:w="780"/>
+            <w:tcBorders>
+              <w:top w:val="single" w:color="BFBFBF" w:sz="4"/>
+              <w:left w:val="single" w:color="BFBFBF" w:sz="4"/>
+              <w:bottom w:val="single" w:color="BFBFBF" w:sz="4"/>
+              <w:right w:val="single" w:color="BFBFBF" w:sz="4"/>
+            </w:tcBorders>
+            <w:shd w:fill="F3F4F6" w:val="clear"/>
+            <w:tcMar>
+              <w:top w:type="dxa" w:w="100"/>
+              <w:left w:type="dxa" w:w="140"/>
+              <w:bottom w:type="dxa" w:w="100"/>
+              <w:right w:type="dxa" w:w="140"/>
+            </w:tcMar>
+            <w:vAlign w:val="center"/>
+          </w:tcPr>
+          <w:p>
+            <w:pPr>
+              <w:spacing w:after="40" w:before="40"/>
+              <w:jc w:val="center"/>
+            </w:pPr>
+            <w:r>
+              <w:rPr>
+                <w:rFonts w:ascii="Calibri" w:cs="Calibri" w:eastAsia="Calibri" w:hAnsi="Calibri"/>
+                <w:sz w:val="22"/>
+                <w:szCs w:val="22"/>
+              </w:rPr>
+              <w:t xml:space="preserve">5</w:t>
+            </w:r>
+          </w:p>
+        </w:tc>
+        <w:tc>
+          <w:tcPr>
+            <w:tcW w:type="dxa" w:w="3580"/>
+            <w:tcBorders>
+              <w:top w:val="single" w:color="BFBFBF" w:sz="4"/>
+              <w:left w:val="single" w:color="BFBFBF" w:sz="4"/>
+              <w:bottom w:val="single" w:color="BFBFBF" w:sz="4"/>
+              <w:right w:val="single" w:color="BFBFBF" w:sz="4"/>
+            </w:tcBorders>
+            <w:shd w:fill="F3F4F6" w:val="clear"/>
+            <w:tcMar>
+              <w:top w:type="dxa" w:w="100"/>
+              <w:left w:type="dxa" w:w="140"/>
+              <w:bottom w:type="dxa" w:w="100"/>
+              <w:right w:type="dxa" w:w="140"/>
+            </w:tcMar>
+            <w:vAlign w:val="center"/>
+          </w:tcPr>
+          <w:p>
+            <w:pPr>
+              <w:spacing w:after="40" w:before="40"/>
+              <w:jc w:val="left"/>
+            </w:pPr>
+            <w:r>
+              <w:rPr>
+                <w:rFonts w:ascii="Calibri" w:cs="Calibri" w:eastAsia="Calibri" w:hAnsi="Calibri"/>
+                <w:b/>
+                <w:bCs/>
+                <w:sz w:val="22"/>
+                <w:szCs w:val="22"/>
+              </w:rPr>
+              <w:t xml:space="preserve">BMM Ispat Ltd.</w:t>
+            </w:r>
+          </w:p>
+        </w:tc>
+        <w:tc>
+          <w:tcPr>
+            <w:tcW w:type="dxa" w:w="5000"/>
+            <w:tcBorders>
+              <w:top w:val="single" w:color="BFBFBF" w:sz="4"/>
+              <w:left w:val="single" w:color="BFBFBF" w:sz="4"/>
+              <w:bottom w:val="single" w:color="BFBFBF" w:sz="4"/>
+              <w:right w:val="single" w:color="BFBFBF" w:sz="4"/>
+            </w:tcBorders>
+            <w:shd w:fill="F3F4F6" w:val="clear"/>
+            <w:tcMar>
+              <w:top w:type="dxa" w:w="100"/>
+              <w:left w:type="dxa" w:w="140"/>
+              <w:bottom w:type="dxa" w:w="100"/>
+              <w:right w:type="dxa" w:w="140"/>
+            </w:tcMar>
+            <w:vAlign w:val="center"/>
+          </w:tcPr>
+          <w:p>
+            <w:pPr>
+              <w:spacing w:after="40" w:before="40"/>
+              <w:jc w:val="left"/>
+            </w:pPr>
+            <w:r>
+              <w:rPr>
+                <w:rFonts w:ascii="Calibri" w:cs="Calibri" w:eastAsia="Calibri" w:hAnsi="Calibri"/>
+                <w:sz w:val="22"/>
+                <w:szCs w:val="22"/>
+              </w:rPr>
+              <w:t xml:space="preserve">Vertical Ladle Preheater</w:t>
+            </w:r>
+          </w:p>
+          <w:p>
+            <w:pPr>
+              <w:spacing w:after="40" w:before="40"/>
+              <w:jc w:val="left"/>
+            </w:pPr>
+            <w:r>
+              <w:rPr>
+                <w:rFonts w:ascii="Calibri" w:cs="Calibri" w:eastAsia="Calibri" w:hAnsi="Calibri"/>
+                <w:sz w:val="22"/>
+                <w:szCs w:val="22"/>
+              </w:rPr>
+              <w:t xml:space="preserve">Horizontal Ladle Preheater</w:t>
+            </w:r>
+          </w:p>
+          <w:p>
+            <w:pPr>
+              <w:spacing w:after="40" w:before="40"/>
+              <w:jc w:val="left"/>
+            </w:pPr>
+            <w:r>
+              <w:rPr>
+                <w:rFonts w:ascii="Calibri" w:cs="Calibri" w:eastAsia="Calibri" w:hAnsi="Calibri"/>
+                <w:sz w:val="22"/>
+                <w:szCs w:val="22"/>
+              </w:rPr>
+              <w:t xml:space="preserve">Tundish Preheater</w:t>
+            </w:r>
+          </w:p>
+        </w:tc>
+      </w:tr>
+      <w:tr>
+        <w:tc>
+          <w:tcPr>
+            <w:tcW w:type="dxa" w:w="780"/>
+            <w:tcBorders>
+              <w:top w:val="single" w:color="BFBFBF" w:sz="4"/>
+              <w:left w:val="single" w:color="BFBFBF" w:sz="4"/>
+              <w:bottom w:val="single" w:color="BFBFBF" w:sz="4"/>
+              <w:right w:val="single" w:color="BFBFBF" w:sz="4"/>
+            </w:tcBorders>
+            <w:shd w:fill="F3F4F6" w:val="clear"/>
+            <w:tcMar>
+              <w:top w:type="dxa" w:w="100"/>
+              <w:left w:type="dxa" w:w="140"/>
+              <w:bottom w:type="dxa" w:w="100"/>
+              <w:right w:type="dxa" w:w="140"/>
+            </w:tcMar>
+            <w:vAlign w:val="center"/>
+          </w:tcPr>
+          <w:p>
+            <w:pPr>
+              <w:spacing w:after="40" w:before="40"/>
+              <w:jc w:val="center"/>
+            </w:pPr>
+            <w:r>
+              <w:rPr>
+                <w:rFonts w:ascii="Calibri" w:cs="Calibri" w:eastAsia="Calibri" w:hAnsi="Calibri"/>
+                <w:sz w:val="22"/>
+                <w:szCs w:val="22"/>
+              </w:rPr>
+              <w:t xml:space="preserve">6</w:t>
+            </w:r>
+          </w:p>
+        </w:tc>
+        <w:tc>
+          <w:tcPr>
+            <w:tcW w:type="dxa" w:w="3580"/>
+            <w:tcBorders>
+              <w:top w:val="single" w:color="BFBFBF" w:sz="4"/>
+              <w:left w:val="single" w:color="BFBFBF" w:sz="4"/>
+              <w:bottom w:val="single" w:color="BFBFBF" w:sz="4"/>
+              <w:right w:val="single" w:color="BFBFBF" w:sz="4"/>
+            </w:tcBorders>
+            <w:shd w:fill="F3F4F6" w:val="clear"/>
+            <w:tcMar>
+              <w:top w:type="dxa" w:w="100"/>
+              <w:left w:type="dxa" w:w="140"/>
+              <w:bottom w:type="dxa" w:w="100"/>
+              <w:right w:type="dxa" w:w="140"/>
+            </w:tcMar>
+            <w:vAlign w:val="center"/>
+          </w:tcPr>
+          <w:p>
+            <w:pPr>
+              <w:spacing w:after="40" w:before="40"/>
+              <w:jc w:val="left"/>
+            </w:pPr>
+            <w:r>
+              <w:rPr>
+                <w:rFonts w:ascii="Calibri" w:cs="Calibri" w:eastAsia="Calibri" w:hAnsi="Calibri"/>
+                <w:b/>
+                <w:bCs/>
+                <w:sz w:val="22"/>
+                <w:szCs w:val="22"/>
+              </w:rPr>
+              <w:t xml:space="preserve">Electrotherm India Ltd.</w:t>
+            </w:r>
+          </w:p>
+        </w:tc>
+        <w:tc>
+          <w:tcPr>
+            <w:tcW w:type="dxa" w:w="5000"/>
+            <w:tcBorders>
+              <w:top w:val="single" w:color="BFBFBF" w:sz="4"/>
+              <w:left w:val="single" w:color="BFBFBF" w:sz="4"/>
+              <w:bottom w:val="single" w:color="BFBFBF" w:sz="4"/>
+              <w:right w:val="single" w:color="BFBFBF" w:sz="4"/>
+            </w:tcBorders>
+            <w:shd w:fill="F3F4F6" w:val="clear"/>
+            <w:tcMar>
+              <w:top w:type="dxa" w:w="100"/>
+              <w:left w:type="dxa" w:w="140"/>
+              <w:bottom w:type="dxa" w:w="100"/>
+              <w:right w:type="dxa" w:w="140"/>
+            </w:tcMar>
+            <w:vAlign w:val="center"/>
+          </w:tcPr>
+          <w:p>
+            <w:pPr>
+              <w:spacing w:after="40" w:before="40"/>
+              <w:jc w:val="left"/>
+            </w:pPr>
+            <w:r>
+              <w:rPr>
+                <w:rFonts w:ascii="Calibri" w:cs="Calibri" w:eastAsia="Calibri" w:hAnsi="Calibri"/>
+                <w:sz w:val="22"/>
+                <w:szCs w:val="22"/>
+              </w:rPr>
+              <w:t xml:space="preserve">Vertical Ladle Preheater - 15 MT</w:t>
+            </w:r>
+          </w:p>
+          <w:p>
+            <w:pPr>
+              <w:spacing w:after="40" w:before="40"/>
+              <w:jc w:val="left"/>
+            </w:pPr>
+            <w:r>
+              <w:rPr>
+                <w:rFonts w:ascii="Calibri" w:cs="Calibri" w:eastAsia="Calibri" w:hAnsi="Calibri"/>
+                <w:sz w:val="22"/>
+                <w:szCs w:val="22"/>
+              </w:rPr>
+              <w:t xml:space="preserve">Horizontal Ladle Preheater - 15 MT</w:t>
+            </w:r>
+          </w:p>
+        </w:tc>
+      </w:tr>
+      <w:tr>
+        <w:tc>
+          <w:tcPr>
+            <w:tcW w:type="dxa" w:w="780"/>
+            <w:tcBorders>
+              <w:top w:val="single" w:color="BFBFBF" w:sz="4"/>
+              <w:left w:val="single" w:color="BFBFBF" w:sz="4"/>
+              <w:bottom w:val="single" w:color="BFBFBF" w:sz="4"/>
+              <w:right w:val="single" w:color="BFBFBF" w:sz="4"/>
+            </w:tcBorders>
+            <w:shd w:fill="F3F4F6" w:val="clear"/>
+            <w:tcMar>
+              <w:top w:type="dxa" w:w="100"/>
+              <w:left w:type="dxa" w:w="140"/>
+              <w:bottom w:type="dxa" w:w="100"/>
+              <w:right w:type="dxa" w:w="140"/>
+            </w:tcMar>
+            <w:vAlign w:val="center"/>
+          </w:tcPr>
+          <w:p>
+            <w:pPr>
+              <w:spacing w:after="40" w:before="40"/>
+              <w:jc w:val="center"/>
+            </w:pPr>
+            <w:r>
+              <w:rPr>
+                <w:rFonts w:ascii="Calibri" w:cs="Calibri" w:eastAsia="Calibri" w:hAnsi="Calibri"/>
+                <w:sz w:val="22"/>
+                <w:szCs w:val="22"/>
+              </w:rPr>
+              <w:t xml:space="preserve">7</w:t>
+            </w:r>
+          </w:p>
+        </w:tc>
+        <w:tc>
+          <w:tcPr>
+            <w:tcW w:type="dxa" w:w="3580"/>
+            <w:tcBorders>
+              <w:top w:val="single" w:color="BFBFBF" w:sz="4"/>
+              <w:left w:val="single" w:color="BFBFBF" w:sz="4"/>
+              <w:bottom w:val="single" w:color="BFBFBF" w:sz="4"/>
+              <w:right w:val="single" w:color="BFBFBF" w:sz="4"/>
+            </w:tcBorders>
+            <w:shd w:fill="F3F4F6" w:val="clear"/>
+            <w:tcMar>
+              <w:top w:type="dxa" w:w="100"/>
+              <w:left w:type="dxa" w:w="140"/>
+              <w:bottom w:type="dxa" w:w="100"/>
+              <w:right w:type="dxa" w:w="140"/>
+            </w:tcMar>
+            <w:vAlign w:val="center"/>
+          </w:tcPr>
+          <w:p>
+            <w:pPr>
+              <w:spacing w:after="40" w:before="40"/>
+              <w:jc w:val="left"/>
+            </w:pPr>
+            <w:r>
+              <w:rPr>
+                <w:rFonts w:ascii="Calibri" w:cs="Calibri" w:eastAsia="Calibri" w:hAnsi="Calibri"/>
+                <w:b/>
+                <w:bCs/>
+                <w:sz w:val="22"/>
+                <w:szCs w:val="22"/>
+              </w:rPr>
+              <w:t xml:space="preserve">Siemens Ltd.</w:t>
+            </w:r>
+          </w:p>
+        </w:tc>
+        <w:tc>
+          <w:tcPr>
+            <w:tcW w:type="dxa" w:w="5000"/>
+            <w:tcBorders>
+              <w:top w:val="single" w:color="BFBFBF" w:sz="4"/>
+              <w:left w:val="single" w:color="BFBFBF" w:sz="4"/>
+              <w:bottom w:val="single" w:color="BFBFBF" w:sz="4"/>
+              <w:right w:val="single" w:color="BFBFBF" w:sz="4"/>
+            </w:tcBorders>
+            <w:shd w:fill="F3F4F6" w:val="clear"/>
+            <w:tcMar>
+              <w:top w:type="dxa" w:w="100"/>
+              <w:left w:type="dxa" w:w="140"/>
+              <w:bottom w:type="dxa" w:w="100"/>
+              <w:right w:type="dxa" w:w="140"/>
+            </w:tcMar>
+            <w:vAlign w:val="center"/>
+          </w:tcPr>
+          <w:p>
+            <w:pPr>
+              <w:spacing w:after="40" w:before="40"/>
+              <w:jc w:val="left"/>
+            </w:pPr>
+            <w:r>
+              <w:rPr>
+                <w:rFonts w:ascii="Calibri" w:cs="Calibri" w:eastAsia="Calibri" w:hAnsi="Calibri"/>
+                <w:sz w:val="22"/>
+                <w:szCs w:val="22"/>
+              </w:rPr>
+              <w:t xml:space="preserve">Horizontal Ladle Preheater</w:t>
+            </w:r>
+          </w:p>
+          <w:p>
+            <w:pPr>
+              <w:spacing w:after="40" w:before="40"/>
+              <w:jc w:val="left"/>
+            </w:pPr>
+            <w:r>
+              <w:rPr>
+                <w:rFonts w:ascii="Calibri" w:cs="Calibri" w:eastAsia="Calibri" w:hAnsi="Calibri"/>
+                <w:sz w:val="22"/>
+                <w:szCs w:val="22"/>
+              </w:rPr>
+              <w:t xml:space="preserve">Vertical Ladle Preheater</w:t>
+            </w:r>
+          </w:p>
+        </w:tc>
+      </w:tr>
+      <w:tr>
+        <w:tc>
+          <w:tcPr>
+            <w:tcW w:type="dxa" w:w="780"/>
+            <w:tcBorders>
+              <w:top w:val="single" w:color="BFBFBF" w:sz="4"/>
+              <w:left w:val="single" w:color="BFBFBF" w:sz="4"/>
+              <w:bottom w:val="single" w:color="BFBFBF" w:sz="4"/>
+              <w:right w:val="single" w:color="BFBFBF" w:sz="4"/>
+            </w:tcBorders>
+            <w:shd w:fill="F3F4F6" w:val="clear"/>
+            <w:tcMar>
+              <w:top w:type="dxa" w:w="100"/>
+              <w:left w:type="dxa" w:w="140"/>
+              <w:bottom w:type="dxa" w:w="100"/>
+              <w:right w:type="dxa" w:w="140"/>
+            </w:tcMar>
+            <w:vAlign w:val="center"/>
+          </w:tcPr>
+          <w:p>
+            <w:pPr>
+              <w:spacing w:after="40" w:before="40"/>
+              <w:jc w:val="center"/>
+            </w:pPr>
+            <w:r>
+              <w:rPr>
+                <w:rFonts w:ascii="Calibri" w:cs="Calibri" w:eastAsia="Calibri" w:hAnsi="Calibri"/>
+                <w:sz w:val="22"/>
+                <w:szCs w:val="22"/>
+              </w:rPr>
+              <w:t xml:space="preserve">8</w:t>
+            </w:r>
+          </w:p>
+        </w:tc>
+        <w:tc>
+          <w:tcPr>
+            <w:tcW w:type="dxa" w:w="3580"/>
+            <w:tcBorders>
+              <w:top w:val="single" w:color="BFBFBF" w:sz="4"/>
+              <w:left w:val="single" w:color="BFBFBF" w:sz="4"/>
+              <w:bottom w:val="single" w:color="BFBFBF" w:sz="4"/>
+              <w:right w:val="single" w:color="BFBFBF" w:sz="4"/>
+            </w:tcBorders>
+            <w:shd w:fill="F3F4F6" w:val="clear"/>
+            <w:tcMar>
+              <w:top w:type="dxa" w:w="100"/>
+              <w:left w:type="dxa" w:w="140"/>
+              <w:bottom w:type="dxa" w:w="100"/>
+              <w:right w:type="dxa" w:w="140"/>
+            </w:tcMar>
+            <w:vAlign w:val="center"/>
+          </w:tcPr>
+          <w:p>
+            <w:pPr>
+              <w:spacing w:after="40" w:before="40"/>
+              <w:jc w:val="left"/>
+            </w:pPr>
+            <w:r>
+              <w:rPr>
+                <w:rFonts w:ascii="Calibri" w:cs="Calibri" w:eastAsia="Calibri" w:hAnsi="Calibri"/>
+                <w:b/>
+                <w:bCs/>
+                <w:sz w:val="22"/>
+                <w:szCs w:val="22"/>
+              </w:rPr>
+              <w:t xml:space="preserve">E &amp; P Division Electrotherm India Ltd.</w:t>
+            </w:r>
+          </w:p>
+        </w:tc>
+        <w:tc>
+          <w:tcPr>
+            <w:tcW w:type="dxa" w:w="5000"/>
+            <w:tcBorders>
+              <w:top w:val="single" w:color="BFBFBF" w:sz="4"/>
+              <w:left w:val="single" w:color="BFBFBF" w:sz="4"/>
+              <w:bottom w:val="single" w:color="BFBFBF" w:sz="4"/>
+              <w:right w:val="single" w:color="BFBFBF" w:sz="4"/>
+            </w:tcBorders>
+            <w:shd w:fill="F3F4F6" w:val="clear"/>
+            <w:tcMar>
+              <w:top w:type="dxa" w:w="100"/>
+              <w:left w:type="dxa" w:w="140"/>
+              <w:bottom w:type="dxa" w:w="100"/>
+              <w:right w:type="dxa" w:w="140"/>
+            </w:tcMar>
+            <w:vAlign w:val="center"/>
+          </w:tcPr>
+          <w:p>
+            <w:pPr>
+              <w:spacing w:after="40" w:before="40"/>
+              <w:jc w:val="left"/>
+            </w:pPr>
+            <w:r>
+              <w:rPr>
+                <w:rFonts w:ascii="Calibri" w:cs="Calibri" w:eastAsia="Calibri" w:hAnsi="Calibri"/>
+                <w:sz w:val="22"/>
+                <w:szCs w:val="22"/>
+              </w:rPr>
+              <w:t xml:space="preserve">Horizontal Ladle Preheater - 30 MT</w:t>
+            </w:r>
+          </w:p>
+          <w:p>
+            <w:pPr>
+              <w:spacing w:after="40" w:before="40"/>
+              <w:jc w:val="left"/>
+            </w:pPr>
+            <w:r>
+              <w:rPr>
+                <w:rFonts w:ascii="Calibri" w:cs="Calibri" w:eastAsia="Calibri" w:hAnsi="Calibri"/>
+                <w:sz w:val="22"/>
+                <w:szCs w:val="22"/>
+              </w:rPr>
+              <w:t xml:space="preserve">Vertical Ladle Preheater - 30 MT</w:t>
+            </w:r>
+          </w:p>
+        </w:tc>
+      </w:tr>
+      <w:tr>
+        <w:tc>
+          <w:tcPr>
+            <w:tcW w:type="dxa" w:w="780"/>
+            <w:tcBorders>
+              <w:top w:val="single" w:color="BFBFBF" w:sz="4"/>
+              <w:left w:val="single" w:color="BFBFBF" w:sz="4"/>
+              <w:bottom w:val="single" w:color="BFBFBF" w:sz="4"/>
+              <w:right w:val="single" w:color="BFBFBF" w:sz="4"/>
+            </w:tcBorders>
+            <w:shd w:fill="F3F4F6" w:val="clear"/>
+            <w:tcMar>
+              <w:top w:type="dxa" w:w="100"/>
+              <w:left w:type="dxa" w:w="140"/>
+              <w:bottom w:type="dxa" w:w="100"/>
+              <w:right w:type="dxa" w:w="140"/>
+            </w:tcMar>
+            <w:vAlign w:val="center"/>
+          </w:tcPr>
+          <w:p>
+            <w:pPr>
+              <w:spacing w:after="40" w:before="40"/>
+              <w:jc w:val="center"/>
+            </w:pPr>
+            <w:r>
+              <w:rPr>
+                <w:rFonts w:ascii="Calibri" w:cs="Calibri" w:eastAsia="Calibri" w:hAnsi="Calibri"/>
+                <w:sz w:val="22"/>
+                <w:szCs w:val="22"/>
+              </w:rPr>
+              <w:t xml:space="preserve">9</w:t>
+            </w:r>
+          </w:p>
+        </w:tc>
+        <w:tc>
+          <w:tcPr>
+            <w:tcW w:type="dxa" w:w="3580"/>
+            <w:tcBorders>
+              <w:top w:val="single" w:color="BFBFBF" w:sz="4"/>
+              <w:left w:val="single" w:color="BFBFBF" w:sz="4"/>
+              <w:bottom w:val="single" w:color="BFBFBF" w:sz="4"/>
+              <w:right w:val="single" w:color="BFBFBF" w:sz="4"/>
+            </w:tcBorders>
+            <w:shd w:fill="F3F4F6" w:val="clear"/>
+            <w:tcMar>
+              <w:top w:type="dxa" w:w="100"/>
+              <w:left w:type="dxa" w:w="140"/>
+              <w:bottom w:type="dxa" w:w="100"/>
+              <w:right w:type="dxa" w:w="140"/>
+            </w:tcMar>
+            <w:vAlign w:val="center"/>
+          </w:tcPr>
+          <w:p>
+            <w:pPr>
+              <w:spacing w:after="40" w:before="40"/>
+              <w:jc w:val="left"/>
+            </w:pPr>
+            <w:r>
+              <w:rPr>
+                <w:rFonts w:ascii="Calibri" w:cs="Calibri" w:eastAsia="Calibri" w:hAnsi="Calibri"/>
+                <w:b/>
+                <w:bCs/>
+                <w:sz w:val="22"/>
+                <w:szCs w:val="22"/>
+              </w:rPr>
+              <w:t xml:space="preserve">Hill Metal Est</w:t>
+            </w:r>
+          </w:p>
+        </w:tc>
+        <w:tc>
+          <w:tcPr>
+            <w:tcW w:type="dxa" w:w="5000"/>
+            <w:tcBorders>
+              <w:top w:val="single" w:color="BFBFBF" w:sz="4"/>
+              <w:left w:val="single" w:color="BFBFBF" w:sz="4"/>
+              <w:bottom w:val="single" w:color="BFBFBF" w:sz="4"/>
+              <w:right w:val="single" w:color="BFBFBF" w:sz="4"/>
+            </w:tcBorders>
+            <w:shd w:fill="F3F4F6" w:val="clear"/>
+            <w:tcMar>
+              <w:top w:type="dxa" w:w="100"/>
+              <w:left w:type="dxa" w:w="140"/>
+              <w:bottom w:type="dxa" w:w="100"/>
+              <w:right w:type="dxa" w:w="140"/>
+            </w:tcMar>
+            <w:vAlign w:val="center"/>
+          </w:tcPr>
+          <w:p>
+            <w:pPr>
+              <w:spacing w:after="40" w:before="40"/>
+              <w:jc w:val="left"/>
+            </w:pPr>
+            <w:r>
+              <w:rPr>
+                <w:rFonts w:ascii="Calibri" w:cs="Calibri" w:eastAsia="Calibri" w:hAnsi="Calibri"/>
+                <w:sz w:val="22"/>
+                <w:szCs w:val="22"/>
+              </w:rPr>
+              <w:t xml:space="preserve">Tundish Preheater</w:t>
+            </w:r>
+          </w:p>
+        </w:tc>
+      </w:tr>
+      <w:tr>
+        <w:tc>
+          <w:tcPr>
+            <w:tcW w:type="dxa" w:w="780"/>
+            <w:tcBorders>
+              <w:top w:val="single" w:color="BFBFBF" w:sz="4"/>
+              <w:left w:val="single" w:color="BFBFBF" w:sz="4"/>
+              <w:bottom w:val="single" w:color="BFBFBF" w:sz="4"/>
+              <w:right w:val="single" w:color="BFBFBF" w:sz="4"/>
+            </w:tcBorders>
+            <w:shd w:fill="F3F4F6" w:val="clear"/>
+            <w:tcMar>
+              <w:top w:type="dxa" w:w="100"/>
+              <w:left w:type="dxa" w:w="140"/>
+              <w:bottom w:type="dxa" w:w="100"/>
+              <w:right w:type="dxa" w:w="140"/>
+            </w:tcMar>
+            <w:vAlign w:val="center"/>
+          </w:tcPr>
+          <w:p>
+            <w:pPr>
+              <w:spacing w:after="40" w:before="40"/>
+              <w:jc w:val="center"/>
+            </w:pPr>
+            <w:r>
+              <w:rPr>
+                <w:rFonts w:ascii="Calibri" w:cs="Calibri" w:eastAsia="Calibri" w:hAnsi="Calibri"/>
+                <w:sz w:val="22"/>
+                <w:szCs w:val="22"/>
+              </w:rPr>
+              <w:t xml:space="preserve">10</w:t>
+            </w:r>
+          </w:p>
+        </w:tc>
+        <w:tc>
+          <w:tcPr>
+            <w:tcW w:type="dxa" w:w="3580"/>
+            <w:tcBorders>
+              <w:top w:val="single" w:color="BFBFBF" w:sz="4"/>
+              <w:left w:val="single" w:color="BFBFBF" w:sz="4"/>
+              <w:bottom w:val="single" w:color="BFBFBF" w:sz="4"/>
+              <w:right w:val="single" w:color="BFBFBF" w:sz="4"/>
+            </w:tcBorders>
+            <w:shd w:fill="F3F4F6" w:val="clear"/>
+            <w:tcMar>
+              <w:top w:type="dxa" w:w="100"/>
+              <w:left w:type="dxa" w:w="140"/>
+              <w:bottom w:type="dxa" w:w="100"/>
+              <w:right w:type="dxa" w:w="140"/>
+            </w:tcMar>
+            <w:vAlign w:val="center"/>
+          </w:tcPr>
+          <w:p>
+            <w:pPr>
+              <w:spacing w:after="40" w:before="40"/>
+              <w:jc w:val="left"/>
+            </w:pPr>
+            <w:r>
+              <w:rPr>
+                <w:rFonts w:ascii="Calibri" w:cs="Calibri" w:eastAsia="Calibri" w:hAnsi="Calibri"/>
+                <w:b/>
+                <w:bCs/>
+                <w:sz w:val="22"/>
+                <w:szCs w:val="22"/>
+              </w:rPr>
+              <w:t xml:space="preserve">PT. Gunung Raja Paksi</w:t>
+            </w:r>
+          </w:p>
+        </w:tc>
+        <w:tc>
+          <w:tcPr>
+            <w:tcW w:type="dxa" w:w="5000"/>
+            <w:tcBorders>
+              <w:top w:val="single" w:color="BFBFBF" w:sz="4"/>
+              <w:left w:val="single" w:color="BFBFBF" w:sz="4"/>
+              <w:bottom w:val="single" w:color="BFBFBF" w:sz="4"/>
+              <w:right w:val="single" w:color="BFBFBF" w:sz="4"/>
+            </w:tcBorders>
+            <w:shd w:fill="F3F4F6" w:val="clear"/>
+            <w:tcMar>
+              <w:top w:type="dxa" w:w="100"/>
+              <w:left w:type="dxa" w:w="140"/>
+              <w:bottom w:type="dxa" w:w="100"/>
+              <w:right w:type="dxa" w:w="140"/>
+            </w:tcMar>
+            <w:vAlign w:val="center"/>
+          </w:tcPr>
+          <w:p>
+            <w:pPr>
+              <w:spacing w:after="40" w:before="40"/>
+              <w:jc w:val="left"/>
+            </w:pPr>
+            <w:r>
+              <w:rPr>
+                <w:rFonts w:ascii="Calibri" w:cs="Calibri" w:eastAsia="Calibri" w:hAnsi="Calibri"/>
+                <w:sz w:val="22"/>
+                <w:szCs w:val="22"/>
+              </w:rPr>
+              <w:t xml:space="preserve">Vertical Ladle Preheater</w:t>
+            </w:r>
+          </w:p>
+          <w:p>
+            <w:pPr>
+              <w:spacing w:after="40" w:before="40"/>
+              <w:jc w:val="left"/>
+            </w:pPr>
+            <w:r>
+              <w:rPr>
+                <w:rFonts w:ascii="Calibri" w:cs="Calibri" w:eastAsia="Calibri" w:hAnsi="Calibri"/>
+                <w:sz w:val="22"/>
+                <w:szCs w:val="22"/>
+              </w:rPr>
+              <w:t xml:space="preserve">Horizontal Ladle Preheater</w:t>
+            </w:r>
+          </w:p>
+        </w:tc>
+      </w:tr>
+      <w:tr>
+        <w:tc>
+          <w:tcPr>
+            <w:tcW w:type="dxa" w:w="780"/>
+            <w:tcBorders>
+              <w:top w:val="single" w:color="BFBFBF" w:sz="4"/>
+              <w:left w:val="single" w:color="BFBFBF" w:sz="4"/>
+              <w:bottom w:val="single" w:color="BFBFBF" w:sz="4"/>
+              <w:right w:val="single" w:color="BFBFBF" w:sz="4"/>
+            </w:tcBorders>
+            <w:shd w:fill="F3F4F6" w:val="clear"/>
+            <w:tcMar>
+              <w:top w:type="dxa" w:w="100"/>
+              <w:left w:type="dxa" w:w="140"/>
+              <w:bottom w:type="dxa" w:w="100"/>
+              <w:right w:type="dxa" w:w="140"/>
+            </w:tcMar>
+            <w:vAlign w:val="center"/>
+          </w:tcPr>
+          <w:p>
+            <w:pPr>
+              <w:spacing w:after="40" w:before="40"/>
+              <w:jc w:val="center"/>
+            </w:pPr>
+            <w:r>
+              <w:rPr>
+                <w:rFonts w:ascii="Calibri" w:cs="Calibri" w:eastAsia="Calibri" w:hAnsi="Calibri"/>
+                <w:sz w:val="22"/>
+                <w:szCs w:val="22"/>
+              </w:rPr>
+              <w:t xml:space="preserve">11</w:t>
+            </w:r>
+          </w:p>
+        </w:tc>
+        <w:tc>
+          <w:tcPr>
+            <w:tcW w:type="dxa" w:w="3580"/>
+            <w:tcBorders>
+              <w:top w:val="single" w:color="BFBFBF" w:sz="4"/>
+              <w:left w:val="single" w:color="BFBFBF" w:sz="4"/>
+              <w:bottom w:val="single" w:color="BFBFBF" w:sz="4"/>
+              <w:right w:val="single" w:color="BFBFBF" w:sz="4"/>
+            </w:tcBorders>
+            <w:shd w:fill="F3F4F6" w:val="clear"/>
+            <w:tcMar>
+              <w:top w:type="dxa" w:w="100"/>
+              <w:left w:type="dxa" w:w="140"/>
+              <w:bottom w:type="dxa" w:w="100"/>
+              <w:right w:type="dxa" w:w="140"/>
+            </w:tcMar>
+            <w:vAlign w:val="center"/>
+          </w:tcPr>
+          <w:p>
+            <w:pPr>
+              <w:spacing w:after="40" w:before="40"/>
+              <w:jc w:val="left"/>
+            </w:pPr>
+            <w:r>
+              <w:rPr>
+                <w:rFonts w:ascii="Calibri" w:cs="Calibri" w:eastAsia="Calibri" w:hAnsi="Calibri"/>
+                <w:b/>
+                <w:bCs/>
+                <w:sz w:val="22"/>
+                <w:szCs w:val="22"/>
+              </w:rPr>
+              <w:t xml:space="preserve">Danieli India Ltd.</w:t>
+            </w:r>
+          </w:p>
+        </w:tc>
+        <w:tc>
+          <w:tcPr>
+            <w:tcW w:type="dxa" w:w="5000"/>
+            <w:tcBorders>
+              <w:top w:val="single" w:color="BFBFBF" w:sz="4"/>
+              <w:left w:val="single" w:color="BFBFBF" w:sz="4"/>
+              <w:bottom w:val="single" w:color="BFBFBF" w:sz="4"/>
+              <w:right w:val="single" w:color="BFBFBF" w:sz="4"/>
+            </w:tcBorders>
+            <w:shd w:fill="F3F4F6" w:val="clear"/>
+            <w:tcMar>
+              <w:top w:type="dxa" w:w="100"/>
+              <w:left w:type="dxa" w:w="140"/>
+              <w:bottom w:type="dxa" w:w="100"/>
+              <w:right w:type="dxa" w:w="140"/>
+            </w:tcMar>
+            <w:vAlign w:val="center"/>
+          </w:tcPr>
+          <w:p>
+            <w:pPr>
+              <w:spacing w:after="40" w:before="40"/>
+              <w:jc w:val="left"/>
+            </w:pPr>
+            <w:r>
+              <w:rPr>
+                <w:rFonts w:ascii="Calibri" w:cs="Calibri" w:eastAsia="Calibri" w:hAnsi="Calibri"/>
+                <w:sz w:val="22"/>
+                <w:szCs w:val="22"/>
+              </w:rPr>
+              <w:t xml:space="preserve">Tundish Preheater</w:t>
+            </w:r>
+          </w:p>
+        </w:tc>
+      </w:tr>
+      <w:tr>
+        <w:tc>
+          <w:tcPr>
+            <w:tcW w:type="dxa" w:w="780"/>
+            <w:tcBorders>
+              <w:top w:val="single" w:color="BFBFBF" w:sz="4"/>
+              <w:left w:val="single" w:color="BFBFBF" w:sz="4"/>
+              <w:bottom w:val="single" w:color="BFBFBF" w:sz="4"/>
+              <w:right w:val="single" w:color="BFBFBF" w:sz="4"/>
+            </w:tcBorders>
+            <w:shd w:fill="F3F4F6" w:val="clear"/>
+            <w:tcMar>
+              <w:top w:type="dxa" w:w="100"/>
+              <w:left w:type="dxa" w:w="140"/>
+              <w:bottom w:type="dxa" w:w="100"/>
+              <w:right w:type="dxa" w:w="140"/>
+            </w:tcMar>
+            <w:vAlign w:val="center"/>
+          </w:tcPr>
+          <w:p>
+            <w:pPr>
+              <w:spacing w:after="40" w:before="40"/>
+              <w:jc w:val="center"/>
+            </w:pPr>
+            <w:r>
+              <w:rPr>
+                <w:rFonts w:ascii="Calibri" w:cs="Calibri" w:eastAsia="Calibri" w:hAnsi="Calibri"/>
+                <w:sz w:val="22"/>
+                <w:szCs w:val="22"/>
+              </w:rPr>
+              <w:t xml:space="preserve">12</w:t>
+            </w:r>
+          </w:p>
+        </w:tc>
+        <w:tc>
+          <w:tcPr>
+            <w:tcW w:type="dxa" w:w="3580"/>
+            <w:tcBorders>
+              <w:top w:val="single" w:color="BFBFBF" w:sz="4"/>
+              <w:left w:val="single" w:color="BFBFBF" w:sz="4"/>
+              <w:bottom w:val="single" w:color="BFBFBF" w:sz="4"/>
+              <w:right w:val="single" w:color="BFBFBF" w:sz="4"/>
+            </w:tcBorders>
+            <w:shd w:fill="F3F4F6" w:val="clear"/>
+            <w:tcMar>
+              <w:top w:type="dxa" w:w="100"/>
+              <w:left w:type="dxa" w:w="140"/>
+              <w:bottom w:type="dxa" w:w="100"/>
+              <w:right w:type="dxa" w:w="140"/>
+            </w:tcMar>
+            <w:vAlign w:val="center"/>
+          </w:tcPr>
+          <w:p>
+            <w:pPr>
+              <w:spacing w:after="40" w:before="40"/>
+              <w:jc w:val="left"/>
+            </w:pPr>
+            <w:r>
+              <w:rPr>
+                <w:rFonts w:ascii="Calibri" w:cs="Calibri" w:eastAsia="Calibri" w:hAnsi="Calibri"/>
+                <w:b/>
+                <w:bCs/>
+                <w:sz w:val="22"/>
+                <w:szCs w:val="22"/>
+              </w:rPr>
+              <w:t xml:space="preserve">Primetals Technologies India Pvt. Ltd.</w:t>
+            </w:r>
+          </w:p>
+        </w:tc>
+        <w:tc>
+          <w:tcPr>
+            <w:tcW w:type="dxa" w:w="5000"/>
+            <w:tcBorders>
+              <w:top w:val="single" w:color="BFBFBF" w:sz="4"/>
+              <w:left w:val="single" w:color="BFBFBF" w:sz="4"/>
+              <w:bottom w:val="single" w:color="BFBFBF" w:sz="4"/>
+              <w:right w:val="single" w:color="BFBFBF" w:sz="4"/>
+            </w:tcBorders>
+            <w:shd w:fill="F3F4F6" w:val="clear"/>
+            <w:tcMar>
+              <w:top w:type="dxa" w:w="100"/>
+              <w:left w:type="dxa" w:w="140"/>
+              <w:bottom w:type="dxa" w:w="100"/>
+              <w:right w:type="dxa" w:w="140"/>
+            </w:tcMar>
+            <w:vAlign w:val="center"/>
+          </w:tcPr>
+          <w:p>
+            <w:pPr>
+              <w:spacing w:after="40" w:before="40"/>
+              <w:jc w:val="left"/>
+            </w:pPr>
+            <w:r>
+              <w:rPr>
+                <w:rFonts w:ascii="Calibri" w:cs="Calibri" w:eastAsia="Calibri" w:hAnsi="Calibri"/>
+                <w:sz w:val="22"/>
+                <w:szCs w:val="22"/>
+              </w:rPr>
+              <w:t xml:space="preserve">Tundish Preheater</w:t>
+            </w:r>
+          </w:p>
+        </w:tc>
+      </w:tr>
+      <w:tr>
+        <w:tc>
+          <w:tcPr>
+            <w:tcW w:type="dxa" w:w="780"/>
+            <w:tcBorders>
+              <w:top w:val="single" w:color="BFBFBF" w:sz="4"/>
+              <w:left w:val="single" w:color="BFBFBF" w:sz="4"/>
+              <w:bottom w:val="single" w:color="BFBFBF" w:sz="4"/>
+              <w:right w:val="single" w:color="BFBFBF" w:sz="4"/>
+            </w:tcBorders>
+            <w:shd w:fill="F3F4F6" w:val="clear"/>
+            <w:tcMar>
+              <w:top w:type="dxa" w:w="100"/>
+              <w:left w:type="dxa" w:w="140"/>
+              <w:bottom w:type="dxa" w:w="100"/>
+              <w:right w:type="dxa" w:w="140"/>
+            </w:tcMar>
+            <w:vAlign w:val="center"/>
+          </w:tcPr>
+          <w:p>
+            <w:pPr>
+              <w:spacing w:after="40" w:before="40"/>
+              <w:jc w:val="center"/>
+            </w:pPr>
+            <w:r>
+              <w:rPr>
+                <w:rFonts w:ascii="Calibri" w:cs="Calibri" w:eastAsia="Calibri" w:hAnsi="Calibri"/>
+                <w:sz w:val="22"/>
+                <w:szCs w:val="22"/>
+              </w:rPr>
+              <w:t xml:space="preserve">13</w:t>
+            </w:r>
+          </w:p>
+        </w:tc>
+        <w:tc>
+          <w:tcPr>
+            <w:tcW w:type="dxa" w:w="3580"/>
+            <w:tcBorders>
+              <w:top w:val="single" w:color="BFBFBF" w:sz="4"/>
+              <w:left w:val="single" w:color="BFBFBF" w:sz="4"/>
+              <w:bottom w:val="single" w:color="BFBFBF" w:sz="4"/>
+              <w:right w:val="single" w:color="BFBFBF" w:sz="4"/>
+            </w:tcBorders>
+            <w:shd w:fill="F3F4F6" w:val="clear"/>
+            <w:tcMar>
+              <w:top w:type="dxa" w:w="100"/>
+              <w:left w:type="dxa" w:w="140"/>
+              <w:bottom w:type="dxa" w:w="100"/>
+              <w:right w:type="dxa" w:w="140"/>
+            </w:tcMar>
+            <w:vAlign w:val="center"/>
+          </w:tcPr>
+          <w:p>
+            <w:pPr>
+              <w:spacing w:after="40" w:before="40"/>
+              <w:jc w:val="left"/>
+            </w:pPr>
+            <w:r>
+              <w:rPr>
+                <w:rFonts w:ascii="Calibri" w:cs="Calibri" w:eastAsia="Calibri" w:hAnsi="Calibri"/>
+                <w:b/>
+                <w:bCs/>
+                <w:sz w:val="22"/>
+                <w:szCs w:val="22"/>
+              </w:rPr>
+              <w:t xml:space="preserve">JSW Steel Limited</w:t>
+            </w:r>
+          </w:p>
+        </w:tc>
+        <w:tc>
+          <w:tcPr>
+            <w:tcW w:type="dxa" w:w="5000"/>
+            <w:tcBorders>
+              <w:top w:val="single" w:color="BFBFBF" w:sz="4"/>
+              <w:left w:val="single" w:color="BFBFBF" w:sz="4"/>
+              <w:bottom w:val="single" w:color="BFBFBF" w:sz="4"/>
+              <w:right w:val="single" w:color="BFBFBF" w:sz="4"/>
+            </w:tcBorders>
+            <w:shd w:fill="F3F4F6" w:val="clear"/>
+            <w:tcMar>
+              <w:top w:type="dxa" w:w="100"/>
+              <w:left w:type="dxa" w:w="140"/>
+              <w:bottom w:type="dxa" w:w="100"/>
+              <w:right w:type="dxa" w:w="140"/>
+            </w:tcMar>
+            <w:vAlign w:val="center"/>
+          </w:tcPr>
+          <w:p>
+            <w:pPr>
+              <w:spacing w:after="40" w:before="40"/>
+              <w:jc w:val="left"/>
+            </w:pPr>
+            <w:r>
+              <w:rPr>
+                <w:rFonts w:ascii="Calibri" w:cs="Calibri" w:eastAsia="Calibri" w:hAnsi="Calibri"/>
+                <w:sz w:val="22"/>
+                <w:szCs w:val="22"/>
+              </w:rPr>
+              <w:t xml:space="preserve">Tundish Preheater</w:t>
+            </w:r>
+          </w:p>
+          <w:p>
+            <w:pPr>
+              <w:spacing w:after="40" w:before="40"/>
+              <w:jc w:val="left"/>
+            </w:pPr>
+            <w:r>
+              <w:rPr>
+                <w:rFonts w:ascii="Calibri" w:cs="Calibri" w:eastAsia="Calibri" w:hAnsi="Calibri"/>
+                <w:sz w:val="22"/>
+                <w:szCs w:val="22"/>
+              </w:rPr>
+              <w:t xml:space="preserve">Vertical Ladle Preheater</w:t>
+            </w:r>
+          </w:p>
+        </w:tc>
+      </w:tr>
+      <w:tr>
+        <w:tc>
+          <w:tcPr>
+            <w:tcW w:type="dxa" w:w="780"/>
+            <w:tcBorders>
+              <w:top w:val="single" w:color="BFBFBF" w:sz="4"/>
+              <w:left w:val="single" w:color="BFBFBF" w:sz="4"/>
+              <w:bottom w:val="single" w:color="BFBFBF" w:sz="4"/>
+              <w:right w:val="single" w:color="BFBFBF" w:sz="4"/>
+            </w:tcBorders>
+            <w:shd w:fill="F3F4F6" w:val="clear"/>
+            <w:tcMar>
+              <w:top w:type="dxa" w:w="100"/>
+              <w:left w:type="dxa" w:w="140"/>
+              <w:bottom w:type="dxa" w:w="100"/>
+              <w:right w:type="dxa" w:w="140"/>
+            </w:tcMar>
+            <w:vAlign w:val="center"/>
+          </w:tcPr>
+          <w:p>
+            <w:pPr>
+              <w:spacing w:after="40" w:before="40"/>
+              <w:jc w:val="center"/>
+            </w:pPr>
+            <w:r>
+              <w:rPr>
+                <w:rFonts w:ascii="Calibri" w:cs="Calibri" w:eastAsia="Calibri" w:hAnsi="Calibri"/>
+                <w:sz w:val="22"/>
+                <w:szCs w:val="22"/>
+              </w:rPr>
+              <w:t xml:space="preserve">14</w:t>
+            </w:r>
+          </w:p>
+        </w:tc>
+        <w:tc>
+          <w:tcPr>
+            <w:tcW w:type="dxa" w:w="3580"/>
+            <w:tcBorders>
+              <w:top w:val="single" w:color="BFBFBF" w:sz="4"/>
+              <w:left w:val="single" w:color="BFBFBF" w:sz="4"/>
+              <w:bottom w:val="single" w:color="BFBFBF" w:sz="4"/>
+              <w:right w:val="single" w:color="BFBFBF" w:sz="4"/>
+            </w:tcBorders>
+            <w:shd w:fill="F3F4F6" w:val="clear"/>
+            <w:tcMar>
+              <w:top w:type="dxa" w:w="100"/>
+              <w:left w:type="dxa" w:w="140"/>
+              <w:bottom w:type="dxa" w:w="100"/>
+              <w:right w:type="dxa" w:w="140"/>
+            </w:tcMar>
+            <w:vAlign w:val="center"/>
+          </w:tcPr>
+          <w:p>
+            <w:pPr>
+              <w:spacing w:after="40" w:before="40"/>
+              <w:jc w:val="left"/>
+            </w:pPr>
+            <w:r>
+              <w:rPr>
+                <w:rFonts w:ascii="Calibri" w:cs="Calibri" w:eastAsia="Calibri" w:hAnsi="Calibri"/>
+                <w:b/>
+                <w:bCs/>
+                <w:sz w:val="22"/>
+                <w:szCs w:val="22"/>
+              </w:rPr>
+              <w:t xml:space="preserve">Kalyani Carpenter Special Steel Pvt. Ltd.</w:t>
+            </w:r>
+          </w:p>
+        </w:tc>
+        <w:tc>
+          <w:tcPr>
+            <w:tcW w:type="dxa" w:w="5000"/>
+            <w:tcBorders>
+              <w:top w:val="single" w:color="BFBFBF" w:sz="4"/>
+              <w:left w:val="single" w:color="BFBFBF" w:sz="4"/>
+              <w:bottom w:val="single" w:color="BFBFBF" w:sz="4"/>
+              <w:right w:val="single" w:color="BFBFBF" w:sz="4"/>
+            </w:tcBorders>
+            <w:shd w:fill="F3F4F6" w:val="clear"/>
+            <w:tcMar>
+              <w:top w:type="dxa" w:w="100"/>
+              <w:left w:type="dxa" w:w="140"/>
+              <w:bottom w:type="dxa" w:w="100"/>
+              <w:right w:type="dxa" w:w="140"/>
+            </w:tcMar>
+            <w:vAlign w:val="center"/>
+          </w:tcPr>
+          <w:p>
+            <w:pPr>
+              <w:spacing w:after="40" w:before="40"/>
+              <w:jc w:val="left"/>
+            </w:pPr>
+            <w:r>
+              <w:rPr>
+                <w:rFonts w:ascii="Calibri" w:cs="Calibri" w:eastAsia="Calibri" w:hAnsi="Calibri"/>
+                <w:sz w:val="22"/>
+                <w:szCs w:val="22"/>
+              </w:rPr>
+              <w:t xml:space="preserve">Horizontal Ladle Preheater</w:t>
+            </w:r>
+          </w:p>
+        </w:tc>
+      </w:tr>
+      <w:tr>
+        <w:tc>
+          <w:tcPr>
+            <w:tcW w:type="dxa" w:w="780"/>
+            <w:tcBorders>
+              <w:top w:val="single" w:color="BFBFBF" w:sz="4"/>
+              <w:left w:val="single" w:color="BFBFBF" w:sz="4"/>
+              <w:bottom w:val="single" w:color="BFBFBF" w:sz="4"/>
+              <w:right w:val="single" w:color="BFBFBF" w:sz="4"/>
+            </w:tcBorders>
+            <w:shd w:fill="F3F4F6" w:val="clear"/>
+            <w:tcMar>
+              <w:top w:type="dxa" w:w="100"/>
+              <w:left w:type="dxa" w:w="140"/>
+              <w:bottom w:type="dxa" w:w="100"/>
+              <w:right w:type="dxa" w:w="140"/>
+            </w:tcMar>
+            <w:vAlign w:val="center"/>
+          </w:tcPr>
+          <w:p>
+            <w:pPr>
+              <w:spacing w:after="40" w:before="40"/>
+              <w:jc w:val="center"/>
+            </w:pPr>
+            <w:r>
+              <w:rPr>
+                <w:rFonts w:ascii="Calibri" w:cs="Calibri" w:eastAsia="Calibri" w:hAnsi="Calibri"/>
+                <w:sz w:val="22"/>
+                <w:szCs w:val="22"/>
+              </w:rPr>
+              <w:t xml:space="preserve">15</w:t>
+            </w:r>
+          </w:p>
+        </w:tc>
+        <w:tc>
+          <w:tcPr>
+            <w:tcW w:type="dxa" w:w="3580"/>
+            <w:tcBorders>
+              <w:top w:val="single" w:color="BFBFBF" w:sz="4"/>
+              <w:left w:val="single" w:color="BFBFBF" w:sz="4"/>
+              <w:bottom w:val="single" w:color="BFBFBF" w:sz="4"/>
+              <w:right w:val="single" w:color="BFBFBF" w:sz="4"/>
+            </w:tcBorders>
+            <w:shd w:fill="F3F4F6" w:val="clear"/>
+            <w:tcMar>
+              <w:top w:type="dxa" w:w="100"/>
+              <w:left w:type="dxa" w:w="140"/>
+              <w:bottom w:type="dxa" w:w="100"/>
+              <w:right w:type="dxa" w:w="140"/>
+            </w:tcMar>
+            <w:vAlign w:val="center"/>
+          </w:tcPr>
+          <w:p>
+            <w:pPr>
+              <w:spacing w:after="40" w:before="40"/>
+              <w:jc w:val="left"/>
+            </w:pPr>
+            <w:r>
+              <w:rPr>
+                <w:rFonts w:ascii="Calibri" w:cs="Calibri" w:eastAsia="Calibri" w:hAnsi="Calibri"/>
+                <w:b/>
+                <w:bCs/>
+                <w:sz w:val="22"/>
+                <w:szCs w:val="22"/>
+              </w:rPr>
+              <w:t xml:space="preserve">Jindal Shadeed Iron &amp; Steel LLC</w:t>
+            </w:r>
+          </w:p>
+        </w:tc>
+        <w:tc>
+          <w:tcPr>
+            <w:tcW w:type="dxa" w:w="5000"/>
+            <w:tcBorders>
+              <w:top w:val="single" w:color="BFBFBF" w:sz="4"/>
+              <w:left w:val="single" w:color="BFBFBF" w:sz="4"/>
+              <w:bottom w:val="single" w:color="BFBFBF" w:sz="4"/>
+              <w:right w:val="single" w:color="BFBFBF" w:sz="4"/>
+            </w:tcBorders>
+            <w:shd w:fill="F3F4F6" w:val="clear"/>
+            <w:tcMar>
+              <w:top w:type="dxa" w:w="100"/>
+              <w:left w:type="dxa" w:w="140"/>
+              <w:bottom w:type="dxa" w:w="100"/>
+              <w:right w:type="dxa" w:w="140"/>
+            </w:tcMar>
+            <w:vAlign w:val="center"/>
+          </w:tcPr>
+          <w:p>
+            <w:pPr>
+              <w:spacing w:after="40" w:before="40"/>
+              <w:jc w:val="left"/>
+            </w:pPr>
+            <w:r>
+              <w:rPr>
+                <w:rFonts w:ascii="Calibri" w:cs="Calibri" w:eastAsia="Calibri" w:hAnsi="Calibri"/>
+                <w:sz w:val="22"/>
+                <w:szCs w:val="22"/>
+              </w:rPr>
+              <w:t xml:space="preserve">Tundish Preheater</w:t>
+            </w:r>
+          </w:p>
+        </w:tc>
+      </w:tr>
+      <w:tr>
+        <w:tc>
+          <w:tcPr>
+            <w:tcW w:type="dxa" w:w="780"/>
+            <w:tcBorders>
+              <w:top w:val="single" w:color="BFBFBF" w:sz="4"/>
+              <w:left w:val="single" w:color="BFBFBF" w:sz="4"/>
+              <w:bottom w:val="single" w:color="BFBFBF" w:sz="4"/>
+              <w:right w:val="single" w:color="BFBFBF" w:sz="4"/>
+            </w:tcBorders>
+            <w:shd w:fill="F3F4F6" w:val="clear"/>
+            <w:tcMar>
+              <w:top w:type="dxa" w:w="100"/>
+              <w:left w:type="dxa" w:w="140"/>
+              <w:bottom w:type="dxa" w:w="100"/>
+              <w:right w:type="dxa" w:w="140"/>
+            </w:tcMar>
+            <w:vAlign w:val="center"/>
+          </w:tcPr>
+          <w:p>
+            <w:pPr>
+              <w:spacing w:after="40" w:before="40"/>
+              <w:jc w:val="center"/>
+            </w:pPr>
+            <w:r>
+              <w:rPr>
+                <w:rFonts w:ascii="Calibri" w:cs="Calibri" w:eastAsia="Calibri" w:hAnsi="Calibri"/>
+                <w:sz w:val="22"/>
+                <w:szCs w:val="22"/>
+              </w:rPr>
+              <w:t xml:space="preserve">16</w:t>
+            </w:r>
+          </w:p>
+        </w:tc>
+        <w:tc>
+          <w:tcPr>
+            <w:tcW w:type="dxa" w:w="3580"/>
+            <w:tcBorders>
+              <w:top w:val="single" w:color="BFBFBF" w:sz="4"/>
+              <w:left w:val="single" w:color="BFBFBF" w:sz="4"/>
+              <w:bottom w:val="single" w:color="BFBFBF" w:sz="4"/>
+              <w:right w:val="single" w:color="BFBFBF" w:sz="4"/>
+            </w:tcBorders>
+            <w:shd w:fill="F3F4F6" w:val="clear"/>
+            <w:tcMar>
+              <w:top w:type="dxa" w:w="100"/>
+              <w:left w:type="dxa" w:w="140"/>
+              <w:bottom w:type="dxa" w:w="100"/>
+              <w:right w:type="dxa" w:w="140"/>
+            </w:tcMar>
+            <w:vAlign w:val="center"/>
+          </w:tcPr>
+          <w:p>
+            <w:pPr>
+              <w:spacing w:after="40" w:before="40"/>
+              <w:jc w:val="left"/>
+            </w:pPr>
+            <w:r>
+              <w:rPr>
+                <w:rFonts w:ascii="Calibri" w:cs="Calibri" w:eastAsia="Calibri" w:hAnsi="Calibri"/>
+                <w:b/>
+                <w:bCs/>
+                <w:sz w:val="22"/>
+                <w:szCs w:val="22"/>
+              </w:rPr>
+              <w:t xml:space="preserve">Saarloha Advanced Materials (P) Ltd.</w:t>
+            </w:r>
+          </w:p>
+        </w:tc>
+        <w:tc>
+          <w:tcPr>
+            <w:tcW w:type="dxa" w:w="5000"/>
+            <w:tcBorders>
+              <w:top w:val="single" w:color="BFBFBF" w:sz="4"/>
+              <w:left w:val="single" w:color="BFBFBF" w:sz="4"/>
+              <w:bottom w:val="single" w:color="BFBFBF" w:sz="4"/>
+              <w:right w:val="single" w:color="BFBFBF" w:sz="4"/>
+            </w:tcBorders>
+            <w:shd w:fill="F3F4F6" w:val="clear"/>
+            <w:tcMar>
+              <w:top w:type="dxa" w:w="100"/>
+              <w:left w:type="dxa" w:w="140"/>
+              <w:bottom w:type="dxa" w:w="100"/>
+              <w:right w:type="dxa" w:w="140"/>
+            </w:tcMar>
+            <w:vAlign w:val="center"/>
+          </w:tcPr>
+          <w:p>
+            <w:pPr>
+              <w:spacing w:after="40" w:before="40"/>
+              <w:jc w:val="left"/>
+            </w:pPr>
+            <w:r>
+              <w:rPr>
+                <w:rFonts w:ascii="Calibri" w:cs="Calibri" w:eastAsia="Calibri" w:hAnsi="Calibri"/>
+                <w:sz w:val="22"/>
+                <w:szCs w:val="22"/>
+              </w:rPr>
+              <w:t xml:space="preserve">Horizontal Ladle Preheater - 35 MT</w:t>
+            </w:r>
+          </w:p>
+          <w:p>
+            <w:pPr>
+              <w:spacing w:after="40" w:before="40"/>
+              <w:jc w:val="left"/>
+            </w:pPr>
+            <w:r>
+              <w:rPr>
+                <w:rFonts w:ascii="Calibri" w:cs="Calibri" w:eastAsia="Calibri" w:hAnsi="Calibri"/>
+                <w:sz w:val="22"/>
+                <w:szCs w:val="22"/>
+              </w:rPr>
+              <w:t xml:space="preserve">Vertical Ladle Preheater</w:t>
+            </w:r>
+          </w:p>
+        </w:tc>
+      </w:tr>
+      <w:tr>
+        <w:tc>
+          <w:tcPr>
+            <w:tcW w:type="dxa" w:w="780"/>
+            <w:tcBorders>
+              <w:top w:val="single" w:color="BFBFBF" w:sz="4"/>
+              <w:left w:val="single" w:color="BFBFBF" w:sz="4"/>
+              <w:bottom w:val="single" w:color="BFBFBF" w:sz="4"/>
+              <w:right w:val="single" w:color="BFBFBF" w:sz="4"/>
+            </w:tcBorders>
+            <w:shd w:fill="F3F4F6" w:val="clear"/>
+            <w:tcMar>
+              <w:top w:type="dxa" w:w="100"/>
+              <w:left w:type="dxa" w:w="140"/>
+              <w:bottom w:type="dxa" w:w="100"/>
+              <w:right w:type="dxa" w:w="140"/>
+            </w:tcMar>
+            <w:vAlign w:val="center"/>
+          </w:tcPr>
+          <w:p>
+            <w:pPr>
+              <w:spacing w:after="40" w:before="40"/>
+              <w:jc w:val="center"/>
+            </w:pPr>
+            <w:r>
+              <w:rPr>
+                <w:rFonts w:ascii="Calibri" w:cs="Calibri" w:eastAsia="Calibri" w:hAnsi="Calibri"/>
+                <w:sz w:val="22"/>
+                <w:szCs w:val="22"/>
+              </w:rPr>
+              <w:t xml:space="preserve">17</w:t>
+            </w:r>
+          </w:p>
+        </w:tc>
+        <w:tc>
+          <w:tcPr>
+            <w:tcW w:type="dxa" w:w="3580"/>
+            <w:tcBorders>
+              <w:top w:val="single" w:color="BFBFBF" w:sz="4"/>
+              <w:left w:val="single" w:color="BFBFBF" w:sz="4"/>
+              <w:bottom w:val="single" w:color="BFBFBF" w:sz="4"/>
+              <w:right w:val="single" w:color="BFBFBF" w:sz="4"/>
+            </w:tcBorders>
+            <w:shd w:fill="F3F4F6" w:val="clear"/>
+            <w:tcMar>
+              <w:top w:type="dxa" w:w="100"/>
+              <w:left w:type="dxa" w:w="140"/>
+              <w:bottom w:type="dxa" w:w="100"/>
+              <w:right w:type="dxa" w:w="140"/>
+            </w:tcMar>
+            <w:vAlign w:val="center"/>
+          </w:tcPr>
+          <w:p>
+            <w:pPr>
+              <w:spacing w:after="40" w:before="40"/>
+              <w:jc w:val="left"/>
+            </w:pPr>
+            <w:r>
+              <w:rPr>
+                <w:rFonts w:ascii="Calibri" w:cs="Calibri" w:eastAsia="Calibri" w:hAnsi="Calibri"/>
+                <w:b/>
+                <w:bCs/>
+                <w:sz w:val="22"/>
+                <w:szCs w:val="22"/>
+              </w:rPr>
+              <w:t xml:space="preserve">GPH Ispat Ltd.</w:t>
+            </w:r>
+          </w:p>
+        </w:tc>
+        <w:tc>
+          <w:tcPr>
+            <w:tcW w:type="dxa" w:w="5000"/>
+            <w:tcBorders>
+              <w:top w:val="single" w:color="BFBFBF" w:sz="4"/>
+              <w:left w:val="single" w:color="BFBFBF" w:sz="4"/>
+              <w:bottom w:val="single" w:color="BFBFBF" w:sz="4"/>
+              <w:right w:val="single" w:color="BFBFBF" w:sz="4"/>
+            </w:tcBorders>
+            <w:shd w:fill="F3F4F6" w:val="clear"/>
+            <w:tcMar>
+              <w:top w:type="dxa" w:w="100"/>
+              <w:left w:type="dxa" w:w="140"/>
+              <w:bottom w:type="dxa" w:w="100"/>
+              <w:right w:type="dxa" w:w="140"/>
+            </w:tcMar>
+            <w:vAlign w:val="center"/>
+          </w:tcPr>
+          <w:p>
+            <w:pPr>
+              <w:spacing w:after="40" w:before="40"/>
+              <w:jc w:val="left"/>
+            </w:pPr>
+            <w:r>
+              <w:rPr>
+                <w:rFonts w:ascii="Calibri" w:cs="Calibri" w:eastAsia="Calibri" w:hAnsi="Calibri"/>
+                <w:sz w:val="22"/>
+                <w:szCs w:val="22"/>
+              </w:rPr>
+              <w:t xml:space="preserve">Vertical Ladle Preheater</w:t>
+            </w:r>
+          </w:p>
+          <w:p>
+            <w:pPr>
+              <w:spacing w:after="40" w:before="40"/>
+              <w:jc w:val="left"/>
+            </w:pPr>
+            <w:r>
+              <w:rPr>
+                <w:rFonts w:ascii="Calibri" w:cs="Calibri" w:eastAsia="Calibri" w:hAnsi="Calibri"/>
+                <w:sz w:val="22"/>
+                <w:szCs w:val="22"/>
+              </w:rPr>
+              <w:t xml:space="preserve">Horizontal Ladle Preheater</w:t>
+            </w:r>
+          </w:p>
+        </w:tc>
+      </w:tr>
+      <w:tr>
+        <w:tc>
+          <w:tcPr>
+            <w:tcW w:type="dxa" w:w="780"/>
+            <w:tcBorders>
+              <w:top w:val="single" w:color="BFBFBF" w:sz="4"/>
+              <w:left w:val="single" w:color="BFBFBF" w:sz="4"/>
+              <w:bottom w:val="single" w:color="BFBFBF" w:sz="4"/>
+              <w:right w:val="single" w:color="BFBFBF" w:sz="4"/>
+            </w:tcBorders>
+            <w:shd w:fill="F3F4F6" w:val="clear"/>
+            <w:tcMar>
+              <w:top w:type="dxa" w:w="100"/>
+              <w:left w:type="dxa" w:w="140"/>
+              <w:bottom w:type="dxa" w:w="100"/>
+              <w:right w:type="dxa" w:w="140"/>
+            </w:tcMar>
+            <w:vAlign w:val="center"/>
+          </w:tcPr>
+          <w:p>
+            <w:pPr>
+              <w:spacing w:after="40" w:before="40"/>
+              <w:jc w:val="center"/>
+            </w:pPr>
+            <w:r>
+              <w:rPr>
+                <w:rFonts w:ascii="Calibri" w:cs="Calibri" w:eastAsia="Calibri" w:hAnsi="Calibri"/>
+                <w:sz w:val="22"/>
+                <w:szCs w:val="22"/>
+              </w:rPr>
+              <w:t xml:space="preserve">18</w:t>
+            </w:r>
+          </w:p>
+        </w:tc>
+        <w:tc>
+          <w:tcPr>
+            <w:tcW w:type="dxa" w:w="3580"/>
+            <w:tcBorders>
+              <w:top w:val="single" w:color="BFBFBF" w:sz="4"/>
+              <w:left w:val="single" w:color="BFBFBF" w:sz="4"/>
+              <w:bottom w:val="single" w:color="BFBFBF" w:sz="4"/>
+              <w:right w:val="single" w:color="BFBFBF" w:sz="4"/>
+            </w:tcBorders>
+            <w:shd w:fill="F3F4F6" w:val="clear"/>
+            <w:tcMar>
+              <w:top w:type="dxa" w:w="100"/>
+              <w:left w:type="dxa" w:w="140"/>
+              <w:bottom w:type="dxa" w:w="100"/>
+              <w:right w:type="dxa" w:w="140"/>
+            </w:tcMar>
+            <w:vAlign w:val="center"/>
+          </w:tcPr>
+          <w:p>
+            <w:pPr>
+              <w:spacing w:after="40" w:before="40"/>
+              <w:jc w:val="left"/>
+            </w:pPr>
+            <w:r>
+              <w:rPr>
+                <w:rFonts w:ascii="Calibri" w:cs="Calibri" w:eastAsia="Calibri" w:hAnsi="Calibri"/>
+                <w:b/>
+                <w:bCs/>
+                <w:sz w:val="22"/>
+                <w:szCs w:val="22"/>
+              </w:rPr>
+              <w:t xml:space="preserve">SMS India Pvt. Ltd.</w:t>
+            </w:r>
+          </w:p>
+        </w:tc>
+        <w:tc>
+          <w:tcPr>
+            <w:tcW w:type="dxa" w:w="5000"/>
+            <w:tcBorders>
+              <w:top w:val="single" w:color="BFBFBF" w:sz="4"/>
+              <w:left w:val="single" w:color="BFBFBF" w:sz="4"/>
+              <w:bottom w:val="single" w:color="BFBFBF" w:sz="4"/>
+              <w:right w:val="single" w:color="BFBFBF" w:sz="4"/>
+            </w:tcBorders>
+            <w:shd w:fill="F3F4F6" w:val="clear"/>
+            <w:tcMar>
+              <w:top w:type="dxa" w:w="100"/>
+              <w:left w:type="dxa" w:w="140"/>
+              <w:bottom w:type="dxa" w:w="100"/>
+              <w:right w:type="dxa" w:w="140"/>
+            </w:tcMar>
+            <w:vAlign w:val="center"/>
+          </w:tcPr>
+          <w:p>
+            <w:pPr>
+              <w:spacing w:after="40" w:before="40"/>
+              <w:jc w:val="left"/>
+            </w:pPr>
+            <w:r>
+              <w:rPr>
+                <w:rFonts w:ascii="Calibri" w:cs="Calibri" w:eastAsia="Calibri" w:hAnsi="Calibri"/>
+                <w:sz w:val="22"/>
+                <w:szCs w:val="22"/>
+              </w:rPr>
+              <w:t xml:space="preserve">Tundish Preheater</w:t>
+            </w:r>
+          </w:p>
+        </w:tc>
+      </w:tr>
+      <w:tr>
+        <w:tc>
+          <w:tcPr>
+            <w:tcW w:type="dxa" w:w="780"/>
+            <w:tcBorders>
+              <w:top w:val="single" w:color="BFBFBF" w:sz="4"/>
+              <w:left w:val="single" w:color="BFBFBF" w:sz="4"/>
+              <w:bottom w:val="single" w:color="BFBFBF" w:sz="4"/>
+              <w:right w:val="single" w:color="BFBFBF" w:sz="4"/>
+            </w:tcBorders>
+            <w:shd w:fill="F3F4F6" w:val="clear"/>
+            <w:tcMar>
+              <w:top w:type="dxa" w:w="100"/>
+              <w:left w:type="dxa" w:w="140"/>
+              <w:bottom w:type="dxa" w:w="100"/>
+              <w:right w:type="dxa" w:w="140"/>
+            </w:tcMar>
+            <w:vAlign w:val="center"/>
+          </w:tcPr>
+          <w:p>
+            <w:pPr>
+              <w:spacing w:after="40" w:before="40"/>
+              <w:jc w:val="center"/>
+            </w:pPr>
+            <w:r>
+              <w:rPr>
+                <w:rFonts w:ascii="Calibri" w:cs="Calibri" w:eastAsia="Calibri" w:hAnsi="Calibri"/>
+                <w:sz w:val="22"/>
+                <w:szCs w:val="22"/>
+              </w:rPr>
+              <w:t xml:space="preserve">19</w:t>
+            </w:r>
+          </w:p>
+        </w:tc>
+        <w:tc>
+          <w:tcPr>
+            <w:tcW w:type="dxa" w:w="3580"/>
+            <w:tcBorders>
+              <w:top w:val="single" w:color="BFBFBF" w:sz="4"/>
+              <w:left w:val="single" w:color="BFBFBF" w:sz="4"/>
+              <w:bottom w:val="single" w:color="BFBFBF" w:sz="4"/>
+              <w:right w:val="single" w:color="BFBFBF" w:sz="4"/>
+            </w:tcBorders>
+            <w:shd w:fill="F3F4F6" w:val="clear"/>
+            <w:tcMar>
+              <w:top w:type="dxa" w:w="100"/>
+              <w:left w:type="dxa" w:w="140"/>
+              <w:bottom w:type="dxa" w:w="100"/>
+              <w:right w:type="dxa" w:w="140"/>
+            </w:tcMar>
+            <w:vAlign w:val="center"/>
+          </w:tcPr>
+          <w:p>
+            <w:pPr>
+              <w:spacing w:after="40" w:before="40"/>
+              <w:jc w:val="left"/>
+            </w:pPr>
+            <w:r>
+              <w:rPr>
+                <w:rFonts w:ascii="Calibri" w:cs="Calibri" w:eastAsia="Calibri" w:hAnsi="Calibri"/>
+                <w:b/>
+                <w:bCs/>
+                <w:sz w:val="22"/>
+                <w:szCs w:val="22"/>
+              </w:rPr>
+              <w:t xml:space="preserve">BSRM Steel Mills Limited</w:t>
+            </w:r>
+          </w:p>
+        </w:tc>
+        <w:tc>
+          <w:tcPr>
+            <w:tcW w:type="dxa" w:w="5000"/>
+            <w:tcBorders>
+              <w:top w:val="single" w:color="BFBFBF" w:sz="4"/>
+              <w:left w:val="single" w:color="BFBFBF" w:sz="4"/>
+              <w:bottom w:val="single" w:color="BFBFBF" w:sz="4"/>
+              <w:right w:val="single" w:color="BFBFBF" w:sz="4"/>
+            </w:tcBorders>
+            <w:shd w:fill="F3F4F6" w:val="clear"/>
+            <w:tcMar>
+              <w:top w:type="dxa" w:w="100"/>
+              <w:left w:type="dxa" w:w="140"/>
+              <w:bottom w:type="dxa" w:w="100"/>
+              <w:right w:type="dxa" w:w="140"/>
+            </w:tcMar>
+            <w:vAlign w:val="center"/>
+          </w:tcPr>
+          <w:p>
+            <w:pPr>
+              <w:spacing w:after="40" w:before="40"/>
+              <w:jc w:val="left"/>
+            </w:pPr>
+            <w:r>
+              <w:rPr>
+                <w:rFonts w:ascii="Calibri" w:cs="Calibri" w:eastAsia="Calibri" w:hAnsi="Calibri"/>
+                <w:sz w:val="22"/>
+                <w:szCs w:val="22"/>
+              </w:rPr>
+              <w:t xml:space="preserve">Tundish Preheater</w:t>
+            </w:r>
+          </w:p>
+        </w:tc>
+      </w:tr>
+      <w:tr>
+        <w:tc>
+          <w:tcPr>
+            <w:tcW w:type="dxa" w:w="780"/>
+            <w:tcBorders>
+              <w:top w:val="single" w:color="BFBFBF" w:sz="4"/>
+              <w:left w:val="single" w:color="BFBFBF" w:sz="4"/>
+              <w:bottom w:val="single" w:color="BFBFBF" w:sz="4"/>
+              <w:right w:val="single" w:color="BFBFBF" w:sz="4"/>
+            </w:tcBorders>
+            <w:shd w:fill="F3F4F6" w:val="clear"/>
+            <w:tcMar>
+              <w:top w:type="dxa" w:w="100"/>
+              <w:left w:type="dxa" w:w="140"/>
+              <w:bottom w:type="dxa" w:w="100"/>
+              <w:right w:type="dxa" w:w="140"/>
+            </w:tcMar>
+            <w:vAlign w:val="center"/>
+          </w:tcPr>
+          <w:p>
+            <w:pPr>
+              <w:spacing w:after="40" w:before="40"/>
+              <w:jc w:val="center"/>
+            </w:pPr>
+            <w:r>
+              <w:rPr>
+                <w:rFonts w:ascii="Calibri" w:cs="Calibri" w:eastAsia="Calibri" w:hAnsi="Calibri"/>
+                <w:sz w:val="22"/>
+                <w:szCs w:val="22"/>
+              </w:rPr>
+              <w:t xml:space="preserve">20</w:t>
+            </w:r>
+          </w:p>
+        </w:tc>
+        <w:tc>
+          <w:tcPr>
+            <w:tcW w:type="dxa" w:w="3580"/>
+            <w:tcBorders>
+              <w:top w:val="single" w:color="BFBFBF" w:sz="4"/>
+              <w:left w:val="single" w:color="BFBFBF" w:sz="4"/>
+              <w:bottom w:val="single" w:color="BFBFBF" w:sz="4"/>
+              <w:right w:val="single" w:color="BFBFBF" w:sz="4"/>
+            </w:tcBorders>
+            <w:shd w:fill="F3F4F6" w:val="clear"/>
+            <w:tcMar>
+              <w:top w:type="dxa" w:w="100"/>
+              <w:left w:type="dxa" w:w="140"/>
+              <w:bottom w:type="dxa" w:w="100"/>
+              <w:right w:type="dxa" w:w="140"/>
+            </w:tcMar>
+            <w:vAlign w:val="center"/>
+          </w:tcPr>
+          <w:p>
+            <w:pPr>
+              <w:spacing w:after="40" w:before="40"/>
+              <w:jc w:val="left"/>
+            </w:pPr>
+            <w:r>
+              <w:rPr>
+                <w:rFonts w:ascii="Calibri" w:cs="Calibri" w:eastAsia="Calibri" w:hAnsi="Calibri"/>
+                <w:b/>
+                <w:bCs/>
+                <w:sz w:val="22"/>
+                <w:szCs w:val="22"/>
+              </w:rPr>
+              <w:t xml:space="preserve">Electrotherm India Limited</w:t>
+            </w:r>
+          </w:p>
+        </w:tc>
+        <w:tc>
+          <w:tcPr>
+            <w:tcW w:type="dxa" w:w="5000"/>
+            <w:tcBorders>
+              <w:top w:val="single" w:color="BFBFBF" w:sz="4"/>
+              <w:left w:val="single" w:color="BFBFBF" w:sz="4"/>
+              <w:bottom w:val="single" w:color="BFBFBF" w:sz="4"/>
+              <w:right w:val="single" w:color="BFBFBF" w:sz="4"/>
+            </w:tcBorders>
+            <w:shd w:fill="F3F4F6" w:val="clear"/>
+            <w:tcMar>
+              <w:top w:type="dxa" w:w="100"/>
+              <w:left w:type="dxa" w:w="140"/>
+              <w:bottom w:type="dxa" w:w="100"/>
+              <w:right w:type="dxa" w:w="140"/>
+            </w:tcMar>
+            <w:vAlign w:val="center"/>
+          </w:tcPr>
+          <w:p>
+            <w:pPr>
+              <w:spacing w:after="40" w:before="40"/>
+              <w:jc w:val="left"/>
+            </w:pPr>
+            <w:r>
+              <w:rPr>
+                <w:rFonts w:ascii="Calibri" w:cs="Calibri" w:eastAsia="Calibri" w:hAnsi="Calibri"/>
+                <w:sz w:val="22"/>
+                <w:szCs w:val="22"/>
+              </w:rPr>
+              <w:t xml:space="preserve">Tundish Preheater</w:t>
+            </w:r>
+          </w:p>
+        </w:tc>
+      </w:tr>
+      <w:tr>
+        <w:tc>
+          <w:tcPr>
+            <w:tcW w:type="dxa" w:w="780"/>
+            <w:tcBorders>
+              <w:top w:val="single" w:color="BFBFBF" w:sz="4"/>
+              <w:left w:val="single" w:color="BFBFBF" w:sz="4"/>
+              <w:bottom w:val="single" w:color="BFBFBF" w:sz="4"/>
+              <w:right w:val="single" w:color="BFBFBF" w:sz="4"/>
+            </w:tcBorders>
+            <w:shd w:fill="F3F4F6" w:val="clear"/>
+            <w:tcMar>
+              <w:top w:type="dxa" w:w="100"/>
+              <w:left w:type="dxa" w:w="140"/>
+              <w:bottom w:type="dxa" w:w="100"/>
+              <w:right w:type="dxa" w:w="140"/>
+            </w:tcMar>
+            <w:vAlign w:val="center"/>
+          </w:tcPr>
+          <w:p>
+            <w:pPr>
+              <w:spacing w:after="40" w:before="40"/>
+              <w:jc w:val="center"/>
+            </w:pPr>
+            <w:r>
+              <w:rPr>
+                <w:rFonts w:ascii="Calibri" w:cs="Calibri" w:eastAsia="Calibri" w:hAnsi="Calibri"/>
+                <w:sz w:val="22"/>
+                <w:szCs w:val="22"/>
+              </w:rPr>
+              <w:t xml:space="preserve">21</w:t>
+            </w:r>
+          </w:p>
+        </w:tc>
+        <w:tc>
+          <w:tcPr>
+            <w:tcW w:type="dxa" w:w="3580"/>
+            <w:tcBorders>
+              <w:top w:val="single" w:color="BFBFBF" w:sz="4"/>
+              <w:left w:val="single" w:color="BFBFBF" w:sz="4"/>
+              <w:bottom w:val="single" w:color="BFBFBF" w:sz="4"/>
+              <w:right w:val="single" w:color="BFBFBF" w:sz="4"/>
+            </w:tcBorders>
+            <w:shd w:fill="F3F4F6" w:val="clear"/>
+            <w:tcMar>
+              <w:top w:type="dxa" w:w="100"/>
+              <w:left w:type="dxa" w:w="140"/>
+              <w:bottom w:type="dxa" w:w="100"/>
+              <w:right w:type="dxa" w:w="140"/>
+            </w:tcMar>
+            <w:vAlign w:val="center"/>
+          </w:tcPr>
+          <w:p>
+            <w:pPr>
+              <w:spacing w:after="40" w:before="40"/>
+              <w:jc w:val="left"/>
+            </w:pPr>
+            <w:r>
+              <w:rPr>
+                <w:rFonts w:ascii="Calibri" w:cs="Calibri" w:eastAsia="Calibri" w:hAnsi="Calibri"/>
+                <w:b/>
+                <w:bCs/>
+                <w:sz w:val="22"/>
+                <w:szCs w:val="22"/>
+              </w:rPr>
+              <w:t xml:space="preserve">Bhilai Steel Plant</w:t>
+            </w:r>
+          </w:p>
+        </w:tc>
+        <w:tc>
+          <w:tcPr>
+            <w:tcW w:type="dxa" w:w="5000"/>
+            <w:tcBorders>
+              <w:top w:val="single" w:color="BFBFBF" w:sz="4"/>
+              <w:left w:val="single" w:color="BFBFBF" w:sz="4"/>
+              <w:bottom w:val="single" w:color="BFBFBF" w:sz="4"/>
+              <w:right w:val="single" w:color="BFBFBF" w:sz="4"/>
+            </w:tcBorders>
+            <w:shd w:fill="F3F4F6" w:val="clear"/>
+            <w:tcMar>
+              <w:top w:type="dxa" w:w="100"/>
+              <w:left w:type="dxa" w:w="140"/>
+              <w:bottom w:type="dxa" w:w="100"/>
+              <w:right w:type="dxa" w:w="140"/>
+            </w:tcMar>
+            <w:vAlign w:val="center"/>
+          </w:tcPr>
+          <w:p>
+            <w:pPr>
+              <w:spacing w:after="40" w:before="40"/>
+              <w:jc w:val="left"/>
+            </w:pPr>
+            <w:r>
+              <w:rPr>
+                <w:rFonts w:ascii="Calibri" w:cs="Calibri" w:eastAsia="Calibri" w:hAnsi="Calibri"/>
+                <w:sz w:val="22"/>
+                <w:szCs w:val="22"/>
+              </w:rPr>
+              <w:t xml:space="preserve">Tundish Preheater</w:t>
+            </w:r>
+          </w:p>
+        </w:tc>
+      </w:tr>
+      <w:tr>
+        <w:tc>
+          <w:tcPr>
+            <w:tcW w:type="dxa" w:w="780"/>
+            <w:tcBorders>
+              <w:top w:val="single" w:color="BFBFBF" w:sz="4"/>
+              <w:left w:val="single" w:color="BFBFBF" w:sz="4"/>
+              <w:bottom w:val="single" w:color="BFBFBF" w:sz="4"/>
+              <w:right w:val="single" w:color="BFBFBF" w:sz="4"/>
+            </w:tcBorders>
+            <w:shd w:fill="F3F4F6" w:val="clear"/>
+            <w:tcMar>
+              <w:top w:type="dxa" w:w="100"/>
+              <w:left w:type="dxa" w:w="140"/>
+              <w:bottom w:type="dxa" w:w="100"/>
+              <w:right w:type="dxa" w:w="140"/>
+            </w:tcMar>
+            <w:vAlign w:val="center"/>
+          </w:tcPr>
+          <w:p>
+            <w:pPr>
+              <w:spacing w:after="40" w:before="40"/>
+              <w:jc w:val="center"/>
+            </w:pPr>
+            <w:r>
+              <w:rPr>
+                <w:rFonts w:ascii="Calibri" w:cs="Calibri" w:eastAsia="Calibri" w:hAnsi="Calibri"/>
+                <w:sz w:val="22"/>
+                <w:szCs w:val="22"/>
+              </w:rPr>
+              <w:t xml:space="preserve">22</w:t>
+            </w:r>
+          </w:p>
+        </w:tc>
+        <w:tc>
+          <w:tcPr>
+            <w:tcW w:type="dxa" w:w="3580"/>
+            <w:tcBorders>
+              <w:top w:val="single" w:color="BFBFBF" w:sz="4"/>
+              <w:left w:val="single" w:color="BFBFBF" w:sz="4"/>
+              <w:bottom w:val="single" w:color="BFBFBF" w:sz="4"/>
+              <w:right w:val="single" w:color="BFBFBF" w:sz="4"/>
+            </w:tcBorders>
+            <w:shd w:fill="F3F4F6" w:val="clear"/>
+            <w:tcMar>
+              <w:top w:type="dxa" w:w="100"/>
+              <w:left w:type="dxa" w:w="140"/>
+              <w:bottom w:type="dxa" w:w="100"/>
+              <w:right w:type="dxa" w:w="140"/>
+            </w:tcMar>
+            <w:vAlign w:val="center"/>
+          </w:tcPr>
+          <w:p>
+            <w:pPr>
+              <w:spacing w:after="40" w:before="40"/>
+              <w:jc w:val="left"/>
+            </w:pPr>
+            <w:r>
+              <w:rPr>
+                <w:rFonts w:ascii="Calibri" w:cs="Calibri" w:eastAsia="Calibri" w:hAnsi="Calibri"/>
+                <w:b/>
+                <w:bCs/>
+                <w:sz w:val="22"/>
+                <w:szCs w:val="22"/>
+              </w:rPr>
+              <w:t xml:space="preserve">Rungta Mines Limited</w:t>
+            </w:r>
+          </w:p>
+        </w:tc>
+        <w:tc>
+          <w:tcPr>
+            <w:tcW w:type="dxa" w:w="5000"/>
+            <w:tcBorders>
+              <w:top w:val="single" w:color="BFBFBF" w:sz="4"/>
+              <w:left w:val="single" w:color="BFBFBF" w:sz="4"/>
+              <w:bottom w:val="single" w:color="BFBFBF" w:sz="4"/>
+              <w:right w:val="single" w:color="BFBFBF" w:sz="4"/>
+            </w:tcBorders>
+            <w:shd w:fill="F3F4F6" w:val="clear"/>
+            <w:tcMar>
+              <w:top w:type="dxa" w:w="100"/>
+              <w:left w:type="dxa" w:w="140"/>
+              <w:bottom w:type="dxa" w:w="100"/>
+              <w:right w:type="dxa" w:w="140"/>
+            </w:tcMar>
+            <w:vAlign w:val="center"/>
+          </w:tcPr>
+          <w:p>
+            <w:pPr>
+              <w:spacing w:after="40" w:before="40"/>
+              <w:jc w:val="left"/>
+            </w:pPr>
+            <w:r>
+              <w:rPr>
+                <w:rFonts w:ascii="Calibri" w:cs="Calibri" w:eastAsia="Calibri" w:hAnsi="Calibri"/>
+                <w:sz w:val="22"/>
+                <w:szCs w:val="22"/>
+              </w:rPr>
+              <w:t xml:space="preserve">Horizontal Ladle Preheater - 22 MT</w:t>
+            </w:r>
+          </w:p>
+          <w:p>
+            <w:pPr>
+              <w:spacing w:after="40" w:before="40"/>
+              <w:jc w:val="left"/>
+            </w:pPr>
+            <w:r>
+              <w:rPr>
+                <w:rFonts w:ascii="Calibri" w:cs="Calibri" w:eastAsia="Calibri" w:hAnsi="Calibri"/>
+                <w:sz w:val="22"/>
+                <w:szCs w:val="22"/>
+              </w:rPr>
+              <w:t xml:space="preserve">Vertical Ladle Preheater - 22 MT</w:t>
+            </w:r>
+          </w:p>
+        </w:tc>
+      </w:tr>
+      <w:tr>
+        <w:tc>
+          <w:tcPr>
+            <w:tcW w:type="dxa" w:w="780"/>
+            <w:tcBorders>
+              <w:top w:val="single" w:color="BFBFBF" w:sz="4"/>
+              <w:left w:val="single" w:color="BFBFBF" w:sz="4"/>
+              <w:bottom w:val="single" w:color="BFBFBF" w:sz="4"/>
+              <w:right w:val="single" w:color="BFBFBF" w:sz="4"/>
+            </w:tcBorders>
+            <w:shd w:fill="F3F4F6" w:val="clear"/>
+            <w:tcMar>
+              <w:top w:type="dxa" w:w="100"/>
+              <w:left w:type="dxa" w:w="140"/>
+              <w:bottom w:type="dxa" w:w="100"/>
+              <w:right w:type="dxa" w:w="140"/>
+            </w:tcMar>
+            <w:vAlign w:val="center"/>
+          </w:tcPr>
+          <w:p>
+            <w:pPr>
+              <w:spacing w:after="40" w:before="40"/>
+              <w:jc w:val="center"/>
+            </w:pPr>
+            <w:r>
+              <w:rPr>
+                <w:rFonts w:ascii="Calibri" w:cs="Calibri" w:eastAsia="Calibri" w:hAnsi="Calibri"/>
+                <w:sz w:val="22"/>
+                <w:szCs w:val="22"/>
+              </w:rPr>
+              <w:t xml:space="preserve">23</w:t>
+            </w:r>
+          </w:p>
+        </w:tc>
+        <w:tc>
+          <w:tcPr>
+            <w:tcW w:type="dxa" w:w="3580"/>
+            <w:tcBorders>
+              <w:top w:val="single" w:color="BFBFBF" w:sz="4"/>
+              <w:left w:val="single" w:color="BFBFBF" w:sz="4"/>
+              <w:bottom w:val="single" w:color="BFBFBF" w:sz="4"/>
+              <w:right w:val="single" w:color="BFBFBF" w:sz="4"/>
+            </w:tcBorders>
+            <w:shd w:fill="F3F4F6" w:val="clear"/>
+            <w:tcMar>
+              <w:top w:type="dxa" w:w="100"/>
+              <w:left w:type="dxa" w:w="140"/>
+              <w:bottom w:type="dxa" w:w="100"/>
+              <w:right w:type="dxa" w:w="140"/>
+            </w:tcMar>
+            <w:vAlign w:val="center"/>
+          </w:tcPr>
+          <w:p>
+            <w:pPr>
+              <w:spacing w:after="40" w:before="40"/>
+              <w:jc w:val="left"/>
+            </w:pPr>
+            <w:r>
+              <w:rPr>
+                <w:rFonts w:ascii="Calibri" w:cs="Calibri" w:eastAsia="Calibri" w:hAnsi="Calibri"/>
+                <w:b/>
+                <w:bCs/>
+                <w:sz w:val="22"/>
+                <w:szCs w:val="22"/>
+              </w:rPr>
+              <w:t xml:space="preserve">Primetals Technologies India P. Ltd.</w:t>
+            </w:r>
+          </w:p>
+        </w:tc>
+        <w:tc>
+          <w:tcPr>
+            <w:tcW w:type="dxa" w:w="5000"/>
+            <w:tcBorders>
+              <w:top w:val="single" w:color="BFBFBF" w:sz="4"/>
+              <w:left w:val="single" w:color="BFBFBF" w:sz="4"/>
+              <w:bottom w:val="single" w:color="BFBFBF" w:sz="4"/>
+              <w:right w:val="single" w:color="BFBFBF" w:sz="4"/>
+            </w:tcBorders>
+            <w:shd w:fill="F3F4F6" w:val="clear"/>
+            <w:tcMar>
+              <w:top w:type="dxa" w:w="100"/>
+              <w:left w:type="dxa" w:w="140"/>
+              <w:bottom w:type="dxa" w:w="100"/>
+              <w:right w:type="dxa" w:w="140"/>
+            </w:tcMar>
+            <w:vAlign w:val="center"/>
+          </w:tcPr>
+          <w:p>
+            <w:pPr>
+              <w:spacing w:after="40" w:before="40"/>
+              <w:jc w:val="left"/>
+            </w:pPr>
+            <w:r>
+              <w:rPr>
+                <w:rFonts w:ascii="Calibri" w:cs="Calibri" w:eastAsia="Calibri" w:hAnsi="Calibri"/>
+                <w:sz w:val="22"/>
+                <w:szCs w:val="22"/>
+              </w:rPr>
+              <w:t xml:space="preserve">Horizontal Ladle Preheater</w:t>
+            </w:r>
+          </w:p>
+          <w:p>
+            <w:pPr>
+              <w:spacing w:after="40" w:before="40"/>
+              <w:jc w:val="left"/>
+            </w:pPr>
+            <w:r>
+              <w:rPr>
+                <w:rFonts w:ascii="Calibri" w:cs="Calibri" w:eastAsia="Calibri" w:hAnsi="Calibri"/>
+                <w:sz w:val="22"/>
+                <w:szCs w:val="22"/>
+              </w:rPr>
+              <w:t xml:space="preserve">Vertical Ladle Preheater</w:t>
+            </w:r>
+          </w:p>
+        </w:tc>
+      </w:tr>
+      <w:tr>
+        <w:tc>
+          <w:tcPr>
+            <w:tcW w:type="dxa" w:w="780"/>
+            <w:tcBorders>
+              <w:top w:val="single" w:color="BFBFBF" w:sz="4"/>
+              <w:left w:val="single" w:color="BFBFBF" w:sz="4"/>
+              <w:bottom w:val="single" w:color="BFBFBF" w:sz="4"/>
+              <w:right w:val="single" w:color="BFBFBF" w:sz="4"/>
+            </w:tcBorders>
+            <w:shd w:fill="F3F4F6" w:val="clear"/>
+            <w:tcMar>
+              <w:top w:type="dxa" w:w="100"/>
+              <w:left w:type="dxa" w:w="140"/>
+              <w:bottom w:type="dxa" w:w="100"/>
+              <w:right w:type="dxa" w:w="140"/>
+            </w:tcMar>
+            <w:vAlign w:val="center"/>
+          </w:tcPr>
+          <w:p>
+            <w:pPr>
+              <w:spacing w:after="40" w:before="40"/>
+              <w:jc w:val="center"/>
+            </w:pPr>
+            <w:r>
+              <w:rPr>
+                <w:rFonts w:ascii="Calibri" w:cs="Calibri" w:eastAsia="Calibri" w:hAnsi="Calibri"/>
+                <w:sz w:val="22"/>
+                <w:szCs w:val="22"/>
+              </w:rPr>
+              <w:t xml:space="preserve">24</w:t>
+            </w:r>
+          </w:p>
+        </w:tc>
+        <w:tc>
+          <w:tcPr>
+            <w:tcW w:type="dxa" w:w="3580"/>
+            <w:tcBorders>
+              <w:top w:val="single" w:color="BFBFBF" w:sz="4"/>
+              <w:left w:val="single" w:color="BFBFBF" w:sz="4"/>
+              <w:bottom w:val="single" w:color="BFBFBF" w:sz="4"/>
+              <w:right w:val="single" w:color="BFBFBF" w:sz="4"/>
+            </w:tcBorders>
+            <w:shd w:fill="F3F4F6" w:val="clear"/>
+            <w:tcMar>
+              <w:top w:type="dxa" w:w="100"/>
+              <w:left w:type="dxa" w:w="140"/>
+              <w:bottom w:type="dxa" w:w="100"/>
+              <w:right w:type="dxa" w:w="140"/>
+            </w:tcMar>
+            <w:vAlign w:val="center"/>
+          </w:tcPr>
+          <w:p>
+            <w:pPr>
+              <w:spacing w:after="40" w:before="40"/>
+              <w:jc w:val="left"/>
+            </w:pPr>
+            <w:r>
+              <w:rPr>
+                <w:rFonts w:ascii="Calibri" w:cs="Calibri" w:eastAsia="Calibri" w:hAnsi="Calibri"/>
+                <w:b/>
+                <w:bCs/>
+                <w:sz w:val="22"/>
+                <w:szCs w:val="22"/>
+              </w:rPr>
+              <w:t xml:space="preserve">Rashtriya Ispat Nigam Ltd.</w:t>
+            </w:r>
+          </w:p>
+        </w:tc>
+        <w:tc>
+          <w:tcPr>
+            <w:tcW w:type="dxa" w:w="5000"/>
+            <w:tcBorders>
+              <w:top w:val="single" w:color="BFBFBF" w:sz="4"/>
+              <w:left w:val="single" w:color="BFBFBF" w:sz="4"/>
+              <w:bottom w:val="single" w:color="BFBFBF" w:sz="4"/>
+              <w:right w:val="single" w:color="BFBFBF" w:sz="4"/>
+            </w:tcBorders>
+            <w:shd w:fill="F3F4F6" w:val="clear"/>
+            <w:tcMar>
+              <w:top w:type="dxa" w:w="100"/>
+              <w:left w:type="dxa" w:w="140"/>
+              <w:bottom w:type="dxa" w:w="100"/>
+              <w:right w:type="dxa" w:w="140"/>
+            </w:tcMar>
+            <w:vAlign w:val="center"/>
+          </w:tcPr>
+          <w:p>
+            <w:pPr>
+              <w:spacing w:after="40" w:before="40"/>
+              <w:jc w:val="left"/>
+            </w:pPr>
+            <w:r>
+              <w:rPr>
+                <w:rFonts w:ascii="Calibri" w:cs="Calibri" w:eastAsia="Calibri" w:hAnsi="Calibri"/>
+                <w:sz w:val="22"/>
+                <w:szCs w:val="22"/>
+              </w:rPr>
+              <w:t xml:space="preserve">Tundish Preheater</w:t>
+            </w:r>
+          </w:p>
+        </w:tc>
+      </w:tr>
+      <w:tr>
+        <w:tc>
+          <w:tcPr>
+            <w:tcW w:type="dxa" w:w="780"/>
+            <w:tcBorders>
+              <w:top w:val="single" w:color="BFBFBF" w:sz="4"/>
+              <w:left w:val="single" w:color="BFBFBF" w:sz="4"/>
+              <w:bottom w:val="single" w:color="BFBFBF" w:sz="4"/>
+              <w:right w:val="single" w:color="BFBFBF" w:sz="4"/>
+            </w:tcBorders>
+            <w:shd w:fill="F3F4F6" w:val="clear"/>
+            <w:tcMar>
+              <w:top w:type="dxa" w:w="100"/>
+              <w:left w:type="dxa" w:w="140"/>
+              <w:bottom w:type="dxa" w:w="100"/>
+              <w:right w:type="dxa" w:w="140"/>
+            </w:tcMar>
+            <w:vAlign w:val="center"/>
+          </w:tcPr>
+          <w:p>
+            <w:pPr>
+              <w:spacing w:after="40" w:before="40"/>
+              <w:jc w:val="center"/>
+            </w:pPr>
+            <w:r>
+              <w:rPr>
+                <w:rFonts w:ascii="Calibri" w:cs="Calibri" w:eastAsia="Calibri" w:hAnsi="Calibri"/>
+                <w:sz w:val="22"/>
+                <w:szCs w:val="22"/>
+              </w:rPr>
+              <w:t xml:space="preserve">25</w:t>
+            </w:r>
+          </w:p>
+        </w:tc>
+        <w:tc>
+          <w:tcPr>
+            <w:tcW w:type="dxa" w:w="3580"/>
+            <w:tcBorders>
+              <w:top w:val="single" w:color="BFBFBF" w:sz="4"/>
+              <w:left w:val="single" w:color="BFBFBF" w:sz="4"/>
+              <w:bottom w:val="single" w:color="BFBFBF" w:sz="4"/>
+              <w:right w:val="single" w:color="BFBFBF" w:sz="4"/>
+            </w:tcBorders>
+            <w:shd w:fill="F3F4F6" w:val="clear"/>
+            <w:tcMar>
+              <w:top w:type="dxa" w:w="100"/>
+              <w:left w:type="dxa" w:w="140"/>
+              <w:bottom w:type="dxa" w:w="100"/>
+              <w:right w:type="dxa" w:w="140"/>
+            </w:tcMar>
+            <w:vAlign w:val="center"/>
+          </w:tcPr>
+          <w:p>
+            <w:pPr>
+              <w:spacing w:after="40" w:before="40"/>
+              <w:jc w:val="left"/>
+            </w:pPr>
+            <w:r>
+              <w:rPr>
+                <w:rFonts w:ascii="Calibri" w:cs="Calibri" w:eastAsia="Calibri" w:hAnsi="Calibri"/>
+                <w:b/>
+                <w:bCs/>
+                <w:sz w:val="22"/>
+                <w:szCs w:val="22"/>
+              </w:rPr>
+              <w:t xml:space="preserve">Jindal Stainless Limited A/c Primetals</w:t>
+            </w:r>
+          </w:p>
+        </w:tc>
+        <w:tc>
+          <w:tcPr>
+            <w:tcW w:type="dxa" w:w="5000"/>
+            <w:tcBorders>
+              <w:top w:val="single" w:color="BFBFBF" w:sz="4"/>
+              <w:left w:val="single" w:color="BFBFBF" w:sz="4"/>
+              <w:bottom w:val="single" w:color="BFBFBF" w:sz="4"/>
+              <w:right w:val="single" w:color="BFBFBF" w:sz="4"/>
+            </w:tcBorders>
+            <w:shd w:fill="F3F4F6" w:val="clear"/>
+            <w:tcMar>
+              <w:top w:type="dxa" w:w="100"/>
+              <w:left w:type="dxa" w:w="140"/>
+              <w:bottom w:type="dxa" w:w="100"/>
+              <w:right w:type="dxa" w:w="140"/>
+            </w:tcMar>
+            <w:vAlign w:val="center"/>
+          </w:tcPr>
+          <w:p>
+            <w:pPr>
+              <w:spacing w:after="40" w:before="40"/>
+              <w:jc w:val="left"/>
+            </w:pPr>
+            <w:r>
+              <w:rPr>
+                <w:rFonts w:ascii="Calibri" w:cs="Calibri" w:eastAsia="Calibri" w:hAnsi="Calibri"/>
+                <w:sz w:val="22"/>
+                <w:szCs w:val="22"/>
+              </w:rPr>
+              <w:t xml:space="preserve">Tundish Preheater</w:t>
+            </w:r>
+          </w:p>
+        </w:tc>
+      </w:tr>
+      <w:tr>
+        <w:tc>
+          <w:tcPr>
+            <w:tcW w:type="dxa" w:w="780"/>
+            <w:tcBorders>
+              <w:top w:val="single" w:color="BFBFBF" w:sz="4"/>
+              <w:left w:val="single" w:color="BFBFBF" w:sz="4"/>
+              <w:bottom w:val="single" w:color="BFBFBF" w:sz="4"/>
+              <w:right w:val="single" w:color="BFBFBF" w:sz="4"/>
+            </w:tcBorders>
+            <w:shd w:fill="F3F4F6" w:val="clear"/>
+            <w:tcMar>
+              <w:top w:type="dxa" w:w="100"/>
+              <w:left w:type="dxa" w:w="140"/>
+              <w:bottom w:type="dxa" w:w="100"/>
+              <w:right w:type="dxa" w:w="140"/>
+            </w:tcMar>
+            <w:vAlign w:val="center"/>
+          </w:tcPr>
+          <w:p>
+            <w:pPr>
+              <w:spacing w:after="40" w:before="40"/>
+              <w:jc w:val="center"/>
+            </w:pPr>
+            <w:r>
+              <w:rPr>
+                <w:rFonts w:ascii="Calibri" w:cs="Calibri" w:eastAsia="Calibri" w:hAnsi="Calibri"/>
+                <w:sz w:val="22"/>
+                <w:szCs w:val="22"/>
+              </w:rPr>
+              <w:t xml:space="preserve">26</w:t>
+            </w:r>
+          </w:p>
+        </w:tc>
+        <w:tc>
+          <w:tcPr>
+            <w:tcW w:type="dxa" w:w="3580"/>
+            <w:tcBorders>
+              <w:top w:val="single" w:color="BFBFBF" w:sz="4"/>
+              <w:left w:val="single" w:color="BFBFBF" w:sz="4"/>
+              <w:bottom w:val="single" w:color="BFBFBF" w:sz="4"/>
+              <w:right w:val="single" w:color="BFBFBF" w:sz="4"/>
+            </w:tcBorders>
+            <w:shd w:fill="F3F4F6" w:val="clear"/>
+            <w:tcMar>
+              <w:top w:type="dxa" w:w="100"/>
+              <w:left w:type="dxa" w:w="140"/>
+              <w:bottom w:type="dxa" w:w="100"/>
+              <w:right w:type="dxa" w:w="140"/>
+            </w:tcMar>
+            <w:vAlign w:val="center"/>
+          </w:tcPr>
+          <w:p>
+            <w:pPr>
+              <w:spacing w:after="40" w:before="40"/>
+              <w:jc w:val="left"/>
+            </w:pPr>
+            <w:r>
+              <w:rPr>
+                <w:rFonts w:ascii="Calibri" w:cs="Calibri" w:eastAsia="Calibri" w:hAnsi="Calibri"/>
+                <w:b/>
+                <w:bCs/>
+                <w:sz w:val="22"/>
+                <w:szCs w:val="22"/>
+              </w:rPr>
+              <w:t xml:space="preserve">Jindal Steel &amp; Power Ltd.</w:t>
+            </w:r>
+          </w:p>
+        </w:tc>
+        <w:tc>
+          <w:tcPr>
+            <w:tcW w:type="dxa" w:w="5000"/>
+            <w:tcBorders>
+              <w:top w:val="single" w:color="BFBFBF" w:sz="4"/>
+              <w:left w:val="single" w:color="BFBFBF" w:sz="4"/>
+              <w:bottom w:val="single" w:color="BFBFBF" w:sz="4"/>
+              <w:right w:val="single" w:color="BFBFBF" w:sz="4"/>
+            </w:tcBorders>
+            <w:shd w:fill="F3F4F6" w:val="clear"/>
+            <w:tcMar>
+              <w:top w:type="dxa" w:w="100"/>
+              <w:left w:type="dxa" w:w="140"/>
+              <w:bottom w:type="dxa" w:w="100"/>
+              <w:right w:type="dxa" w:w="140"/>
+            </w:tcMar>
+            <w:vAlign w:val="center"/>
+          </w:tcPr>
+          <w:p>
+            <w:pPr>
+              <w:spacing w:after="40" w:before="40"/>
+              <w:jc w:val="left"/>
+            </w:pPr>
+            <w:r>
+              <w:rPr>
+                <w:rFonts w:ascii="Calibri" w:cs="Calibri" w:eastAsia="Calibri" w:hAnsi="Calibri"/>
+                <w:sz w:val="22"/>
+                <w:szCs w:val="22"/>
+              </w:rPr>
+              <w:t xml:space="preserve">Vertical Ladle Preheater - 100 MT</w:t>
+            </w:r>
+          </w:p>
+        </w:tc>
+      </w:tr>
+      <w:tr>
+        <w:tc>
+          <w:tcPr>
+            <w:tcW w:type="dxa" w:w="780"/>
+            <w:tcBorders>
+              <w:top w:val="single" w:color="BFBFBF" w:sz="4"/>
+              <w:left w:val="single" w:color="BFBFBF" w:sz="4"/>
+              <w:bottom w:val="single" w:color="BFBFBF" w:sz="4"/>
+              <w:right w:val="single" w:color="BFBFBF" w:sz="4"/>
+            </w:tcBorders>
+            <w:shd w:fill="F3F4F6" w:val="clear"/>
+            <w:tcMar>
+              <w:top w:type="dxa" w:w="100"/>
+              <w:left w:type="dxa" w:w="140"/>
+              <w:bottom w:type="dxa" w:w="100"/>
+              <w:right w:type="dxa" w:w="140"/>
+            </w:tcMar>
+            <w:vAlign w:val="center"/>
+          </w:tcPr>
+          <w:p>
+            <w:pPr>
+              <w:spacing w:after="40" w:before="40"/>
+              <w:jc w:val="center"/>
+            </w:pPr>
+            <w:r>
+              <w:rPr>
+                <w:rFonts w:ascii="Calibri" w:cs="Calibri" w:eastAsia="Calibri" w:hAnsi="Calibri"/>
+                <w:sz w:val="22"/>
+                <w:szCs w:val="22"/>
+              </w:rPr>
+              <w:t xml:space="preserve">27</w:t>
+            </w:r>
+          </w:p>
+        </w:tc>
+        <w:tc>
+          <w:tcPr>
+            <w:tcW w:type="dxa" w:w="3580"/>
+            <w:tcBorders>
+              <w:top w:val="single" w:color="BFBFBF" w:sz="4"/>
+              <w:left w:val="single" w:color="BFBFBF" w:sz="4"/>
+              <w:bottom w:val="single" w:color="BFBFBF" w:sz="4"/>
+              <w:right w:val="single" w:color="BFBFBF" w:sz="4"/>
+            </w:tcBorders>
+            <w:shd w:fill="F3F4F6" w:val="clear"/>
+            <w:tcMar>
+              <w:top w:type="dxa" w:w="100"/>
+              <w:left w:type="dxa" w:w="140"/>
+              <w:bottom w:type="dxa" w:w="100"/>
+              <w:right w:type="dxa" w:w="140"/>
+            </w:tcMar>
+            <w:vAlign w:val="center"/>
+          </w:tcPr>
+          <w:p>
+            <w:pPr>
+              <w:spacing w:after="40" w:before="40"/>
+              <w:jc w:val="left"/>
+            </w:pPr>
+            <w:r>
+              <w:rPr>
+                <w:rFonts w:ascii="Calibri" w:cs="Calibri" w:eastAsia="Calibri" w:hAnsi="Calibri"/>
+                <w:b/>
+                <w:bCs/>
+                <w:sz w:val="22"/>
+                <w:szCs w:val="22"/>
+              </w:rPr>
+              <w:t xml:space="preserve">Bangladesh Steel Re-Rolling Mills Ltd.</w:t>
+            </w:r>
+          </w:p>
+        </w:tc>
+        <w:tc>
+          <w:tcPr>
+            <w:tcW w:type="dxa" w:w="5000"/>
+            <w:tcBorders>
+              <w:top w:val="single" w:color="BFBFBF" w:sz="4"/>
+              <w:left w:val="single" w:color="BFBFBF" w:sz="4"/>
+              <w:bottom w:val="single" w:color="BFBFBF" w:sz="4"/>
+              <w:right w:val="single" w:color="BFBFBF" w:sz="4"/>
+            </w:tcBorders>
+            <w:shd w:fill="F3F4F6" w:val="clear"/>
+            <w:tcMar>
+              <w:top w:type="dxa" w:w="100"/>
+              <w:left w:type="dxa" w:w="140"/>
+              <w:bottom w:type="dxa" w:w="100"/>
+              <w:right w:type="dxa" w:w="140"/>
+            </w:tcMar>
+            <w:vAlign w:val="center"/>
+          </w:tcPr>
+          <w:p>
+            <w:pPr>
+              <w:spacing w:after="40" w:before="40"/>
+              <w:jc w:val="left"/>
+            </w:pPr>
+            <w:r>
+              <w:rPr>
+                <w:rFonts w:ascii="Calibri" w:cs="Calibri" w:eastAsia="Calibri" w:hAnsi="Calibri"/>
+                <w:sz w:val="22"/>
+                <w:szCs w:val="22"/>
+              </w:rPr>
+              <w:t xml:space="preserve">Horizontal Ladle Preheater</w:t>
+            </w:r>
+          </w:p>
+        </w:tc>
+      </w:tr>
+      <w:tr>
+        <w:tc>
+          <w:tcPr>
+            <w:tcW w:type="dxa" w:w="780"/>
+            <w:tcBorders>
+              <w:top w:val="single" w:color="BFBFBF" w:sz="4"/>
+              <w:left w:val="single" w:color="BFBFBF" w:sz="4"/>
+              <w:bottom w:val="single" w:color="BFBFBF" w:sz="4"/>
+              <w:right w:val="single" w:color="BFBFBF" w:sz="4"/>
+            </w:tcBorders>
+            <w:shd w:fill="F3F4F6" w:val="clear"/>
+            <w:tcMar>
+              <w:top w:type="dxa" w:w="100"/>
+              <w:left w:type="dxa" w:w="140"/>
+              <w:bottom w:type="dxa" w:w="100"/>
+              <w:right w:type="dxa" w:w="140"/>
+            </w:tcMar>
+            <w:vAlign w:val="center"/>
+          </w:tcPr>
+          <w:p>
+            <w:pPr>
+              <w:spacing w:after="40" w:before="40"/>
+              <w:jc w:val="center"/>
+            </w:pPr>
+            <w:r>
+              <w:rPr>
+                <w:rFonts w:ascii="Calibri" w:cs="Calibri" w:eastAsia="Calibri" w:hAnsi="Calibri"/>
+                <w:sz w:val="22"/>
+                <w:szCs w:val="22"/>
+              </w:rPr>
+              <w:t xml:space="preserve">28</w:t>
+            </w:r>
+          </w:p>
+        </w:tc>
+        <w:tc>
+          <w:tcPr>
+            <w:tcW w:type="dxa" w:w="3580"/>
+            <w:tcBorders>
+              <w:top w:val="single" w:color="BFBFBF" w:sz="4"/>
+              <w:left w:val="single" w:color="BFBFBF" w:sz="4"/>
+              <w:bottom w:val="single" w:color="BFBFBF" w:sz="4"/>
+              <w:right w:val="single" w:color="BFBFBF" w:sz="4"/>
+            </w:tcBorders>
+            <w:shd w:fill="F3F4F6" w:val="clear"/>
+            <w:tcMar>
+              <w:top w:type="dxa" w:w="100"/>
+              <w:left w:type="dxa" w:w="140"/>
+              <w:bottom w:type="dxa" w:w="100"/>
+              <w:right w:type="dxa" w:w="140"/>
+            </w:tcMar>
+            <w:vAlign w:val="center"/>
+          </w:tcPr>
+          <w:p>
+            <w:pPr>
+              <w:spacing w:after="40" w:before="40"/>
+              <w:jc w:val="left"/>
+            </w:pPr>
+            <w:r>
+              <w:rPr>
+                <w:rFonts w:ascii="Calibri" w:cs="Calibri" w:eastAsia="Calibri" w:hAnsi="Calibri"/>
+                <w:b/>
+                <w:bCs/>
+                <w:sz w:val="22"/>
+                <w:szCs w:val="22"/>
+              </w:rPr>
+              <w:t xml:space="preserve">Kisco Castings India Ltd.</w:t>
+            </w:r>
+          </w:p>
+        </w:tc>
+        <w:tc>
+          <w:tcPr>
+            <w:tcW w:type="dxa" w:w="5000"/>
+            <w:tcBorders>
+              <w:top w:val="single" w:color="BFBFBF" w:sz="4"/>
+              <w:left w:val="single" w:color="BFBFBF" w:sz="4"/>
+              <w:bottom w:val="single" w:color="BFBFBF" w:sz="4"/>
+              <w:right w:val="single" w:color="BFBFBF" w:sz="4"/>
+            </w:tcBorders>
+            <w:shd w:fill="F3F4F6" w:val="clear"/>
+            <w:tcMar>
+              <w:top w:type="dxa" w:w="100"/>
+              <w:left w:type="dxa" w:w="140"/>
+              <w:bottom w:type="dxa" w:w="100"/>
+              <w:right w:type="dxa" w:w="140"/>
+            </w:tcMar>
+            <w:vAlign w:val="center"/>
+          </w:tcPr>
+          <w:p>
+            <w:pPr>
+              <w:spacing w:after="40" w:before="40"/>
+              <w:jc w:val="left"/>
+            </w:pPr>
+            <w:r>
+              <w:rPr>
+                <w:rFonts w:ascii="Calibri" w:cs="Calibri" w:eastAsia="Calibri" w:hAnsi="Calibri"/>
+                <w:sz w:val="22"/>
+                <w:szCs w:val="22"/>
+              </w:rPr>
+              <w:t xml:space="preserve">Vertical Ladle Preheater - 11 MT</w:t>
+            </w:r>
+          </w:p>
+        </w:tc>
+      </w:tr>
+      <w:tr>
+        <w:tc>
+          <w:tcPr>
+            <w:tcW w:type="dxa" w:w="780"/>
+            <w:tcBorders>
+              <w:top w:val="single" w:color="BFBFBF" w:sz="4"/>
+              <w:left w:val="single" w:color="BFBFBF" w:sz="4"/>
+              <w:bottom w:val="single" w:color="BFBFBF" w:sz="4"/>
+              <w:right w:val="single" w:color="BFBFBF" w:sz="4"/>
+            </w:tcBorders>
+            <w:shd w:fill="F3F4F6" w:val="clear"/>
+            <w:tcMar>
+              <w:top w:type="dxa" w:w="100"/>
+              <w:left w:type="dxa" w:w="140"/>
+              <w:bottom w:type="dxa" w:w="100"/>
+              <w:right w:type="dxa" w:w="140"/>
+            </w:tcMar>
+            <w:vAlign w:val="center"/>
+          </w:tcPr>
+          <w:p>
+            <w:pPr>
+              <w:spacing w:after="40" w:before="40"/>
+              <w:jc w:val="center"/>
+            </w:pPr>
+            <w:r>
+              <w:rPr>
+                <w:rFonts w:ascii="Calibri" w:cs="Calibri" w:eastAsia="Calibri" w:hAnsi="Calibri"/>
+                <w:sz w:val="22"/>
+                <w:szCs w:val="22"/>
+              </w:rPr>
+              <w:t xml:space="preserve">29</w:t>
+            </w:r>
+          </w:p>
+        </w:tc>
+        <w:tc>
+          <w:tcPr>
+            <w:tcW w:type="dxa" w:w="3580"/>
+            <w:tcBorders>
+              <w:top w:val="single" w:color="BFBFBF" w:sz="4"/>
+              <w:left w:val="single" w:color="BFBFBF" w:sz="4"/>
+              <w:bottom w:val="single" w:color="BFBFBF" w:sz="4"/>
+              <w:right w:val="single" w:color="BFBFBF" w:sz="4"/>
+            </w:tcBorders>
+            <w:shd w:fill="F3F4F6" w:val="clear"/>
+            <w:tcMar>
+              <w:top w:type="dxa" w:w="100"/>
+              <w:left w:type="dxa" w:w="140"/>
+              <w:bottom w:type="dxa" w:w="100"/>
+              <w:right w:type="dxa" w:w="140"/>
+            </w:tcMar>
+            <w:vAlign w:val="center"/>
+          </w:tcPr>
+          <w:p>
+            <w:pPr>
+              <w:spacing w:after="40" w:before="40"/>
+              <w:jc w:val="left"/>
+            </w:pPr>
+            <w:r>
+              <w:rPr>
+                <w:rFonts w:ascii="Calibri" w:cs="Calibri" w:eastAsia="Calibri" w:hAnsi="Calibri"/>
+                <w:b/>
+                <w:bCs/>
+                <w:sz w:val="22"/>
+                <w:szCs w:val="22"/>
+              </w:rPr>
+              <w:t xml:space="preserve">Vardhman Special Steels Ltd. ( Unit-1)</w:t>
+            </w:r>
+          </w:p>
+        </w:tc>
+        <w:tc>
+          <w:tcPr>
+            <w:tcW w:type="dxa" w:w="5000"/>
+            <w:tcBorders>
+              <w:top w:val="single" w:color="BFBFBF" w:sz="4"/>
+              <w:left w:val="single" w:color="BFBFBF" w:sz="4"/>
+              <w:bottom w:val="single" w:color="BFBFBF" w:sz="4"/>
+              <w:right w:val="single" w:color="BFBFBF" w:sz="4"/>
+            </w:tcBorders>
+            <w:shd w:fill="F3F4F6" w:val="clear"/>
+            <w:tcMar>
+              <w:top w:type="dxa" w:w="100"/>
+              <w:left w:type="dxa" w:w="140"/>
+              <w:bottom w:type="dxa" w:w="100"/>
+              <w:right w:type="dxa" w:w="140"/>
+            </w:tcMar>
+            <w:vAlign w:val="center"/>
+          </w:tcPr>
+          <w:p>
+            <w:pPr>
+              <w:spacing w:after="40" w:before="40"/>
+              <w:jc w:val="left"/>
+            </w:pPr>
+            <w:r>
+              <w:rPr>
+                <w:rFonts w:ascii="Calibri" w:cs="Calibri" w:eastAsia="Calibri" w:hAnsi="Calibri"/>
+                <w:sz w:val="22"/>
+                <w:szCs w:val="22"/>
+              </w:rPr>
+              <w:t xml:space="preserve">Vertical Ladle Preheater</w:t>
+            </w:r>
+          </w:p>
+          <w:p>
+            <w:pPr>
+              <w:spacing w:after="40" w:before="40"/>
+              <w:jc w:val="left"/>
+            </w:pPr>
+            <w:r>
+              <w:rPr>
+                <w:rFonts w:ascii="Calibri" w:cs="Calibri" w:eastAsia="Calibri" w:hAnsi="Calibri"/>
+                <w:sz w:val="22"/>
+                <w:szCs w:val="22"/>
+              </w:rPr>
+              <w:t xml:space="preserve">Horizontal Ladle Preheater</w:t>
+            </w:r>
+          </w:p>
+          <w:p>
+            <w:pPr>
+              <w:spacing w:after="40" w:before="40"/>
+              <w:jc w:val="left"/>
+            </w:pPr>
+            <w:r>
+              <w:rPr>
+                <w:rFonts w:ascii="Calibri" w:cs="Calibri" w:eastAsia="Calibri" w:hAnsi="Calibri"/>
+                <w:sz w:val="22"/>
+                <w:szCs w:val="22"/>
+              </w:rPr>
+              <w:t xml:space="preserve">Vertical Ladle Preheater - 45 MT</w:t>
+            </w:r>
+          </w:p>
+        </w:tc>
+      </w:tr>
+      <w:tr>
+        <w:tc>
+          <w:tcPr>
+            <w:tcW w:type="dxa" w:w="780"/>
+            <w:tcBorders>
+              <w:top w:val="single" w:color="BFBFBF" w:sz="4"/>
+              <w:left w:val="single" w:color="BFBFBF" w:sz="4"/>
+              <w:bottom w:val="single" w:color="BFBFBF" w:sz="4"/>
+              <w:right w:val="single" w:color="BFBFBF" w:sz="4"/>
+            </w:tcBorders>
+            <w:shd w:fill="F3F4F6" w:val="clear"/>
+            <w:tcMar>
+              <w:top w:type="dxa" w:w="100"/>
+              <w:left w:type="dxa" w:w="140"/>
+              <w:bottom w:type="dxa" w:w="100"/>
+              <w:right w:type="dxa" w:w="140"/>
+            </w:tcMar>
+            <w:vAlign w:val="center"/>
+          </w:tcPr>
+          <w:p>
+            <w:pPr>
+              <w:spacing w:after="40" w:before="40"/>
+              <w:jc w:val="center"/>
+            </w:pPr>
+            <w:r>
+              <w:rPr>
+                <w:rFonts w:ascii="Calibri" w:cs="Calibri" w:eastAsia="Calibri" w:hAnsi="Calibri"/>
+                <w:sz w:val="22"/>
+                <w:szCs w:val="22"/>
+              </w:rPr>
+              <w:t xml:space="preserve">30</w:t>
+            </w:r>
+          </w:p>
+        </w:tc>
+        <w:tc>
+          <w:tcPr>
+            <w:tcW w:type="dxa" w:w="3580"/>
+            <w:tcBorders>
+              <w:top w:val="single" w:color="BFBFBF" w:sz="4"/>
+              <w:left w:val="single" w:color="BFBFBF" w:sz="4"/>
+              <w:bottom w:val="single" w:color="BFBFBF" w:sz="4"/>
+              <w:right w:val="single" w:color="BFBFBF" w:sz="4"/>
+            </w:tcBorders>
+            <w:shd w:fill="F3F4F6" w:val="clear"/>
+            <w:tcMar>
+              <w:top w:type="dxa" w:w="100"/>
+              <w:left w:type="dxa" w:w="140"/>
+              <w:bottom w:type="dxa" w:w="100"/>
+              <w:right w:type="dxa" w:w="140"/>
+            </w:tcMar>
+            <w:vAlign w:val="center"/>
+          </w:tcPr>
+          <w:p>
+            <w:pPr>
+              <w:spacing w:after="40" w:before="40"/>
+              <w:jc w:val="left"/>
+            </w:pPr>
+            <w:r>
+              <w:rPr>
+                <w:rFonts w:ascii="Calibri" w:cs="Calibri" w:eastAsia="Calibri" w:hAnsi="Calibri"/>
+                <w:b/>
+                <w:bCs/>
+                <w:sz w:val="22"/>
+                <w:szCs w:val="22"/>
+              </w:rPr>
+              <w:t xml:space="preserve">Rungta Mines Ltd.</w:t>
+            </w:r>
+          </w:p>
+        </w:tc>
+        <w:tc>
+          <w:tcPr>
+            <w:tcW w:type="dxa" w:w="5000"/>
+            <w:tcBorders>
+              <w:top w:val="single" w:color="BFBFBF" w:sz="4"/>
+              <w:left w:val="single" w:color="BFBFBF" w:sz="4"/>
+              <w:bottom w:val="single" w:color="BFBFBF" w:sz="4"/>
+              <w:right w:val="single" w:color="BFBFBF" w:sz="4"/>
+            </w:tcBorders>
+            <w:shd w:fill="F3F4F6" w:val="clear"/>
+            <w:tcMar>
+              <w:top w:type="dxa" w:w="100"/>
+              <w:left w:type="dxa" w:w="140"/>
+              <w:bottom w:type="dxa" w:w="100"/>
+              <w:right w:type="dxa" w:w="140"/>
+            </w:tcMar>
+            <w:vAlign w:val="center"/>
+          </w:tcPr>
+          <w:p>
+            <w:pPr>
+              <w:spacing w:after="40" w:before="40"/>
+              <w:jc w:val="left"/>
+            </w:pPr>
+            <w:r>
+              <w:rPr>
+                <w:rFonts w:ascii="Calibri" w:cs="Calibri" w:eastAsia="Calibri" w:hAnsi="Calibri"/>
+                <w:sz w:val="22"/>
+                <w:szCs w:val="22"/>
+              </w:rPr>
+              <w:t xml:space="preserve">Horizontal Ladle Preheater - 45 MT</w:t>
+            </w:r>
+          </w:p>
+          <w:p>
+            <w:pPr>
+              <w:spacing w:after="40" w:before="40"/>
+              <w:jc w:val="left"/>
+            </w:pPr>
+            <w:r>
+              <w:rPr>
+                <w:rFonts w:ascii="Calibri" w:cs="Calibri" w:eastAsia="Calibri" w:hAnsi="Calibri"/>
+                <w:sz w:val="22"/>
+                <w:szCs w:val="22"/>
+              </w:rPr>
+              <w:t xml:space="preserve">Horizontal Ladle Preheater - 250 MT</w:t>
+            </w:r>
+          </w:p>
+          <w:p>
+            <w:pPr>
+              <w:spacing w:after="40" w:before="40"/>
+              <w:jc w:val="left"/>
+            </w:pPr>
+            <w:r>
+              <w:rPr>
+                <w:rFonts w:ascii="Calibri" w:cs="Calibri" w:eastAsia="Calibri" w:hAnsi="Calibri"/>
+                <w:sz w:val="22"/>
+                <w:szCs w:val="22"/>
+              </w:rPr>
+              <w:t xml:space="preserve">Vertical Ladle Preheater - 250 MT</w:t>
+            </w:r>
+          </w:p>
+          <w:p>
+            <w:pPr>
+              <w:spacing w:after="40" w:before="40"/>
+              <w:jc w:val="left"/>
+            </w:pPr>
+            <w:r>
+              <w:rPr>
+                <w:rFonts w:ascii="Calibri" w:cs="Calibri" w:eastAsia="Calibri" w:hAnsi="Calibri"/>
+                <w:sz w:val="22"/>
+                <w:szCs w:val="22"/>
+              </w:rPr>
+              <w:t xml:space="preserve">Vertical Ladle Preheater</w:t>
+            </w:r>
+          </w:p>
+        </w:tc>
+      </w:tr>
+      <w:tr>
+        <w:tc>
+          <w:tcPr>
+            <w:tcW w:type="dxa" w:w="780"/>
+            <w:tcBorders>
+              <w:top w:val="single" w:color="BFBFBF" w:sz="4"/>
+              <w:left w:val="single" w:color="BFBFBF" w:sz="4"/>
+              <w:bottom w:val="single" w:color="BFBFBF" w:sz="4"/>
+              <w:right w:val="single" w:color="BFBFBF" w:sz="4"/>
+            </w:tcBorders>
+            <w:shd w:fill="F3F4F6" w:val="clear"/>
+            <w:tcMar>
+              <w:top w:type="dxa" w:w="100"/>
+              <w:left w:type="dxa" w:w="140"/>
+              <w:bottom w:type="dxa" w:w="100"/>
+              <w:right w:type="dxa" w:w="140"/>
+            </w:tcMar>
+            <w:vAlign w:val="center"/>
+          </w:tcPr>
+          <w:p>
+            <w:pPr>
+              <w:spacing w:after="40" w:before="40"/>
+              <w:jc w:val="center"/>
+            </w:pPr>
+            <w:r>
+              <w:rPr>
+                <w:rFonts w:ascii="Calibri" w:cs="Calibri" w:eastAsia="Calibri" w:hAnsi="Calibri"/>
+                <w:sz w:val="22"/>
+                <w:szCs w:val="22"/>
+              </w:rPr>
+              <w:t xml:space="preserve">31</w:t>
+            </w:r>
+          </w:p>
+        </w:tc>
+        <w:tc>
+          <w:tcPr>
+            <w:tcW w:type="dxa" w:w="3580"/>
+            <w:tcBorders>
+              <w:top w:val="single" w:color="BFBFBF" w:sz="4"/>
+              <w:left w:val="single" w:color="BFBFBF" w:sz="4"/>
+              <w:bottom w:val="single" w:color="BFBFBF" w:sz="4"/>
+              <w:right w:val="single" w:color="BFBFBF" w:sz="4"/>
+            </w:tcBorders>
+            <w:shd w:fill="F3F4F6" w:val="clear"/>
+            <w:tcMar>
+              <w:top w:type="dxa" w:w="100"/>
+              <w:left w:type="dxa" w:w="140"/>
+              <w:bottom w:type="dxa" w:w="100"/>
+              <w:right w:type="dxa" w:w="140"/>
+            </w:tcMar>
+            <w:vAlign w:val="center"/>
+          </w:tcPr>
+          <w:p>
+            <w:pPr>
+              <w:spacing w:after="40" w:before="40"/>
+              <w:jc w:val="left"/>
+            </w:pPr>
+            <w:r>
+              <w:rPr>
+                <w:rFonts w:ascii="Calibri" w:cs="Calibri" w:eastAsia="Calibri" w:hAnsi="Calibri"/>
+                <w:b/>
+                <w:bCs/>
+                <w:sz w:val="22"/>
+                <w:szCs w:val="22"/>
+              </w:rPr>
+              <w:t xml:space="preserve">Tata Steel Long Products</w:t>
+            </w:r>
+          </w:p>
+        </w:tc>
+        <w:tc>
+          <w:tcPr>
+            <w:tcW w:type="dxa" w:w="5000"/>
+            <w:tcBorders>
+              <w:top w:val="single" w:color="BFBFBF" w:sz="4"/>
+              <w:left w:val="single" w:color="BFBFBF" w:sz="4"/>
+              <w:bottom w:val="single" w:color="BFBFBF" w:sz="4"/>
+              <w:right w:val="single" w:color="BFBFBF" w:sz="4"/>
+            </w:tcBorders>
+            <w:shd w:fill="F3F4F6" w:val="clear"/>
+            <w:tcMar>
+              <w:top w:type="dxa" w:w="100"/>
+              <w:left w:type="dxa" w:w="140"/>
+              <w:bottom w:type="dxa" w:w="100"/>
+              <w:right w:type="dxa" w:w="140"/>
+            </w:tcMar>
+            <w:vAlign w:val="center"/>
+          </w:tcPr>
+          <w:p>
+            <w:pPr>
+              <w:spacing w:after="40" w:before="40"/>
+              <w:jc w:val="left"/>
+            </w:pPr>
+            <w:r>
+              <w:rPr>
+                <w:rFonts w:ascii="Calibri" w:cs="Calibri" w:eastAsia="Calibri" w:hAnsi="Calibri"/>
+                <w:sz w:val="22"/>
+                <w:szCs w:val="22"/>
+              </w:rPr>
+              <w:t xml:space="preserve">Vertical Ladle Preheater - 70 MT</w:t>
+            </w:r>
+          </w:p>
+          <w:p>
+            <w:pPr>
+              <w:spacing w:after="40" w:before="40"/>
+              <w:jc w:val="left"/>
+            </w:pPr>
+            <w:r>
+              <w:rPr>
+                <w:rFonts w:ascii="Calibri" w:cs="Calibri" w:eastAsia="Calibri" w:hAnsi="Calibri"/>
+                <w:sz w:val="22"/>
+                <w:szCs w:val="22"/>
+              </w:rPr>
+              <w:t xml:space="preserve">Vertical Ladle Preheater</w:t>
+            </w:r>
+          </w:p>
+        </w:tc>
+      </w:tr>
+      <w:tr>
+        <w:tc>
+          <w:tcPr>
+            <w:tcW w:type="dxa" w:w="780"/>
+            <w:tcBorders>
+              <w:top w:val="single" w:color="BFBFBF" w:sz="4"/>
+              <w:left w:val="single" w:color="BFBFBF" w:sz="4"/>
+              <w:bottom w:val="single" w:color="BFBFBF" w:sz="4"/>
+              <w:right w:val="single" w:color="BFBFBF" w:sz="4"/>
+            </w:tcBorders>
+            <w:shd w:fill="F3F4F6" w:val="clear"/>
+            <w:tcMar>
+              <w:top w:type="dxa" w:w="100"/>
+              <w:left w:type="dxa" w:w="140"/>
+              <w:bottom w:type="dxa" w:w="100"/>
+              <w:right w:type="dxa" w:w="140"/>
+            </w:tcMar>
+            <w:vAlign w:val="center"/>
+          </w:tcPr>
+          <w:p>
+            <w:pPr>
+              <w:spacing w:after="40" w:before="40"/>
+              <w:jc w:val="center"/>
+            </w:pPr>
+            <w:r>
+              <w:rPr>
+                <w:rFonts w:ascii="Calibri" w:cs="Calibri" w:eastAsia="Calibri" w:hAnsi="Calibri"/>
+                <w:sz w:val="22"/>
+                <w:szCs w:val="22"/>
+              </w:rPr>
+              <w:t xml:space="preserve">32</w:t>
+            </w:r>
+          </w:p>
+        </w:tc>
+        <w:tc>
+          <w:tcPr>
+            <w:tcW w:type="dxa" w:w="3580"/>
+            <w:tcBorders>
+              <w:top w:val="single" w:color="BFBFBF" w:sz="4"/>
+              <w:left w:val="single" w:color="BFBFBF" w:sz="4"/>
+              <w:bottom w:val="single" w:color="BFBFBF" w:sz="4"/>
+              <w:right w:val="single" w:color="BFBFBF" w:sz="4"/>
+            </w:tcBorders>
+            <w:shd w:fill="F3F4F6" w:val="clear"/>
+            <w:tcMar>
+              <w:top w:type="dxa" w:w="100"/>
+              <w:left w:type="dxa" w:w="140"/>
+              <w:bottom w:type="dxa" w:w="100"/>
+              <w:right w:type="dxa" w:w="140"/>
+            </w:tcMar>
+            <w:vAlign w:val="center"/>
+          </w:tcPr>
+          <w:p>
+            <w:pPr>
+              <w:spacing w:after="40" w:before="40"/>
+              <w:jc w:val="left"/>
+            </w:pPr>
+            <w:r>
+              <w:rPr>
+                <w:rFonts w:ascii="Calibri" w:cs="Calibri" w:eastAsia="Calibri" w:hAnsi="Calibri"/>
+                <w:b/>
+                <w:bCs/>
+                <w:sz w:val="22"/>
+                <w:szCs w:val="22"/>
+              </w:rPr>
+              <w:t xml:space="preserve">Jindal Steel Iron &amp; Steel LLC</w:t>
+            </w:r>
+          </w:p>
+        </w:tc>
+        <w:tc>
+          <w:tcPr>
+            <w:tcW w:type="dxa" w:w="5000"/>
+            <w:tcBorders>
+              <w:top w:val="single" w:color="BFBFBF" w:sz="4"/>
+              <w:left w:val="single" w:color="BFBFBF" w:sz="4"/>
+              <w:bottom w:val="single" w:color="BFBFBF" w:sz="4"/>
+              <w:right w:val="single" w:color="BFBFBF" w:sz="4"/>
+            </w:tcBorders>
+            <w:shd w:fill="F3F4F6" w:val="clear"/>
+            <w:tcMar>
+              <w:top w:type="dxa" w:w="100"/>
+              <w:left w:type="dxa" w:w="140"/>
+              <w:bottom w:type="dxa" w:w="100"/>
+              <w:right w:type="dxa" w:w="140"/>
+            </w:tcMar>
+            <w:vAlign w:val="center"/>
+          </w:tcPr>
+          <w:p>
+            <w:pPr>
+              <w:spacing w:after="40" w:before="40"/>
+              <w:jc w:val="left"/>
+            </w:pPr>
+            <w:r>
+              <w:rPr>
+                <w:rFonts w:ascii="Calibri" w:cs="Calibri" w:eastAsia="Calibri" w:hAnsi="Calibri"/>
+                <w:sz w:val="22"/>
+                <w:szCs w:val="22"/>
+              </w:rPr>
+              <w:t xml:space="preserve">Tundish Preheater</w:t>
+            </w:r>
+          </w:p>
+        </w:tc>
+      </w:tr>
+      <w:tr>
+        <w:tc>
+          <w:tcPr>
+            <w:tcW w:type="dxa" w:w="780"/>
+            <w:tcBorders>
+              <w:top w:val="single" w:color="BFBFBF" w:sz="4"/>
+              <w:left w:val="single" w:color="BFBFBF" w:sz="4"/>
+              <w:bottom w:val="single" w:color="BFBFBF" w:sz="4"/>
+              <w:right w:val="single" w:color="BFBFBF" w:sz="4"/>
+            </w:tcBorders>
+            <w:shd w:fill="F3F4F6" w:val="clear"/>
+            <w:tcMar>
+              <w:top w:type="dxa" w:w="100"/>
+              <w:left w:type="dxa" w:w="140"/>
+              <w:bottom w:type="dxa" w:w="100"/>
+              <w:right w:type="dxa" w:w="140"/>
+            </w:tcMar>
+            <w:vAlign w:val="center"/>
+          </w:tcPr>
+          <w:p>
+            <w:pPr>
+              <w:spacing w:after="40" w:before="40"/>
+              <w:jc w:val="center"/>
+            </w:pPr>
+            <w:r>
+              <w:rPr>
+                <w:rFonts w:ascii="Calibri" w:cs="Calibri" w:eastAsia="Calibri" w:hAnsi="Calibri"/>
+                <w:sz w:val="22"/>
+                <w:szCs w:val="22"/>
+              </w:rPr>
+              <w:t xml:space="preserve">33</w:t>
+            </w:r>
+          </w:p>
+        </w:tc>
+        <w:tc>
+          <w:tcPr>
+            <w:tcW w:type="dxa" w:w="3580"/>
+            <w:tcBorders>
+              <w:top w:val="single" w:color="BFBFBF" w:sz="4"/>
+              <w:left w:val="single" w:color="BFBFBF" w:sz="4"/>
+              <w:bottom w:val="single" w:color="BFBFBF" w:sz="4"/>
+              <w:right w:val="single" w:color="BFBFBF" w:sz="4"/>
+            </w:tcBorders>
+            <w:shd w:fill="F3F4F6" w:val="clear"/>
+            <w:tcMar>
+              <w:top w:type="dxa" w:w="100"/>
+              <w:left w:type="dxa" w:w="140"/>
+              <w:bottom w:type="dxa" w:w="100"/>
+              <w:right w:type="dxa" w:w="140"/>
+            </w:tcMar>
+            <w:vAlign w:val="center"/>
+          </w:tcPr>
+          <w:p>
+            <w:pPr>
+              <w:spacing w:after="40" w:before="40"/>
+              <w:jc w:val="left"/>
+            </w:pPr>
+            <w:r>
+              <w:rPr>
+                <w:rFonts w:ascii="Calibri" w:cs="Calibri" w:eastAsia="Calibri" w:hAnsi="Calibri"/>
+                <w:b/>
+                <w:bCs/>
+                <w:sz w:val="22"/>
+                <w:szCs w:val="22"/>
+              </w:rPr>
+              <w:t xml:space="preserve">JSW Power Steel Ltd.</w:t>
+            </w:r>
+          </w:p>
+        </w:tc>
+        <w:tc>
+          <w:tcPr>
+            <w:tcW w:type="dxa" w:w="5000"/>
+            <w:tcBorders>
+              <w:top w:val="single" w:color="BFBFBF" w:sz="4"/>
+              <w:left w:val="single" w:color="BFBFBF" w:sz="4"/>
+              <w:bottom w:val="single" w:color="BFBFBF" w:sz="4"/>
+              <w:right w:val="single" w:color="BFBFBF" w:sz="4"/>
+            </w:tcBorders>
+            <w:shd w:fill="F3F4F6" w:val="clear"/>
+            <w:tcMar>
+              <w:top w:type="dxa" w:w="100"/>
+              <w:left w:type="dxa" w:w="140"/>
+              <w:bottom w:type="dxa" w:w="100"/>
+              <w:right w:type="dxa" w:w="140"/>
+            </w:tcMar>
+            <w:vAlign w:val="center"/>
+          </w:tcPr>
+          <w:p>
+            <w:pPr>
+              <w:spacing w:after="40" w:before="40"/>
+              <w:jc w:val="left"/>
+            </w:pPr>
+            <w:r>
+              <w:rPr>
+                <w:rFonts w:ascii="Calibri" w:cs="Calibri" w:eastAsia="Calibri" w:hAnsi="Calibri"/>
+                <w:sz w:val="22"/>
+                <w:szCs w:val="22"/>
+              </w:rPr>
+              <w:t xml:space="preserve">Tundish Preheater</w:t>
+            </w:r>
+          </w:p>
+        </w:tc>
+      </w:tr>
+      <w:tr>
+        <w:tc>
+          <w:tcPr>
+            <w:tcW w:type="dxa" w:w="780"/>
+            <w:tcBorders>
+              <w:top w:val="single" w:color="BFBFBF" w:sz="4"/>
+              <w:left w:val="single" w:color="BFBFBF" w:sz="4"/>
+              <w:bottom w:val="single" w:color="BFBFBF" w:sz="4"/>
+              <w:right w:val="single" w:color="BFBFBF" w:sz="4"/>
+            </w:tcBorders>
+            <w:shd w:fill="F3F4F6" w:val="clear"/>
+            <w:tcMar>
+              <w:top w:type="dxa" w:w="100"/>
+              <w:left w:type="dxa" w:w="140"/>
+              <w:bottom w:type="dxa" w:w="100"/>
+              <w:right w:type="dxa" w:w="140"/>
+            </w:tcMar>
+            <w:vAlign w:val="center"/>
+          </w:tcPr>
+          <w:p>
+            <w:pPr>
+              <w:spacing w:after="40" w:before="40"/>
+              <w:jc w:val="center"/>
+            </w:pPr>
+            <w:r>
+              <w:rPr>
+                <w:rFonts w:ascii="Calibri" w:cs="Calibri" w:eastAsia="Calibri" w:hAnsi="Calibri"/>
+                <w:sz w:val="22"/>
+                <w:szCs w:val="22"/>
+              </w:rPr>
+              <w:t xml:space="preserve">34</w:t>
+            </w:r>
+          </w:p>
+        </w:tc>
+        <w:tc>
+          <w:tcPr>
+            <w:tcW w:type="dxa" w:w="3580"/>
+            <w:tcBorders>
+              <w:top w:val="single" w:color="BFBFBF" w:sz="4"/>
+              <w:left w:val="single" w:color="BFBFBF" w:sz="4"/>
+              <w:bottom w:val="single" w:color="BFBFBF" w:sz="4"/>
+              <w:right w:val="single" w:color="BFBFBF" w:sz="4"/>
+            </w:tcBorders>
+            <w:shd w:fill="F3F4F6" w:val="clear"/>
+            <w:tcMar>
+              <w:top w:type="dxa" w:w="100"/>
+              <w:left w:type="dxa" w:w="140"/>
+              <w:bottom w:type="dxa" w:w="100"/>
+              <w:right w:type="dxa" w:w="140"/>
+            </w:tcMar>
+            <w:vAlign w:val="center"/>
+          </w:tcPr>
+          <w:p>
+            <w:pPr>
+              <w:spacing w:after="40" w:before="40"/>
+              <w:jc w:val="left"/>
+            </w:pPr>
+            <w:r>
+              <w:rPr>
+                <w:rFonts w:ascii="Calibri" w:cs="Calibri" w:eastAsia="Calibri" w:hAnsi="Calibri"/>
+                <w:b/>
+                <w:bCs/>
+                <w:sz w:val="22"/>
+                <w:szCs w:val="22"/>
+              </w:rPr>
+              <w:t xml:space="preserve">Jindal Stainless Limited</w:t>
+            </w:r>
+          </w:p>
+        </w:tc>
+        <w:tc>
+          <w:tcPr>
+            <w:tcW w:type="dxa" w:w="5000"/>
+            <w:tcBorders>
+              <w:top w:val="single" w:color="BFBFBF" w:sz="4"/>
+              <w:left w:val="single" w:color="BFBFBF" w:sz="4"/>
+              <w:bottom w:val="single" w:color="BFBFBF" w:sz="4"/>
+              <w:right w:val="single" w:color="BFBFBF" w:sz="4"/>
+            </w:tcBorders>
+            <w:shd w:fill="F3F4F6" w:val="clear"/>
+            <w:tcMar>
+              <w:top w:type="dxa" w:w="100"/>
+              <w:left w:type="dxa" w:w="140"/>
+              <w:bottom w:type="dxa" w:w="100"/>
+              <w:right w:type="dxa" w:w="140"/>
+            </w:tcMar>
+            <w:vAlign w:val="center"/>
+          </w:tcPr>
+          <w:p>
+            <w:pPr>
+              <w:spacing w:after="40" w:before="40"/>
+              <w:jc w:val="left"/>
+            </w:pPr>
+            <w:r>
+              <w:rPr>
+                <w:rFonts w:ascii="Calibri" w:cs="Calibri" w:eastAsia="Calibri" w:hAnsi="Calibri"/>
+                <w:sz w:val="22"/>
+                <w:szCs w:val="22"/>
+              </w:rPr>
+              <w:t xml:space="preserve">Horizontal Ladle Preheater - 150 MT</w:t>
+            </w:r>
+          </w:p>
+          <w:p>
+            <w:pPr>
+              <w:spacing w:after="40" w:before="40"/>
+              <w:jc w:val="left"/>
+            </w:pPr>
+            <w:r>
+              <w:rPr>
+                <w:rFonts w:ascii="Calibri" w:cs="Calibri" w:eastAsia="Calibri" w:hAnsi="Calibri"/>
+                <w:sz w:val="22"/>
+                <w:szCs w:val="22"/>
+              </w:rPr>
+              <w:t xml:space="preserve">Horizontal Ladle Preheater - 130 MT</w:t>
+            </w:r>
+          </w:p>
+          <w:p>
+            <w:pPr>
+              <w:spacing w:after="40" w:before="40"/>
+              <w:jc w:val="left"/>
+            </w:pPr>
+            <w:r>
+              <w:rPr>
+                <w:rFonts w:ascii="Calibri" w:cs="Calibri" w:eastAsia="Calibri" w:hAnsi="Calibri"/>
+                <w:sz w:val="22"/>
+                <w:szCs w:val="22"/>
+              </w:rPr>
+              <w:t xml:space="preserve">Vertical Ladle Preheater - 150 MT</w:t>
+            </w:r>
+          </w:p>
+        </w:tc>
+      </w:tr>
+      <w:tr>
+        <w:tc>
+          <w:tcPr>
+            <w:tcW w:type="dxa" w:w="780"/>
+            <w:tcBorders>
+              <w:top w:val="single" w:color="BFBFBF" w:sz="4"/>
+              <w:left w:val="single" w:color="BFBFBF" w:sz="4"/>
+              <w:bottom w:val="single" w:color="BFBFBF" w:sz="4"/>
+              <w:right w:val="single" w:color="BFBFBF" w:sz="4"/>
+            </w:tcBorders>
+            <w:shd w:fill="F3F4F6" w:val="clear"/>
+            <w:tcMar>
+              <w:top w:type="dxa" w:w="100"/>
+              <w:left w:type="dxa" w:w="140"/>
+              <w:bottom w:type="dxa" w:w="100"/>
+              <w:right w:type="dxa" w:w="140"/>
+            </w:tcMar>
+            <w:vAlign w:val="center"/>
+          </w:tcPr>
+          <w:p>
+            <w:pPr>
+              <w:spacing w:after="40" w:before="40"/>
+              <w:jc w:val="center"/>
+            </w:pPr>
+            <w:r>
+              <w:rPr>
+                <w:rFonts w:ascii="Calibri" w:cs="Calibri" w:eastAsia="Calibri" w:hAnsi="Calibri"/>
+                <w:sz w:val="22"/>
+                <w:szCs w:val="22"/>
+              </w:rPr>
+              <w:t xml:space="preserve">35</w:t>
+            </w:r>
+          </w:p>
+        </w:tc>
+        <w:tc>
+          <w:tcPr>
+            <w:tcW w:type="dxa" w:w="3580"/>
+            <w:tcBorders>
+              <w:top w:val="single" w:color="BFBFBF" w:sz="4"/>
+              <w:left w:val="single" w:color="BFBFBF" w:sz="4"/>
+              <w:bottom w:val="single" w:color="BFBFBF" w:sz="4"/>
+              <w:right w:val="single" w:color="BFBFBF" w:sz="4"/>
+            </w:tcBorders>
+            <w:shd w:fill="F3F4F6" w:val="clear"/>
+            <w:tcMar>
+              <w:top w:type="dxa" w:w="100"/>
+              <w:left w:type="dxa" w:w="140"/>
+              <w:bottom w:type="dxa" w:w="100"/>
+              <w:right w:type="dxa" w:w="140"/>
+            </w:tcMar>
+            <w:vAlign w:val="center"/>
+          </w:tcPr>
+          <w:p>
+            <w:pPr>
+              <w:spacing w:after="40" w:before="40"/>
+              <w:jc w:val="left"/>
+            </w:pPr>
+            <w:r>
+              <w:rPr>
+                <w:rFonts w:ascii="Calibri" w:cs="Calibri" w:eastAsia="Calibri" w:hAnsi="Calibri"/>
+                <w:b/>
+                <w:bCs/>
+                <w:sz w:val="22"/>
+                <w:szCs w:val="22"/>
+              </w:rPr>
+              <w:t xml:space="preserve">Primetals Technologies India Limited</w:t>
+            </w:r>
+          </w:p>
+        </w:tc>
+        <w:tc>
+          <w:tcPr>
+            <w:tcW w:type="dxa" w:w="5000"/>
+            <w:tcBorders>
+              <w:top w:val="single" w:color="BFBFBF" w:sz="4"/>
+              <w:left w:val="single" w:color="BFBFBF" w:sz="4"/>
+              <w:bottom w:val="single" w:color="BFBFBF" w:sz="4"/>
+              <w:right w:val="single" w:color="BFBFBF" w:sz="4"/>
+            </w:tcBorders>
+            <w:shd w:fill="F3F4F6" w:val="clear"/>
+            <w:tcMar>
+              <w:top w:type="dxa" w:w="100"/>
+              <w:left w:type="dxa" w:w="140"/>
+              <w:bottom w:type="dxa" w:w="100"/>
+              <w:right w:type="dxa" w:w="140"/>
+            </w:tcMar>
+            <w:vAlign w:val="center"/>
+          </w:tcPr>
+          <w:p>
+            <w:pPr>
+              <w:spacing w:after="40" w:before="40"/>
+              <w:jc w:val="left"/>
+            </w:pPr>
+            <w:r>
+              <w:rPr>
+                <w:rFonts w:ascii="Calibri" w:cs="Calibri" w:eastAsia="Calibri" w:hAnsi="Calibri"/>
+                <w:sz w:val="22"/>
+                <w:szCs w:val="22"/>
+              </w:rPr>
+              <w:t xml:space="preserve">Tundish Preheater</w:t>
+            </w:r>
+          </w:p>
+        </w:tc>
+      </w:tr>
+      <w:tr>
+        <w:tc>
+          <w:tcPr>
+            <w:tcW w:type="dxa" w:w="780"/>
+            <w:tcBorders>
+              <w:top w:val="single" w:color="BFBFBF" w:sz="4"/>
+              <w:left w:val="single" w:color="BFBFBF" w:sz="4"/>
+              <w:bottom w:val="single" w:color="BFBFBF" w:sz="4"/>
+              <w:right w:val="single" w:color="BFBFBF" w:sz="4"/>
+            </w:tcBorders>
+            <w:shd w:fill="F3F4F6" w:val="clear"/>
+            <w:tcMar>
+              <w:top w:type="dxa" w:w="100"/>
+              <w:left w:type="dxa" w:w="140"/>
+              <w:bottom w:type="dxa" w:w="100"/>
+              <w:right w:type="dxa" w:w="140"/>
+            </w:tcMar>
+            <w:vAlign w:val="center"/>
+          </w:tcPr>
+          <w:p>
+            <w:pPr>
+              <w:spacing w:after="40" w:before="40"/>
+              <w:jc w:val="center"/>
+            </w:pPr>
+            <w:r>
+              <w:rPr>
+                <w:rFonts w:ascii="Calibri" w:cs="Calibri" w:eastAsia="Calibri" w:hAnsi="Calibri"/>
+                <w:sz w:val="22"/>
+                <w:szCs w:val="22"/>
+              </w:rPr>
+              <w:t xml:space="preserve">36</w:t>
+            </w:r>
+          </w:p>
+        </w:tc>
+        <w:tc>
+          <w:tcPr>
+            <w:tcW w:type="dxa" w:w="3580"/>
+            <w:tcBorders>
+              <w:top w:val="single" w:color="BFBFBF" w:sz="4"/>
+              <w:left w:val="single" w:color="BFBFBF" w:sz="4"/>
+              <w:bottom w:val="single" w:color="BFBFBF" w:sz="4"/>
+              <w:right w:val="single" w:color="BFBFBF" w:sz="4"/>
+            </w:tcBorders>
+            <w:shd w:fill="F3F4F6" w:val="clear"/>
+            <w:tcMar>
+              <w:top w:type="dxa" w:w="100"/>
+              <w:left w:type="dxa" w:w="140"/>
+              <w:bottom w:type="dxa" w:w="100"/>
+              <w:right w:type="dxa" w:w="140"/>
+            </w:tcMar>
+            <w:vAlign w:val="center"/>
+          </w:tcPr>
+          <w:p>
+            <w:pPr>
+              <w:spacing w:after="40" w:before="40"/>
+              <w:jc w:val="left"/>
+            </w:pPr>
+            <w:r>
+              <w:rPr>
+                <w:rFonts w:ascii="Calibri" w:cs="Calibri" w:eastAsia="Calibri" w:hAnsi="Calibri"/>
+                <w:b/>
+                <w:bCs/>
+                <w:sz w:val="22"/>
+                <w:szCs w:val="22"/>
+              </w:rPr>
+              <w:t xml:space="preserve">Emirates Steel Industries</w:t>
+            </w:r>
+          </w:p>
+        </w:tc>
+        <w:tc>
+          <w:tcPr>
+            <w:tcW w:type="dxa" w:w="5000"/>
+            <w:tcBorders>
+              <w:top w:val="single" w:color="BFBFBF" w:sz="4"/>
+              <w:left w:val="single" w:color="BFBFBF" w:sz="4"/>
+              <w:bottom w:val="single" w:color="BFBFBF" w:sz="4"/>
+              <w:right w:val="single" w:color="BFBFBF" w:sz="4"/>
+            </w:tcBorders>
+            <w:shd w:fill="F3F4F6" w:val="clear"/>
+            <w:tcMar>
+              <w:top w:type="dxa" w:w="100"/>
+              <w:left w:type="dxa" w:w="140"/>
+              <w:bottom w:type="dxa" w:w="100"/>
+              <w:right w:type="dxa" w:w="140"/>
+            </w:tcMar>
+            <w:vAlign w:val="center"/>
+          </w:tcPr>
+          <w:p>
+            <w:pPr>
+              <w:spacing w:after="40" w:before="40"/>
+              <w:jc w:val="left"/>
+            </w:pPr>
+            <w:r>
+              <w:rPr>
+                <w:rFonts w:ascii="Calibri" w:cs="Calibri" w:eastAsia="Calibri" w:hAnsi="Calibri"/>
+                <w:sz w:val="22"/>
+                <w:szCs w:val="22"/>
+              </w:rPr>
+              <w:t xml:space="preserve">Tundish Preheater</w:t>
+            </w:r>
+          </w:p>
+        </w:tc>
+      </w:tr>
+      <w:tr>
+        <w:tc>
+          <w:tcPr>
+            <w:tcW w:type="dxa" w:w="780"/>
+            <w:tcBorders>
+              <w:top w:val="single" w:color="BFBFBF" w:sz="4"/>
+              <w:left w:val="single" w:color="BFBFBF" w:sz="4"/>
+              <w:bottom w:val="single" w:color="BFBFBF" w:sz="4"/>
+              <w:right w:val="single" w:color="BFBFBF" w:sz="4"/>
+            </w:tcBorders>
+            <w:shd w:fill="F3F4F6" w:val="clear"/>
+            <w:tcMar>
+              <w:top w:type="dxa" w:w="100"/>
+              <w:left w:type="dxa" w:w="140"/>
+              <w:bottom w:type="dxa" w:w="100"/>
+              <w:right w:type="dxa" w:w="140"/>
+            </w:tcMar>
+            <w:vAlign w:val="center"/>
+          </w:tcPr>
+          <w:p>
+            <w:pPr>
+              <w:spacing w:after="40" w:before="40"/>
+              <w:jc w:val="center"/>
+            </w:pPr>
+            <w:r>
+              <w:rPr>
+                <w:rFonts w:ascii="Calibri" w:cs="Calibri" w:eastAsia="Calibri" w:hAnsi="Calibri"/>
+                <w:sz w:val="22"/>
+                <w:szCs w:val="22"/>
+              </w:rPr>
+              <w:t xml:space="preserve">37</w:t>
+            </w:r>
+          </w:p>
+        </w:tc>
+        <w:tc>
+          <w:tcPr>
+            <w:tcW w:type="dxa" w:w="3580"/>
+            <w:tcBorders>
+              <w:top w:val="single" w:color="BFBFBF" w:sz="4"/>
+              <w:left w:val="single" w:color="BFBFBF" w:sz="4"/>
+              <w:bottom w:val="single" w:color="BFBFBF" w:sz="4"/>
+              <w:right w:val="single" w:color="BFBFBF" w:sz="4"/>
+            </w:tcBorders>
+            <w:shd w:fill="F3F4F6" w:val="clear"/>
+            <w:tcMar>
+              <w:top w:type="dxa" w:w="100"/>
+              <w:left w:type="dxa" w:w="140"/>
+              <w:bottom w:type="dxa" w:w="100"/>
+              <w:right w:type="dxa" w:w="140"/>
+            </w:tcMar>
+            <w:vAlign w:val="center"/>
+          </w:tcPr>
+          <w:p>
+            <w:pPr>
+              <w:spacing w:after="40" w:before="40"/>
+              <w:jc w:val="left"/>
+            </w:pPr>
+            <w:r>
+              <w:rPr>
+                <w:rFonts w:ascii="Calibri" w:cs="Calibri" w:eastAsia="Calibri" w:hAnsi="Calibri"/>
+                <w:b/>
+                <w:bCs/>
+                <w:sz w:val="22"/>
+                <w:szCs w:val="22"/>
+              </w:rPr>
+              <w:t xml:space="preserve">Jindal Steel &amp; Power Limited</w:t>
+            </w:r>
+          </w:p>
+        </w:tc>
+        <w:tc>
+          <w:tcPr>
+            <w:tcW w:type="dxa" w:w="5000"/>
+            <w:tcBorders>
+              <w:top w:val="single" w:color="BFBFBF" w:sz="4"/>
+              <w:left w:val="single" w:color="BFBFBF" w:sz="4"/>
+              <w:bottom w:val="single" w:color="BFBFBF" w:sz="4"/>
+              <w:right w:val="single" w:color="BFBFBF" w:sz="4"/>
+            </w:tcBorders>
+            <w:shd w:fill="F3F4F6" w:val="clear"/>
+            <w:tcMar>
+              <w:top w:type="dxa" w:w="100"/>
+              <w:left w:type="dxa" w:w="140"/>
+              <w:bottom w:type="dxa" w:w="100"/>
+              <w:right w:type="dxa" w:w="140"/>
+            </w:tcMar>
+            <w:vAlign w:val="center"/>
+          </w:tcPr>
+          <w:p>
+            <w:pPr>
+              <w:spacing w:after="40" w:before="40"/>
+              <w:jc w:val="left"/>
+            </w:pPr>
+            <w:r>
+              <w:rPr>
+                <w:rFonts w:ascii="Calibri" w:cs="Calibri" w:eastAsia="Calibri" w:hAnsi="Calibri"/>
+                <w:sz w:val="22"/>
+                <w:szCs w:val="22"/>
+              </w:rPr>
+              <w:t xml:space="preserve">Vertical Ladle Preheater - 65 MT</w:t>
+            </w:r>
+          </w:p>
+          <w:p>
+            <w:pPr>
+              <w:spacing w:after="40" w:before="40"/>
+              <w:jc w:val="left"/>
+            </w:pPr>
+            <w:r>
+              <w:rPr>
+                <w:rFonts w:ascii="Calibri" w:cs="Calibri" w:eastAsia="Calibri" w:hAnsi="Calibri"/>
+                <w:sz w:val="22"/>
+                <w:szCs w:val="22"/>
+              </w:rPr>
+              <w:t xml:space="preserve">Tundish Preheater</w:t>
+            </w:r>
+          </w:p>
+        </w:tc>
+      </w:tr>
+      <w:tr>
+        <w:tc>
+          <w:tcPr>
+            <w:tcW w:type="dxa" w:w="780"/>
+            <w:tcBorders>
+              <w:top w:val="single" w:color="BFBFBF" w:sz="4"/>
+              <w:left w:val="single" w:color="BFBFBF" w:sz="4"/>
+              <w:bottom w:val="single" w:color="BFBFBF" w:sz="4"/>
+              <w:right w:val="single" w:color="BFBFBF" w:sz="4"/>
+            </w:tcBorders>
+            <w:shd w:fill="F3F4F6" w:val="clear"/>
+            <w:tcMar>
+              <w:top w:type="dxa" w:w="100"/>
+              <w:left w:type="dxa" w:w="140"/>
+              <w:bottom w:type="dxa" w:w="100"/>
+              <w:right w:type="dxa" w:w="140"/>
+            </w:tcMar>
+            <w:vAlign w:val="center"/>
+          </w:tcPr>
+          <w:p>
+            <w:pPr>
+              <w:spacing w:after="40" w:before="40"/>
+              <w:jc w:val="center"/>
+            </w:pPr>
+            <w:r>
+              <w:rPr>
+                <w:rFonts w:ascii="Calibri" w:cs="Calibri" w:eastAsia="Calibri" w:hAnsi="Calibri"/>
+                <w:sz w:val="22"/>
+                <w:szCs w:val="22"/>
+              </w:rPr>
+              <w:t xml:space="preserve">38</w:t>
+            </w:r>
+          </w:p>
+        </w:tc>
+        <w:tc>
+          <w:tcPr>
+            <w:tcW w:type="dxa" w:w="3580"/>
+            <w:tcBorders>
+              <w:top w:val="single" w:color="BFBFBF" w:sz="4"/>
+              <w:left w:val="single" w:color="BFBFBF" w:sz="4"/>
+              <w:bottom w:val="single" w:color="BFBFBF" w:sz="4"/>
+              <w:right w:val="single" w:color="BFBFBF" w:sz="4"/>
+            </w:tcBorders>
+            <w:shd w:fill="F3F4F6" w:val="clear"/>
+            <w:tcMar>
+              <w:top w:type="dxa" w:w="100"/>
+              <w:left w:type="dxa" w:w="140"/>
+              <w:bottom w:type="dxa" w:w="100"/>
+              <w:right w:type="dxa" w:w="140"/>
+            </w:tcMar>
+            <w:vAlign w:val="center"/>
+          </w:tcPr>
+          <w:p>
+            <w:pPr>
+              <w:spacing w:after="40" w:before="40"/>
+              <w:jc w:val="left"/>
+            </w:pPr>
+            <w:r>
+              <w:rPr>
+                <w:rFonts w:ascii="Calibri" w:cs="Calibri" w:eastAsia="Calibri" w:hAnsi="Calibri"/>
+                <w:b/>
+                <w:bCs/>
+                <w:sz w:val="22"/>
+                <w:szCs w:val="22"/>
+              </w:rPr>
+              <w:t xml:space="preserve">Aarti Steel Limited</w:t>
+            </w:r>
+          </w:p>
+        </w:tc>
+        <w:tc>
+          <w:tcPr>
+            <w:tcW w:type="dxa" w:w="5000"/>
+            <w:tcBorders>
+              <w:top w:val="single" w:color="BFBFBF" w:sz="4"/>
+              <w:left w:val="single" w:color="BFBFBF" w:sz="4"/>
+              <w:bottom w:val="single" w:color="BFBFBF" w:sz="4"/>
+              <w:right w:val="single" w:color="BFBFBF" w:sz="4"/>
+            </w:tcBorders>
+            <w:shd w:fill="F3F4F6" w:val="clear"/>
+            <w:tcMar>
+              <w:top w:type="dxa" w:w="100"/>
+              <w:left w:type="dxa" w:w="140"/>
+              <w:bottom w:type="dxa" w:w="100"/>
+              <w:right w:type="dxa" w:w="140"/>
+            </w:tcMar>
+            <w:vAlign w:val="center"/>
+          </w:tcPr>
+          <w:p>
+            <w:pPr>
+              <w:spacing w:after="40" w:before="40"/>
+              <w:jc w:val="left"/>
+            </w:pPr>
+            <w:r>
+              <w:rPr>
+                <w:rFonts w:ascii="Calibri" w:cs="Calibri" w:eastAsia="Calibri" w:hAnsi="Calibri"/>
+                <w:sz w:val="22"/>
+                <w:szCs w:val="22"/>
+              </w:rPr>
+              <w:t xml:space="preserve">Tundish Preheater</w:t>
+            </w:r>
+          </w:p>
+        </w:tc>
+      </w:tr>
+      <w:tr>
+        <w:tc>
+          <w:tcPr>
+            <w:tcW w:type="dxa" w:w="780"/>
+            <w:tcBorders>
+              <w:top w:val="single" w:color="BFBFBF" w:sz="4"/>
+              <w:left w:val="single" w:color="BFBFBF" w:sz="4"/>
+              <w:bottom w:val="single" w:color="BFBFBF" w:sz="4"/>
+              <w:right w:val="single" w:color="BFBFBF" w:sz="4"/>
+            </w:tcBorders>
+            <w:shd w:fill="F3F4F6" w:val="clear"/>
+            <w:tcMar>
+              <w:top w:type="dxa" w:w="100"/>
+              <w:left w:type="dxa" w:w="140"/>
+              <w:bottom w:type="dxa" w:w="100"/>
+              <w:right w:type="dxa" w:w="140"/>
+            </w:tcMar>
+            <w:vAlign w:val="center"/>
+          </w:tcPr>
+          <w:p>
+            <w:pPr>
+              <w:spacing w:after="40" w:before="40"/>
+              <w:jc w:val="center"/>
+            </w:pPr>
+            <w:r>
+              <w:rPr>
+                <w:rFonts w:ascii="Calibri" w:cs="Calibri" w:eastAsia="Calibri" w:hAnsi="Calibri"/>
+                <w:sz w:val="22"/>
+                <w:szCs w:val="22"/>
+              </w:rPr>
+              <w:t xml:space="preserve">39</w:t>
+            </w:r>
+          </w:p>
+        </w:tc>
+        <w:tc>
+          <w:tcPr>
+            <w:tcW w:type="dxa" w:w="3580"/>
+            <w:tcBorders>
+              <w:top w:val="single" w:color="BFBFBF" w:sz="4"/>
+              <w:left w:val="single" w:color="BFBFBF" w:sz="4"/>
+              <w:bottom w:val="single" w:color="BFBFBF" w:sz="4"/>
+              <w:right w:val="single" w:color="BFBFBF" w:sz="4"/>
+            </w:tcBorders>
+            <w:shd w:fill="F3F4F6" w:val="clear"/>
+            <w:tcMar>
+              <w:top w:type="dxa" w:w="100"/>
+              <w:left w:type="dxa" w:w="140"/>
+              <w:bottom w:type="dxa" w:w="100"/>
+              <w:right w:type="dxa" w:w="140"/>
+            </w:tcMar>
+            <w:vAlign w:val="center"/>
+          </w:tcPr>
+          <w:p>
+            <w:pPr>
+              <w:spacing w:after="40" w:before="40"/>
+              <w:jc w:val="left"/>
+            </w:pPr>
+            <w:r>
+              <w:rPr>
+                <w:rFonts w:ascii="Calibri" w:cs="Calibri" w:eastAsia="Calibri" w:hAnsi="Calibri"/>
+                <w:b/>
+                <w:bCs/>
+                <w:sz w:val="22"/>
+                <w:szCs w:val="22"/>
+              </w:rPr>
+              <w:t xml:space="preserve">Action Ispat And Power P Ltd.</w:t>
+            </w:r>
+          </w:p>
+        </w:tc>
+        <w:tc>
+          <w:tcPr>
+            <w:tcW w:type="dxa" w:w="5000"/>
+            <w:tcBorders>
+              <w:top w:val="single" w:color="BFBFBF" w:sz="4"/>
+              <w:left w:val="single" w:color="BFBFBF" w:sz="4"/>
+              <w:bottom w:val="single" w:color="BFBFBF" w:sz="4"/>
+              <w:right w:val="single" w:color="BFBFBF" w:sz="4"/>
+            </w:tcBorders>
+            <w:shd w:fill="F3F4F6" w:val="clear"/>
+            <w:tcMar>
+              <w:top w:type="dxa" w:w="100"/>
+              <w:left w:type="dxa" w:w="140"/>
+              <w:bottom w:type="dxa" w:w="100"/>
+              <w:right w:type="dxa" w:w="140"/>
+            </w:tcMar>
+            <w:vAlign w:val="center"/>
+          </w:tcPr>
+          <w:p>
+            <w:pPr>
+              <w:spacing w:after="40" w:before="40"/>
+              <w:jc w:val="left"/>
+            </w:pPr>
+            <w:r>
+              <w:rPr>
+                <w:rFonts w:ascii="Calibri" w:cs="Calibri" w:eastAsia="Calibri" w:hAnsi="Calibri"/>
+                <w:sz w:val="22"/>
+                <w:szCs w:val="22"/>
+              </w:rPr>
+              <w:t xml:space="preserve">Vertical Ladle Preheater - 15 MT</w:t>
+            </w:r>
+          </w:p>
+          <w:p>
+            <w:pPr>
+              <w:spacing w:after="40" w:before="40"/>
+              <w:jc w:val="left"/>
+            </w:pPr>
+            <w:r>
+              <w:rPr>
+                <w:rFonts w:ascii="Calibri" w:cs="Calibri" w:eastAsia="Calibri" w:hAnsi="Calibri"/>
+                <w:sz w:val="22"/>
+                <w:szCs w:val="22"/>
+              </w:rPr>
+              <w:t xml:space="preserve">Vertical Ladle Preheater</w:t>
+            </w:r>
+          </w:p>
+        </w:tc>
+      </w:tr>
+      <w:tr>
+        <w:tc>
+          <w:tcPr>
+            <w:tcW w:type="dxa" w:w="780"/>
+            <w:tcBorders>
+              <w:top w:val="single" w:color="BFBFBF" w:sz="4"/>
+              <w:left w:val="single" w:color="BFBFBF" w:sz="4"/>
+              <w:bottom w:val="single" w:color="BFBFBF" w:sz="4"/>
+              <w:right w:val="single" w:color="BFBFBF" w:sz="4"/>
+            </w:tcBorders>
+            <w:shd w:fill="F3F4F6" w:val="clear"/>
+            <w:tcMar>
+              <w:top w:type="dxa" w:w="100"/>
+              <w:left w:type="dxa" w:w="140"/>
+              <w:bottom w:type="dxa" w:w="100"/>
+              <w:right w:type="dxa" w:w="140"/>
+            </w:tcMar>
+            <w:vAlign w:val="center"/>
+          </w:tcPr>
+          <w:p>
+            <w:pPr>
+              <w:spacing w:after="40" w:before="40"/>
+              <w:jc w:val="center"/>
+            </w:pPr>
+            <w:r>
+              <w:rPr>
+                <w:rFonts w:ascii="Calibri" w:cs="Calibri" w:eastAsia="Calibri" w:hAnsi="Calibri"/>
+                <w:sz w:val="22"/>
+                <w:szCs w:val="22"/>
+              </w:rPr>
+              <w:t xml:space="preserve">40</w:t>
+            </w:r>
+          </w:p>
+        </w:tc>
+        <w:tc>
+          <w:tcPr>
+            <w:tcW w:type="dxa" w:w="3580"/>
+            <w:tcBorders>
+              <w:top w:val="single" w:color="BFBFBF" w:sz="4"/>
+              <w:left w:val="single" w:color="BFBFBF" w:sz="4"/>
+              <w:bottom w:val="single" w:color="BFBFBF" w:sz="4"/>
+              <w:right w:val="single" w:color="BFBFBF" w:sz="4"/>
+            </w:tcBorders>
+            <w:shd w:fill="F3F4F6" w:val="clear"/>
+            <w:tcMar>
+              <w:top w:type="dxa" w:w="100"/>
+              <w:left w:type="dxa" w:w="140"/>
+              <w:bottom w:type="dxa" w:w="100"/>
+              <w:right w:type="dxa" w:w="140"/>
+            </w:tcMar>
+            <w:vAlign w:val="center"/>
+          </w:tcPr>
+          <w:p>
+            <w:pPr>
+              <w:spacing w:after="40" w:before="40"/>
+              <w:jc w:val="left"/>
+            </w:pPr>
+            <w:r>
+              <w:rPr>
+                <w:rFonts w:ascii="Calibri" w:cs="Calibri" w:eastAsia="Calibri" w:hAnsi="Calibri"/>
+                <w:b/>
+                <w:bCs/>
+                <w:sz w:val="22"/>
+                <w:szCs w:val="22"/>
+              </w:rPr>
+              <w:t xml:space="preserve">Vardhman Special Steels Ltd.Unit-1</w:t>
+            </w:r>
+          </w:p>
+        </w:tc>
+        <w:tc>
+          <w:tcPr>
+            <w:tcW w:type="dxa" w:w="5000"/>
+            <w:tcBorders>
+              <w:top w:val="single" w:color="BFBFBF" w:sz="4"/>
+              <w:left w:val="single" w:color="BFBFBF" w:sz="4"/>
+              <w:bottom w:val="single" w:color="BFBFBF" w:sz="4"/>
+              <w:right w:val="single" w:color="BFBFBF" w:sz="4"/>
+            </w:tcBorders>
+            <w:shd w:fill="F3F4F6" w:val="clear"/>
+            <w:tcMar>
+              <w:top w:type="dxa" w:w="100"/>
+              <w:left w:type="dxa" w:w="140"/>
+              <w:bottom w:type="dxa" w:w="100"/>
+              <w:right w:type="dxa" w:w="140"/>
+            </w:tcMar>
+            <w:vAlign w:val="center"/>
+          </w:tcPr>
+          <w:p>
+            <w:pPr>
+              <w:spacing w:after="40" w:before="40"/>
+              <w:jc w:val="left"/>
+            </w:pPr>
+            <w:r>
+              <w:rPr>
+                <w:rFonts w:ascii="Calibri" w:cs="Calibri" w:eastAsia="Calibri" w:hAnsi="Calibri"/>
+                <w:sz w:val="22"/>
+                <w:szCs w:val="22"/>
+              </w:rPr>
+              <w:t xml:space="preserve">Tundish Preheater</w:t>
+            </w:r>
+          </w:p>
+        </w:tc>
+      </w:tr>
+      <w:tr>
+        <w:tc>
+          <w:tcPr>
+            <w:tcW w:type="dxa" w:w="780"/>
+            <w:tcBorders>
+              <w:top w:val="single" w:color="BFBFBF" w:sz="4"/>
+              <w:left w:val="single" w:color="BFBFBF" w:sz="4"/>
+              <w:bottom w:val="single" w:color="BFBFBF" w:sz="4"/>
+              <w:right w:val="single" w:color="BFBFBF" w:sz="4"/>
+            </w:tcBorders>
+            <w:shd w:fill="F3F4F6" w:val="clear"/>
+            <w:tcMar>
+              <w:top w:type="dxa" w:w="100"/>
+              <w:left w:type="dxa" w:w="140"/>
+              <w:bottom w:type="dxa" w:w="100"/>
+              <w:right w:type="dxa" w:w="140"/>
+            </w:tcMar>
+            <w:vAlign w:val="center"/>
+          </w:tcPr>
+          <w:p>
+            <w:pPr>
+              <w:spacing w:after="40" w:before="40"/>
+              <w:jc w:val="center"/>
+            </w:pPr>
+            <w:r>
+              <w:rPr>
+                <w:rFonts w:ascii="Calibri" w:cs="Calibri" w:eastAsia="Calibri" w:hAnsi="Calibri"/>
+                <w:sz w:val="22"/>
+                <w:szCs w:val="22"/>
+              </w:rPr>
+              <w:t xml:space="preserve">41</w:t>
+            </w:r>
+          </w:p>
+        </w:tc>
+        <w:tc>
+          <w:tcPr>
+            <w:tcW w:type="dxa" w:w="3580"/>
+            <w:tcBorders>
+              <w:top w:val="single" w:color="BFBFBF" w:sz="4"/>
+              <w:left w:val="single" w:color="BFBFBF" w:sz="4"/>
+              <w:bottom w:val="single" w:color="BFBFBF" w:sz="4"/>
+              <w:right w:val="single" w:color="BFBFBF" w:sz="4"/>
+            </w:tcBorders>
+            <w:shd w:fill="F3F4F6" w:val="clear"/>
+            <w:tcMar>
+              <w:top w:type="dxa" w:w="100"/>
+              <w:left w:type="dxa" w:w="140"/>
+              <w:bottom w:type="dxa" w:w="100"/>
+              <w:right w:type="dxa" w:w="140"/>
+            </w:tcMar>
+            <w:vAlign w:val="center"/>
+          </w:tcPr>
+          <w:p>
+            <w:pPr>
+              <w:spacing w:after="40" w:before="40"/>
+              <w:jc w:val="left"/>
+            </w:pPr>
+            <w:r>
+              <w:rPr>
+                <w:rFonts w:ascii="Calibri" w:cs="Calibri" w:eastAsia="Calibri" w:hAnsi="Calibri"/>
+                <w:b/>
+                <w:bCs/>
+                <w:sz w:val="22"/>
+                <w:szCs w:val="22"/>
+              </w:rPr>
+              <w:t xml:space="preserve">Bangladesh Re Rolling Mills Ltd.</w:t>
+            </w:r>
+          </w:p>
+        </w:tc>
+        <w:tc>
+          <w:tcPr>
+            <w:tcW w:type="dxa" w:w="5000"/>
+            <w:tcBorders>
+              <w:top w:val="single" w:color="BFBFBF" w:sz="4"/>
+              <w:left w:val="single" w:color="BFBFBF" w:sz="4"/>
+              <w:bottom w:val="single" w:color="BFBFBF" w:sz="4"/>
+              <w:right w:val="single" w:color="BFBFBF" w:sz="4"/>
+            </w:tcBorders>
+            <w:shd w:fill="F3F4F6" w:val="clear"/>
+            <w:tcMar>
+              <w:top w:type="dxa" w:w="100"/>
+              <w:left w:type="dxa" w:w="140"/>
+              <w:bottom w:type="dxa" w:w="100"/>
+              <w:right w:type="dxa" w:w="140"/>
+            </w:tcMar>
+            <w:vAlign w:val="center"/>
+          </w:tcPr>
+          <w:p>
+            <w:pPr>
+              <w:spacing w:after="40" w:before="40"/>
+              <w:jc w:val="left"/>
+            </w:pPr>
+            <w:r>
+              <w:rPr>
+                <w:rFonts w:ascii="Calibri" w:cs="Calibri" w:eastAsia="Calibri" w:hAnsi="Calibri"/>
+                <w:sz w:val="22"/>
+                <w:szCs w:val="22"/>
+              </w:rPr>
+              <w:t xml:space="preserve">Tundish Preheater</w:t>
+            </w:r>
+          </w:p>
+        </w:tc>
+      </w:tr>
+      <w:tr>
+        <w:tc>
+          <w:tcPr>
+            <w:tcW w:type="dxa" w:w="780"/>
+            <w:tcBorders>
+              <w:top w:val="single" w:color="BFBFBF" w:sz="4"/>
+              <w:left w:val="single" w:color="BFBFBF" w:sz="4"/>
+              <w:bottom w:val="single" w:color="BFBFBF" w:sz="4"/>
+              <w:right w:val="single" w:color="BFBFBF" w:sz="4"/>
+            </w:tcBorders>
+            <w:shd w:fill="F3F4F6" w:val="clear"/>
+            <w:tcMar>
+              <w:top w:type="dxa" w:w="100"/>
+              <w:left w:type="dxa" w:w="140"/>
+              <w:bottom w:type="dxa" w:w="100"/>
+              <w:right w:type="dxa" w:w="140"/>
+            </w:tcMar>
+            <w:vAlign w:val="center"/>
+          </w:tcPr>
+          <w:p>
+            <w:pPr>
+              <w:spacing w:after="40" w:before="40"/>
+              <w:jc w:val="center"/>
+            </w:pPr>
+            <w:r>
+              <w:rPr>
+                <w:rFonts w:ascii="Calibri" w:cs="Calibri" w:eastAsia="Calibri" w:hAnsi="Calibri"/>
+                <w:sz w:val="22"/>
+                <w:szCs w:val="22"/>
+              </w:rPr>
+              <w:t xml:space="preserve">42</w:t>
+            </w:r>
+          </w:p>
+        </w:tc>
+        <w:tc>
+          <w:tcPr>
+            <w:tcW w:type="dxa" w:w="3580"/>
+            <w:tcBorders>
+              <w:top w:val="single" w:color="BFBFBF" w:sz="4"/>
+              <w:left w:val="single" w:color="BFBFBF" w:sz="4"/>
+              <w:bottom w:val="single" w:color="BFBFBF" w:sz="4"/>
+              <w:right w:val="single" w:color="BFBFBF" w:sz="4"/>
+            </w:tcBorders>
+            <w:shd w:fill="F3F4F6" w:val="clear"/>
+            <w:tcMar>
+              <w:top w:type="dxa" w:w="100"/>
+              <w:left w:type="dxa" w:w="140"/>
+              <w:bottom w:type="dxa" w:w="100"/>
+              <w:right w:type="dxa" w:w="140"/>
+            </w:tcMar>
+            <w:vAlign w:val="center"/>
+          </w:tcPr>
+          <w:p>
+            <w:pPr>
+              <w:spacing w:after="40" w:before="40"/>
+              <w:jc w:val="left"/>
+            </w:pPr>
+            <w:r>
+              <w:rPr>
+                <w:rFonts w:ascii="Calibri" w:cs="Calibri" w:eastAsia="Calibri" w:hAnsi="Calibri"/>
+                <w:b/>
+                <w:bCs/>
+                <w:sz w:val="22"/>
+                <w:szCs w:val="22"/>
+              </w:rPr>
+              <w:t xml:space="preserve">Amic Forging Ltd.</w:t>
+            </w:r>
+          </w:p>
+        </w:tc>
+        <w:tc>
+          <w:tcPr>
+            <w:tcW w:type="dxa" w:w="5000"/>
+            <w:tcBorders>
+              <w:top w:val="single" w:color="BFBFBF" w:sz="4"/>
+              <w:left w:val="single" w:color="BFBFBF" w:sz="4"/>
+              <w:bottom w:val="single" w:color="BFBFBF" w:sz="4"/>
+              <w:right w:val="single" w:color="BFBFBF" w:sz="4"/>
+            </w:tcBorders>
+            <w:shd w:fill="F3F4F6" w:val="clear"/>
+            <w:tcMar>
+              <w:top w:type="dxa" w:w="100"/>
+              <w:left w:type="dxa" w:w="140"/>
+              <w:bottom w:type="dxa" w:w="100"/>
+              <w:right w:type="dxa" w:w="140"/>
+            </w:tcMar>
+            <w:vAlign w:val="center"/>
+          </w:tcPr>
+          <w:p>
+            <w:pPr>
+              <w:spacing w:after="40" w:before="40"/>
+              <w:jc w:val="left"/>
+            </w:pPr>
+            <w:r>
+              <w:rPr>
+                <w:rFonts w:ascii="Calibri" w:cs="Calibri" w:eastAsia="Calibri" w:hAnsi="Calibri"/>
+                <w:sz w:val="22"/>
+                <w:szCs w:val="22"/>
+              </w:rPr>
+              <w:t xml:space="preserve">Vertical Ladle Preheater - 10 MT</w:t>
+            </w:r>
+          </w:p>
+        </w:tc>
+      </w:tr>
+      <w:tr>
+        <w:tc>
+          <w:tcPr>
+            <w:tcW w:type="dxa" w:w="780"/>
+            <w:tcBorders>
+              <w:top w:val="single" w:color="BFBFBF" w:sz="4"/>
+              <w:left w:val="single" w:color="BFBFBF" w:sz="4"/>
+              <w:bottom w:val="single" w:color="BFBFBF" w:sz="4"/>
+              <w:right w:val="single" w:color="BFBFBF" w:sz="4"/>
+            </w:tcBorders>
+            <w:shd w:fill="F3F4F6" w:val="clear"/>
+            <w:tcMar>
+              <w:top w:type="dxa" w:w="100"/>
+              <w:left w:type="dxa" w:w="140"/>
+              <w:bottom w:type="dxa" w:w="100"/>
+              <w:right w:type="dxa" w:w="140"/>
+            </w:tcMar>
+            <w:vAlign w:val="center"/>
+          </w:tcPr>
+          <w:p>
+            <w:pPr>
+              <w:spacing w:after="40" w:before="40"/>
+              <w:jc w:val="center"/>
+            </w:pPr>
+            <w:r>
+              <w:rPr>
+                <w:rFonts w:ascii="Calibri" w:cs="Calibri" w:eastAsia="Calibri" w:hAnsi="Calibri"/>
+                <w:sz w:val="22"/>
+                <w:szCs w:val="22"/>
+              </w:rPr>
+              <w:t xml:space="preserve">43</w:t>
+            </w:r>
+          </w:p>
+        </w:tc>
+        <w:tc>
+          <w:tcPr>
+            <w:tcW w:type="dxa" w:w="3580"/>
+            <w:tcBorders>
+              <w:top w:val="single" w:color="BFBFBF" w:sz="4"/>
+              <w:left w:val="single" w:color="BFBFBF" w:sz="4"/>
+              <w:bottom w:val="single" w:color="BFBFBF" w:sz="4"/>
+              <w:right w:val="single" w:color="BFBFBF" w:sz="4"/>
+            </w:tcBorders>
+            <w:shd w:fill="F3F4F6" w:val="clear"/>
+            <w:tcMar>
+              <w:top w:type="dxa" w:w="100"/>
+              <w:left w:type="dxa" w:w="140"/>
+              <w:bottom w:type="dxa" w:w="100"/>
+              <w:right w:type="dxa" w:w="140"/>
+            </w:tcMar>
+            <w:vAlign w:val="center"/>
+          </w:tcPr>
+          <w:p>
+            <w:pPr>
+              <w:spacing w:after="40" w:before="40"/>
+              <w:jc w:val="left"/>
+            </w:pPr>
+            <w:r>
+              <w:rPr>
+                <w:rFonts w:ascii="Calibri" w:cs="Calibri" w:eastAsia="Calibri" w:hAnsi="Calibri"/>
+                <w:b/>
+                <w:bCs/>
+                <w:sz w:val="22"/>
+                <w:szCs w:val="22"/>
+              </w:rPr>
+              <w:t xml:space="preserve">Lloyds Engineering Works Limited</w:t>
+            </w:r>
+          </w:p>
+        </w:tc>
+        <w:tc>
+          <w:tcPr>
+            <w:tcW w:type="dxa" w:w="5000"/>
+            <w:tcBorders>
+              <w:top w:val="single" w:color="BFBFBF" w:sz="4"/>
+              <w:left w:val="single" w:color="BFBFBF" w:sz="4"/>
+              <w:bottom w:val="single" w:color="BFBFBF" w:sz="4"/>
+              <w:right w:val="single" w:color="BFBFBF" w:sz="4"/>
+            </w:tcBorders>
+            <w:shd w:fill="F3F4F6" w:val="clear"/>
+            <w:tcMar>
+              <w:top w:type="dxa" w:w="100"/>
+              <w:left w:type="dxa" w:w="140"/>
+              <w:bottom w:type="dxa" w:w="100"/>
+              <w:right w:type="dxa" w:w="140"/>
+            </w:tcMar>
+            <w:vAlign w:val="center"/>
+          </w:tcPr>
+          <w:p>
+            <w:pPr>
+              <w:spacing w:after="40" w:before="40"/>
+              <w:jc w:val="left"/>
+            </w:pPr>
+            <w:r>
+              <w:rPr>
+                <w:rFonts w:ascii="Calibri" w:cs="Calibri" w:eastAsia="Calibri" w:hAnsi="Calibri"/>
+                <w:sz w:val="22"/>
+                <w:szCs w:val="22"/>
+              </w:rPr>
+              <w:t xml:space="preserve">Vertical Ladle Preheater - 50 MT</w:t>
+            </w:r>
+          </w:p>
+          <w:p>
+            <w:pPr>
+              <w:spacing w:after="40" w:before="40"/>
+              <w:jc w:val="left"/>
+            </w:pPr>
+            <w:r>
+              <w:rPr>
+                <w:rFonts w:ascii="Calibri" w:cs="Calibri" w:eastAsia="Calibri" w:hAnsi="Calibri"/>
+                <w:sz w:val="22"/>
+                <w:szCs w:val="22"/>
+              </w:rPr>
+              <w:t xml:space="preserve">Vertical Ladle Preheater - 40 MT</w:t>
+            </w:r>
+          </w:p>
+        </w:tc>
+      </w:tr>
+      <w:tr>
+        <w:tc>
+          <w:tcPr>
+            <w:tcW w:type="dxa" w:w="780"/>
+            <w:tcBorders>
+              <w:top w:val="single" w:color="BFBFBF" w:sz="4"/>
+              <w:left w:val="single" w:color="BFBFBF" w:sz="4"/>
+              <w:bottom w:val="single" w:color="BFBFBF" w:sz="4"/>
+              <w:right w:val="single" w:color="BFBFBF" w:sz="4"/>
+            </w:tcBorders>
+            <w:shd w:fill="F3F4F6" w:val="clear"/>
+            <w:tcMar>
+              <w:top w:type="dxa" w:w="100"/>
+              <w:left w:type="dxa" w:w="140"/>
+              <w:bottom w:type="dxa" w:w="100"/>
+              <w:right w:type="dxa" w:w="140"/>
+            </w:tcMar>
+            <w:vAlign w:val="center"/>
+          </w:tcPr>
+          <w:p>
+            <w:pPr>
+              <w:spacing w:after="40" w:before="40"/>
+              <w:jc w:val="center"/>
+            </w:pPr>
+            <w:r>
+              <w:rPr>
+                <w:rFonts w:ascii="Calibri" w:cs="Calibri" w:eastAsia="Calibri" w:hAnsi="Calibri"/>
+                <w:sz w:val="22"/>
+                <w:szCs w:val="22"/>
+              </w:rPr>
+              <w:t xml:space="preserve">44</w:t>
+            </w:r>
+          </w:p>
+        </w:tc>
+        <w:tc>
+          <w:tcPr>
+            <w:tcW w:type="dxa" w:w="3580"/>
+            <w:tcBorders>
+              <w:top w:val="single" w:color="BFBFBF" w:sz="4"/>
+              <w:left w:val="single" w:color="BFBFBF" w:sz="4"/>
+              <w:bottom w:val="single" w:color="BFBFBF" w:sz="4"/>
+              <w:right w:val="single" w:color="BFBFBF" w:sz="4"/>
+            </w:tcBorders>
+            <w:shd w:fill="F3F4F6" w:val="clear"/>
+            <w:tcMar>
+              <w:top w:type="dxa" w:w="100"/>
+              <w:left w:type="dxa" w:w="140"/>
+              <w:bottom w:type="dxa" w:w="100"/>
+              <w:right w:type="dxa" w:w="140"/>
+            </w:tcMar>
+            <w:vAlign w:val="center"/>
+          </w:tcPr>
+          <w:p>
+            <w:pPr>
+              <w:spacing w:after="40" w:before="40"/>
+              <w:jc w:val="left"/>
+            </w:pPr>
+            <w:r>
+              <w:rPr>
+                <w:rFonts w:ascii="Calibri" w:cs="Calibri" w:eastAsia="Calibri" w:hAnsi="Calibri"/>
+                <w:b/>
+                <w:bCs/>
+                <w:sz w:val="22"/>
+                <w:szCs w:val="22"/>
+              </w:rPr>
+              <w:t xml:space="preserve">Muhaj Baghdad Co. Ltd.</w:t>
+            </w:r>
+          </w:p>
+        </w:tc>
+        <w:tc>
+          <w:tcPr>
+            <w:tcW w:type="dxa" w:w="5000"/>
+            <w:tcBorders>
+              <w:top w:val="single" w:color="BFBFBF" w:sz="4"/>
+              <w:left w:val="single" w:color="BFBFBF" w:sz="4"/>
+              <w:bottom w:val="single" w:color="BFBFBF" w:sz="4"/>
+              <w:right w:val="single" w:color="BFBFBF" w:sz="4"/>
+            </w:tcBorders>
+            <w:shd w:fill="F3F4F6" w:val="clear"/>
+            <w:tcMar>
+              <w:top w:type="dxa" w:w="100"/>
+              <w:left w:type="dxa" w:w="140"/>
+              <w:bottom w:type="dxa" w:w="100"/>
+              <w:right w:type="dxa" w:w="140"/>
+            </w:tcMar>
+            <w:vAlign w:val="center"/>
+          </w:tcPr>
+          <w:p>
+            <w:pPr>
+              <w:spacing w:after="40" w:before="40"/>
+              <w:jc w:val="left"/>
+            </w:pPr>
+            <w:r>
+              <w:rPr>
+                <w:rFonts w:ascii="Calibri" w:cs="Calibri" w:eastAsia="Calibri" w:hAnsi="Calibri"/>
+                <w:sz w:val="22"/>
+                <w:szCs w:val="22"/>
+              </w:rPr>
+              <w:t xml:space="preserve">Tundish Preheater</w:t>
+            </w:r>
+          </w:p>
+        </w:tc>
+      </w:tr>
+      <w:tr>
+        <w:tc>
+          <w:tcPr>
+            <w:tcW w:type="dxa" w:w="780"/>
+            <w:tcBorders>
+              <w:top w:val="single" w:color="BFBFBF" w:sz="4"/>
+              <w:left w:val="single" w:color="BFBFBF" w:sz="4"/>
+              <w:bottom w:val="single" w:color="BFBFBF" w:sz="4"/>
+              <w:right w:val="single" w:color="BFBFBF" w:sz="4"/>
+            </w:tcBorders>
+            <w:shd w:fill="F3F4F6" w:val="clear"/>
+            <w:tcMar>
+              <w:top w:type="dxa" w:w="100"/>
+              <w:left w:type="dxa" w:w="140"/>
+              <w:bottom w:type="dxa" w:w="100"/>
+              <w:right w:type="dxa" w:w="140"/>
+            </w:tcMar>
+            <w:vAlign w:val="center"/>
+          </w:tcPr>
+          <w:p>
+            <w:pPr>
+              <w:spacing w:after="40" w:before="40"/>
+              <w:jc w:val="center"/>
+            </w:pPr>
+            <w:r>
+              <w:rPr>
+                <w:rFonts w:ascii="Calibri" w:cs="Calibri" w:eastAsia="Calibri" w:hAnsi="Calibri"/>
+                <w:sz w:val="22"/>
+                <w:szCs w:val="22"/>
+              </w:rPr>
+              <w:t xml:space="preserve">45</w:t>
+            </w:r>
+          </w:p>
+        </w:tc>
+        <w:tc>
+          <w:tcPr>
+            <w:tcW w:type="dxa" w:w="3580"/>
+            <w:tcBorders>
+              <w:top w:val="single" w:color="BFBFBF" w:sz="4"/>
+              <w:left w:val="single" w:color="BFBFBF" w:sz="4"/>
+              <w:bottom w:val="single" w:color="BFBFBF" w:sz="4"/>
+              <w:right w:val="single" w:color="BFBFBF" w:sz="4"/>
+            </w:tcBorders>
+            <w:shd w:fill="F3F4F6" w:val="clear"/>
+            <w:tcMar>
+              <w:top w:type="dxa" w:w="100"/>
+              <w:left w:type="dxa" w:w="140"/>
+              <w:bottom w:type="dxa" w:w="100"/>
+              <w:right w:type="dxa" w:w="140"/>
+            </w:tcMar>
+            <w:vAlign w:val="center"/>
+          </w:tcPr>
+          <w:p>
+            <w:pPr>
+              <w:spacing w:after="40" w:before="40"/>
+              <w:jc w:val="left"/>
+            </w:pPr>
+            <w:r>
+              <w:rPr>
+                <w:rFonts w:ascii="Calibri" w:cs="Calibri" w:eastAsia="Calibri" w:hAnsi="Calibri"/>
+                <w:b/>
+                <w:bCs/>
+                <w:sz w:val="22"/>
+                <w:szCs w:val="22"/>
+              </w:rPr>
+              <w:t xml:space="preserve">Topworth Steels &amp; Power Pvt. Ltd.</w:t>
+            </w:r>
+          </w:p>
+        </w:tc>
+        <w:tc>
+          <w:tcPr>
+            <w:tcW w:type="dxa" w:w="5000"/>
+            <w:tcBorders>
+              <w:top w:val="single" w:color="BFBFBF" w:sz="4"/>
+              <w:left w:val="single" w:color="BFBFBF" w:sz="4"/>
+              <w:bottom w:val="single" w:color="BFBFBF" w:sz="4"/>
+              <w:right w:val="single" w:color="BFBFBF" w:sz="4"/>
+            </w:tcBorders>
+            <w:shd w:fill="F3F4F6" w:val="clear"/>
+            <w:tcMar>
+              <w:top w:type="dxa" w:w="100"/>
+              <w:left w:type="dxa" w:w="140"/>
+              <w:bottom w:type="dxa" w:w="100"/>
+              <w:right w:type="dxa" w:w="140"/>
+            </w:tcMar>
+            <w:vAlign w:val="center"/>
+          </w:tcPr>
+          <w:p>
+            <w:pPr>
+              <w:spacing w:after="40" w:before="40"/>
+              <w:jc w:val="left"/>
+            </w:pPr>
+            <w:r>
+              <w:rPr>
+                <w:rFonts w:ascii="Calibri" w:cs="Calibri" w:eastAsia="Calibri" w:hAnsi="Calibri"/>
+                <w:sz w:val="22"/>
+                <w:szCs w:val="22"/>
+              </w:rPr>
+              <w:t xml:space="preserve">Vertical Ladle Preheater</w:t>
+            </w:r>
+          </w:p>
+        </w:tc>
+      </w:tr>
+      <w:tr>
+        <w:tc>
+          <w:tcPr>
+            <w:tcW w:type="dxa" w:w="780"/>
+            <w:tcBorders>
+              <w:top w:val="single" w:color="BFBFBF" w:sz="4"/>
+              <w:left w:val="single" w:color="BFBFBF" w:sz="4"/>
+              <w:bottom w:val="single" w:color="BFBFBF" w:sz="4"/>
+              <w:right w:val="single" w:color="BFBFBF" w:sz="4"/>
+            </w:tcBorders>
+            <w:shd w:fill="F3F4F6" w:val="clear"/>
+            <w:tcMar>
+              <w:top w:type="dxa" w:w="100"/>
+              <w:left w:type="dxa" w:w="140"/>
+              <w:bottom w:type="dxa" w:w="100"/>
+              <w:right w:type="dxa" w:w="140"/>
+            </w:tcMar>
+            <w:vAlign w:val="center"/>
+          </w:tcPr>
+          <w:p>
+            <w:pPr>
+              <w:spacing w:after="40" w:before="40"/>
+              <w:jc w:val="center"/>
+            </w:pPr>
+            <w:r>
+              <w:rPr>
+                <w:rFonts w:ascii="Calibri" w:cs="Calibri" w:eastAsia="Calibri" w:hAnsi="Calibri"/>
+                <w:sz w:val="22"/>
+                <w:szCs w:val="22"/>
+              </w:rPr>
+              <w:t xml:space="preserve">46</w:t>
+            </w:r>
+          </w:p>
+        </w:tc>
+        <w:tc>
+          <w:tcPr>
+            <w:tcW w:type="dxa" w:w="3580"/>
+            <w:tcBorders>
+              <w:top w:val="single" w:color="BFBFBF" w:sz="4"/>
+              <w:left w:val="single" w:color="BFBFBF" w:sz="4"/>
+              <w:bottom w:val="single" w:color="BFBFBF" w:sz="4"/>
+              <w:right w:val="single" w:color="BFBFBF" w:sz="4"/>
+            </w:tcBorders>
+            <w:shd w:fill="F3F4F6" w:val="clear"/>
+            <w:tcMar>
+              <w:top w:type="dxa" w:w="100"/>
+              <w:left w:type="dxa" w:w="140"/>
+              <w:bottom w:type="dxa" w:w="100"/>
+              <w:right w:type="dxa" w:w="140"/>
+            </w:tcMar>
+            <w:vAlign w:val="center"/>
+          </w:tcPr>
+          <w:p>
+            <w:pPr>
+              <w:spacing w:after="40" w:before="40"/>
+              <w:jc w:val="left"/>
+            </w:pPr>
+            <w:r>
+              <w:rPr>
+                <w:rFonts w:ascii="Calibri" w:cs="Calibri" w:eastAsia="Calibri" w:hAnsi="Calibri"/>
+                <w:b/>
+                <w:bCs/>
+                <w:sz w:val="22"/>
+                <w:szCs w:val="22"/>
+              </w:rPr>
+              <w:t xml:space="preserve">Sohar Steel LLC</w:t>
+            </w:r>
+          </w:p>
+        </w:tc>
+        <w:tc>
+          <w:tcPr>
+            <w:tcW w:type="dxa" w:w="5000"/>
+            <w:tcBorders>
+              <w:top w:val="single" w:color="BFBFBF" w:sz="4"/>
+              <w:left w:val="single" w:color="BFBFBF" w:sz="4"/>
+              <w:bottom w:val="single" w:color="BFBFBF" w:sz="4"/>
+              <w:right w:val="single" w:color="BFBFBF" w:sz="4"/>
+            </w:tcBorders>
+            <w:shd w:fill="F3F4F6" w:val="clear"/>
+            <w:tcMar>
+              <w:top w:type="dxa" w:w="100"/>
+              <w:left w:type="dxa" w:w="140"/>
+              <w:bottom w:type="dxa" w:w="100"/>
+              <w:right w:type="dxa" w:w="140"/>
+            </w:tcMar>
+            <w:vAlign w:val="center"/>
+          </w:tcPr>
+          <w:p>
+            <w:pPr>
+              <w:spacing w:after="40" w:before="40"/>
+              <w:jc w:val="left"/>
+            </w:pPr>
+            <w:r>
+              <w:rPr>
+                <w:rFonts w:ascii="Calibri" w:cs="Calibri" w:eastAsia="Calibri" w:hAnsi="Calibri"/>
+                <w:sz w:val="22"/>
+                <w:szCs w:val="22"/>
+              </w:rPr>
+              <w:t xml:space="preserve">Vertical Ladle Preheater</w:t>
+            </w:r>
+          </w:p>
+          <w:p>
+            <w:pPr>
+              <w:spacing w:after="40" w:before="40"/>
+              <w:jc w:val="left"/>
+            </w:pPr>
+            <w:r>
+              <w:rPr>
+                <w:rFonts w:ascii="Calibri" w:cs="Calibri" w:eastAsia="Calibri" w:hAnsi="Calibri"/>
+                <w:sz w:val="22"/>
+                <w:szCs w:val="22"/>
+              </w:rPr>
+              <w:t xml:space="preserve">Horizontal Ladle Preheater</w:t>
+            </w:r>
+          </w:p>
+        </w:tc>
+      </w:tr>
+      <w:tr>
+        <w:tc>
+          <w:tcPr>
+            <w:tcW w:type="dxa" w:w="780"/>
+            <w:tcBorders>
+              <w:top w:val="single" w:color="BFBFBF" w:sz="4"/>
+              <w:left w:val="single" w:color="BFBFBF" w:sz="4"/>
+              <w:bottom w:val="single" w:color="BFBFBF" w:sz="4"/>
+              <w:right w:val="single" w:color="BFBFBF" w:sz="4"/>
+            </w:tcBorders>
+            <w:shd w:fill="F3F4F6" w:val="clear"/>
+            <w:tcMar>
+              <w:top w:type="dxa" w:w="100"/>
+              <w:left w:type="dxa" w:w="140"/>
+              <w:bottom w:type="dxa" w:w="100"/>
+              <w:right w:type="dxa" w:w="140"/>
+            </w:tcMar>
+            <w:vAlign w:val="center"/>
+          </w:tcPr>
+          <w:p>
+            <w:pPr>
+              <w:spacing w:after="40" w:before="40"/>
+              <w:jc w:val="center"/>
+            </w:pPr>
+            <w:r>
+              <w:rPr>
+                <w:rFonts w:ascii="Calibri" w:cs="Calibri" w:eastAsia="Calibri" w:hAnsi="Calibri"/>
+                <w:sz w:val="22"/>
+                <w:szCs w:val="22"/>
+              </w:rPr>
+              <w:t xml:space="preserve">47</w:t>
+            </w:r>
+          </w:p>
+        </w:tc>
+        <w:tc>
+          <w:tcPr>
+            <w:tcW w:type="dxa" w:w="3580"/>
+            <w:tcBorders>
+              <w:top w:val="single" w:color="BFBFBF" w:sz="4"/>
+              <w:left w:val="single" w:color="BFBFBF" w:sz="4"/>
+              <w:bottom w:val="single" w:color="BFBFBF" w:sz="4"/>
+              <w:right w:val="single" w:color="BFBFBF" w:sz="4"/>
+            </w:tcBorders>
+            <w:shd w:fill="F3F4F6" w:val="clear"/>
+            <w:tcMar>
+              <w:top w:type="dxa" w:w="100"/>
+              <w:left w:type="dxa" w:w="140"/>
+              <w:bottom w:type="dxa" w:w="100"/>
+              <w:right w:type="dxa" w:w="140"/>
+            </w:tcMar>
+            <w:vAlign w:val="center"/>
+          </w:tcPr>
+          <w:p>
+            <w:pPr>
+              <w:spacing w:after="40" w:before="40"/>
+              <w:jc w:val="left"/>
+            </w:pPr>
+            <w:r>
+              <w:rPr>
+                <w:rFonts w:ascii="Calibri" w:cs="Calibri" w:eastAsia="Calibri" w:hAnsi="Calibri"/>
+                <w:b/>
+                <w:bCs/>
+                <w:sz w:val="22"/>
+                <w:szCs w:val="22"/>
+              </w:rPr>
+              <w:t xml:space="preserve">Quality Industries P Ltd.</w:t>
+            </w:r>
+          </w:p>
+        </w:tc>
+        <w:tc>
+          <w:tcPr>
+            <w:tcW w:type="dxa" w:w="5000"/>
+            <w:tcBorders>
+              <w:top w:val="single" w:color="BFBFBF" w:sz="4"/>
+              <w:left w:val="single" w:color="BFBFBF" w:sz="4"/>
+              <w:bottom w:val="single" w:color="BFBFBF" w:sz="4"/>
+              <w:right w:val="single" w:color="BFBFBF" w:sz="4"/>
+            </w:tcBorders>
+            <w:shd w:fill="F3F4F6" w:val="clear"/>
+            <w:tcMar>
+              <w:top w:type="dxa" w:w="100"/>
+              <w:left w:type="dxa" w:w="140"/>
+              <w:bottom w:type="dxa" w:w="100"/>
+              <w:right w:type="dxa" w:w="140"/>
+            </w:tcMar>
+            <w:vAlign w:val="center"/>
+          </w:tcPr>
+          <w:p>
+            <w:pPr>
+              <w:spacing w:after="40" w:before="40"/>
+              <w:jc w:val="left"/>
+            </w:pPr>
+            <w:r>
+              <w:rPr>
+                <w:rFonts w:ascii="Calibri" w:cs="Calibri" w:eastAsia="Calibri" w:hAnsi="Calibri"/>
+                <w:sz w:val="22"/>
+                <w:szCs w:val="22"/>
+              </w:rPr>
+              <w:t xml:space="preserve">Vertical Ladle Preheater - 30 MT</w:t>
+            </w:r>
+          </w:p>
+          <w:p>
+            <w:pPr>
+              <w:spacing w:after="40" w:before="40"/>
+              <w:jc w:val="left"/>
+            </w:pPr>
+            <w:r>
+              <w:rPr>
+                <w:rFonts w:ascii="Calibri" w:cs="Calibri" w:eastAsia="Calibri" w:hAnsi="Calibri"/>
+                <w:sz w:val="22"/>
+                <w:szCs w:val="22"/>
+              </w:rPr>
+              <w:t xml:space="preserve">Horizontal Ladle Preheater - 30 MT</w:t>
+            </w:r>
+          </w:p>
+        </w:tc>
+      </w:tr>
+      <w:tr>
+        <w:tc>
+          <w:tcPr>
+            <w:tcW w:type="dxa" w:w="780"/>
+            <w:tcBorders>
+              <w:top w:val="single" w:color="BFBFBF" w:sz="4"/>
+              <w:left w:val="single" w:color="BFBFBF" w:sz="4"/>
+              <w:bottom w:val="single" w:color="BFBFBF" w:sz="4"/>
+              <w:right w:val="single" w:color="BFBFBF" w:sz="4"/>
+            </w:tcBorders>
+            <w:shd w:fill="F3F4F6" w:val="clear"/>
+            <w:tcMar>
+              <w:top w:type="dxa" w:w="100"/>
+              <w:left w:type="dxa" w:w="140"/>
+              <w:bottom w:type="dxa" w:w="100"/>
+              <w:right w:type="dxa" w:w="140"/>
+            </w:tcMar>
+            <w:vAlign w:val="center"/>
+          </w:tcPr>
+          <w:p>
+            <w:pPr>
+              <w:spacing w:after="40" w:before="40"/>
+              <w:jc w:val="center"/>
+            </w:pPr>
+            <w:r>
+              <w:rPr>
+                <w:rFonts w:ascii="Calibri" w:cs="Calibri" w:eastAsia="Calibri" w:hAnsi="Calibri"/>
+                <w:sz w:val="22"/>
+                <w:szCs w:val="22"/>
+              </w:rPr>
+              <w:t xml:space="preserve">48</w:t>
+            </w:r>
+          </w:p>
+        </w:tc>
+        <w:tc>
+          <w:tcPr>
+            <w:tcW w:type="dxa" w:w="3580"/>
+            <w:tcBorders>
+              <w:top w:val="single" w:color="BFBFBF" w:sz="4"/>
+              <w:left w:val="single" w:color="BFBFBF" w:sz="4"/>
+              <w:bottom w:val="single" w:color="BFBFBF" w:sz="4"/>
+              <w:right w:val="single" w:color="BFBFBF" w:sz="4"/>
+            </w:tcBorders>
+            <w:shd w:fill="F3F4F6" w:val="clear"/>
+            <w:tcMar>
+              <w:top w:type="dxa" w:w="100"/>
+              <w:left w:type="dxa" w:w="140"/>
+              <w:bottom w:type="dxa" w:w="100"/>
+              <w:right w:type="dxa" w:w="140"/>
+            </w:tcMar>
+            <w:vAlign w:val="center"/>
+          </w:tcPr>
+          <w:p>
+            <w:pPr>
+              <w:spacing w:after="40" w:before="40"/>
+              <w:jc w:val="left"/>
+            </w:pPr>
+            <w:r>
+              <w:rPr>
+                <w:rFonts w:ascii="Calibri" w:cs="Calibri" w:eastAsia="Calibri" w:hAnsi="Calibri"/>
+                <w:b/>
+                <w:bCs/>
+                <w:sz w:val="22"/>
+                <w:szCs w:val="22"/>
+              </w:rPr>
+              <w:t xml:space="preserve">Rashtriya Ispat Nigam Limited</w:t>
+            </w:r>
+          </w:p>
+        </w:tc>
+        <w:tc>
+          <w:tcPr>
+            <w:tcW w:type="dxa" w:w="5000"/>
+            <w:tcBorders>
+              <w:top w:val="single" w:color="BFBFBF" w:sz="4"/>
+              <w:left w:val="single" w:color="BFBFBF" w:sz="4"/>
+              <w:bottom w:val="single" w:color="BFBFBF" w:sz="4"/>
+              <w:right w:val="single" w:color="BFBFBF" w:sz="4"/>
+            </w:tcBorders>
+            <w:shd w:fill="F3F4F6" w:val="clear"/>
+            <w:tcMar>
+              <w:top w:type="dxa" w:w="100"/>
+              <w:left w:type="dxa" w:w="140"/>
+              <w:bottom w:type="dxa" w:w="100"/>
+              <w:right w:type="dxa" w:w="140"/>
+            </w:tcMar>
+            <w:vAlign w:val="center"/>
+          </w:tcPr>
+          <w:p>
+            <w:pPr>
+              <w:spacing w:after="40" w:before="40"/>
+              <w:jc w:val="left"/>
+            </w:pPr>
+            <w:r>
+              <w:rPr>
+                <w:rFonts w:ascii="Calibri" w:cs="Calibri" w:eastAsia="Calibri" w:hAnsi="Calibri"/>
+                <w:sz w:val="22"/>
+                <w:szCs w:val="22"/>
+              </w:rPr>
+              <w:t xml:space="preserve">Tundish Preheater</w:t>
+            </w:r>
+          </w:p>
+        </w:tc>
+      </w:tr>
+      <w:tr>
+        <w:tc>
+          <w:tcPr>
+            <w:tcW w:type="dxa" w:w="780"/>
+            <w:tcBorders>
+              <w:top w:val="single" w:color="BFBFBF" w:sz="4"/>
+              <w:left w:val="single" w:color="BFBFBF" w:sz="4"/>
+              <w:bottom w:val="single" w:color="BFBFBF" w:sz="4"/>
+              <w:right w:val="single" w:color="BFBFBF" w:sz="4"/>
+            </w:tcBorders>
+            <w:shd w:fill="F3F4F6" w:val="clear"/>
+            <w:tcMar>
+              <w:top w:type="dxa" w:w="100"/>
+              <w:left w:type="dxa" w:w="140"/>
+              <w:bottom w:type="dxa" w:w="100"/>
+              <w:right w:type="dxa" w:w="140"/>
+            </w:tcMar>
+            <w:vAlign w:val="center"/>
+          </w:tcPr>
+          <w:p>
+            <w:pPr>
+              <w:spacing w:after="40" w:before="40"/>
+              <w:jc w:val="center"/>
+            </w:pPr>
+            <w:r>
+              <w:rPr>
+                <w:rFonts w:ascii="Calibri" w:cs="Calibri" w:eastAsia="Calibri" w:hAnsi="Calibri"/>
+                <w:sz w:val="22"/>
+                <w:szCs w:val="22"/>
+              </w:rPr>
+              <w:t xml:space="preserve">49</w:t>
+            </w:r>
+          </w:p>
+        </w:tc>
+        <w:tc>
+          <w:tcPr>
+            <w:tcW w:type="dxa" w:w="3580"/>
+            <w:tcBorders>
+              <w:top w:val="single" w:color="BFBFBF" w:sz="4"/>
+              <w:left w:val="single" w:color="BFBFBF" w:sz="4"/>
+              <w:bottom w:val="single" w:color="BFBFBF" w:sz="4"/>
+              <w:right w:val="single" w:color="BFBFBF" w:sz="4"/>
+            </w:tcBorders>
+            <w:shd w:fill="F3F4F6" w:val="clear"/>
+            <w:tcMar>
+              <w:top w:type="dxa" w:w="100"/>
+              <w:left w:type="dxa" w:w="140"/>
+              <w:bottom w:type="dxa" w:w="100"/>
+              <w:right w:type="dxa" w:w="140"/>
+            </w:tcMar>
+            <w:vAlign w:val="center"/>
+          </w:tcPr>
+          <w:p>
+            <w:pPr>
+              <w:spacing w:after="40" w:before="40"/>
+              <w:jc w:val="left"/>
+            </w:pPr>
+            <w:r>
+              <w:rPr>
+                <w:rFonts w:ascii="Calibri" w:cs="Calibri" w:eastAsia="Calibri" w:hAnsi="Calibri"/>
+                <w:b/>
+                <w:bCs/>
+                <w:sz w:val="22"/>
+                <w:szCs w:val="22"/>
+              </w:rPr>
+              <w:t xml:space="preserve">PT. Garuda Yamato Steel</w:t>
+            </w:r>
+          </w:p>
+        </w:tc>
+        <w:tc>
+          <w:tcPr>
+            <w:tcW w:type="dxa" w:w="5000"/>
+            <w:tcBorders>
+              <w:top w:val="single" w:color="BFBFBF" w:sz="4"/>
+              <w:left w:val="single" w:color="BFBFBF" w:sz="4"/>
+              <w:bottom w:val="single" w:color="BFBFBF" w:sz="4"/>
+              <w:right w:val="single" w:color="BFBFBF" w:sz="4"/>
+            </w:tcBorders>
+            <w:shd w:fill="F3F4F6" w:val="clear"/>
+            <w:tcMar>
+              <w:top w:type="dxa" w:w="100"/>
+              <w:left w:type="dxa" w:w="140"/>
+              <w:bottom w:type="dxa" w:w="100"/>
+              <w:right w:type="dxa" w:w="140"/>
+            </w:tcMar>
+            <w:vAlign w:val="center"/>
+          </w:tcPr>
+          <w:p>
+            <w:pPr>
+              <w:spacing w:after="40" w:before="40"/>
+              <w:jc w:val="left"/>
+            </w:pPr>
+            <w:r>
+              <w:rPr>
+                <w:rFonts w:ascii="Calibri" w:cs="Calibri" w:eastAsia="Calibri" w:hAnsi="Calibri"/>
+                <w:sz w:val="22"/>
+                <w:szCs w:val="22"/>
+              </w:rPr>
+              <w:t xml:space="preserve">Horizontal Ladle Preheater</w:t>
+            </w:r>
+          </w:p>
+          <w:p>
+            <w:pPr>
+              <w:spacing w:after="40" w:before="40"/>
+              <w:jc w:val="left"/>
+            </w:pPr>
+            <w:r>
+              <w:rPr>
+                <w:rFonts w:ascii="Calibri" w:cs="Calibri" w:eastAsia="Calibri" w:hAnsi="Calibri"/>
+                <w:sz w:val="22"/>
+                <w:szCs w:val="22"/>
+              </w:rPr>
+              <w:t xml:space="preserve">Vertical Ladle Preheater</w:t>
+            </w:r>
+          </w:p>
+          <w:p>
+            <w:pPr>
+              <w:spacing w:after="40" w:before="40"/>
+              <w:jc w:val="left"/>
+            </w:pPr>
+            <w:r>
+              <w:rPr>
+                <w:rFonts w:ascii="Calibri" w:cs="Calibri" w:eastAsia="Calibri" w:hAnsi="Calibri"/>
+                <w:sz w:val="22"/>
+                <w:szCs w:val="22"/>
+              </w:rPr>
+              <w:t xml:space="preserve">Tundish Preheater</w:t>
+            </w:r>
+          </w:p>
+        </w:tc>
+      </w:tr>
+    </w:tbl>
+    <w:p>
+      <w:pPr>
+        <w:pStyle w:val="Heading1"/>
+        <w:pBdr>
+          <w:bottom w:val="single" w:color="E87722" w:sz="12" w:space="4"/>
+        </w:pBdr>
+        <w:spacing w:after="200" w:before="360"/>
+      </w:pPr>
+      <w:r>
+        <w:rPr>
+          <w:rFonts w:ascii="Calibri" w:cs="Calibri" w:eastAsia="Calibri" w:hAnsi="Calibri"/>
+          <w:b/>
+          <w:bCs/>
+          <w:color w:val="1F2937"/>
+          <w:sz w:val="32"/>
+          <w:szCs w:val="32"/>
+        </w:rPr>
+        <w:t>ANNEXURE VI — MAKE LIST</w:t>
+      </w:r>
+    </w:p>
+    <w:p>
+      <w:pPr>
+        <w:spacing w:after="160" w:before="60" w:line="300"/>
+        <w:jc w:val="left"/>
+      </w:pPr>
+      <w:r>
+        <w:rPr>
+          <w:rFonts w:ascii="Calibri" w:cs="Calibri" w:eastAsia="Calibri" w:hAnsi="Calibri"/>
+        </w:rPr>
+        <w:t xml:space="preserve">The following table lists the approved makes for major bought-out components in the proposed system.</w:t>
+      </w:r>
+    </w:p>
+    <w:tbl>
+      <w:tblPr>
+        <w:tblW w:type="dxa" w:w="9360"/>
+        <w:tblBorders>
+          <w:top w:val="single" w:color="auto" w:sz="4"/>
+          <w:left w:val="single" w:color="auto" w:sz="4"/>
+          <w:bottom w:val="single" w:color="auto" w:sz="4"/>
+          <w:right w:val="single" w:color="auto" w:sz="4"/>
+          <w:insideH w:val="single" w:color="auto" w:sz="4"/>
+          <w:insideV w:val="single" w:color="auto" w:sz="4"/>
+        </w:tblBorders>
+      </w:tblPr>
+      <w:tblGrid>
+        <w:gridCol w:w="780"/>
+        <w:gridCol w:w="4880"/>
+        <w:gridCol w:w="3700"/>
+      </w:tblGrid>
+      <w:tr>
+        <w:trPr>
+          <w:tblHeader/>
+        </w:trPr>
+        <w:tc>
+          <w:tcPr>
+            <w:tcW w:type="dxa" w:w="780"/>
+            <w:tcBorders>
+              <w:top w:val="single" w:color="BFBFBF" w:sz="4"/>
+              <w:left w:val="single" w:color="BFBFBF" w:sz="4"/>
+              <w:bottom w:val="single" w:color="BFBFBF" w:sz="4"/>
+              <w:right w:val="single" w:color="BFBFBF" w:sz="4"/>
+            </w:tcBorders>
+            <w:shd w:fill="E87722" w:val="clear"/>
+            <w:tcMar>
+              <w:top w:type="dxa" w:w="100"/>
+              <w:left w:type="dxa" w:w="140"/>
+              <w:bottom w:type="dxa" w:w="100"/>
+              <w:right w:type="dxa" w:w="140"/>
+            </w:tcMar>
+            <w:vAlign w:val="center"/>
+          </w:tcPr>
+          <w:p>
+            <w:pPr>
+              <w:spacing w:after="40" w:before="40"/>
+              <w:jc w:val="center"/>
+            </w:pPr>
+            <w:r>
+              <w:rPr>
+                <w:rFonts w:ascii="Calibri" w:cs="Calibri" w:eastAsia="Calibri" w:hAnsi="Calibri"/>
+                <w:b/>
+                <w:bCs/>
+                <w:color w:val="FFFFFF"/>
+                <w:sz w:val="22"/>
+                <w:szCs w:val="22"/>
+              </w:rPr>
+              <w:t xml:space="preserve">S. No.</w:t>
+            </w:r>
+          </w:p>
+        </w:tc>
+        <w:tc>
+          <w:tcPr>
+            <w:tcW w:type="dxa" w:w="4880"/>
+            <w:tcBorders>
+              <w:top w:val="single" w:color="BFBFBF" w:sz="4"/>
+              <w:left w:val="single" w:color="BFBFBF" w:sz="4"/>
+              <w:bottom w:val="single" w:color="BFBFBF" w:sz="4"/>
+              <w:right w:val="single" w:color="BFBFBF" w:sz="4"/>
+            </w:tcBorders>
+            <w:shd w:fill="E87722" w:val="clear"/>
+            <w:tcMar>
+              <w:top w:type="dxa" w:w="100"/>
+              <w:left w:type="dxa" w:w="140"/>
+              <w:bottom w:type="dxa" w:w="100"/>
+              <w:right w:type="dxa" w:w="140"/>
+            </w:tcMar>
+            <w:vAlign w:val="center"/>
+          </w:tcPr>
+          <w:p>
+            <w:pPr>
+              <w:spacing w:after="40" w:before="40"/>
+              <w:jc w:val="left"/>
+            </w:pPr>
+            <w:r>
+              <w:rPr>
+                <w:rFonts w:ascii="Calibri" w:cs="Calibri" w:eastAsia="Calibri" w:hAnsi="Calibri"/>
+                <w:b/>
+                <w:bCs/>
+                <w:color w:val="FFFFFF"/>
+                <w:sz w:val="22"/>
+                <w:szCs w:val="22"/>
+              </w:rPr>
+              <w:t xml:space="preserve">Item</w:t>
+            </w:r>
+          </w:p>
+        </w:tc>
+        <w:tc>
+          <w:tcPr>
+            <w:tcW w:type="dxa" w:w="3700"/>
+            <w:tcBorders>
+              <w:top w:val="single" w:color="BFBFBF" w:sz="4"/>
+              <w:left w:val="single" w:color="BFBFBF" w:sz="4"/>
+              <w:bottom w:val="single" w:color="BFBFBF" w:sz="4"/>
+              <w:right w:val="single" w:color="BFBFBF" w:sz="4"/>
+            </w:tcBorders>
+            <w:shd w:fill="E87722" w:val="clear"/>
+            <w:tcMar>
+              <w:top w:type="dxa" w:w="100"/>
+              <w:left w:type="dxa" w:w="140"/>
+              <w:bottom w:type="dxa" w:w="100"/>
+              <w:right w:type="dxa" w:w="140"/>
+            </w:tcMar>
+            <w:vAlign w:val="center"/>
+          </w:tcPr>
+          <w:p>
+            <w:pPr>
+              <w:spacing w:after="40" w:before="40"/>
+              <w:jc w:val="left"/>
+            </w:pPr>
+            <w:r>
+              <w:rPr>
+                <w:rFonts w:ascii="Calibri" w:cs="Calibri" w:eastAsia="Calibri" w:hAnsi="Calibri"/>
+                <w:b/>
+                <w:bCs/>
+                <w:color w:val="FFFFFF"/>
+                <w:sz w:val="22"/>
+                <w:szCs w:val="22"/>
+              </w:rPr>
+              <w:t xml:space="preserve">Make</w:t>
+            </w:r>
+          </w:p>
+        </w:tc>
+      </w:tr>
+    </w:tbl>
+    <w:p>
+      <w:pPr>
+        <w:spacing w:after="240" w:before="240"/>
+      </w:pPr>
+      <w:r>
+        <w:t xml:space="preserve"/>
+      </w:r>
+    </w:p>
+    <w:p>
+      <w:pPr>
+        <w:spacing w:after="60" w:before="60" w:line="300"/>
+        <w:jc w:val="center"/>
+      </w:pPr>
+      <w:r>
+        <w:rPr>
+          <w:rFonts w:ascii="Calibri" w:cs="Calibri" w:eastAsia="Calibri" w:hAnsi="Calibri"/>
+          <w:i/>
+          <w:iCs/>
+          <w:color w:val="6B7280"/>
+          <w:sz w:val="20"/>
+          <w:szCs w:val="20"/>
+        </w:rPr>
+        <w:t xml:space="preserve">— End of Document —</w:t>
+      </w:r>
+    </w:p>
     <w:sectPr>
       <w:headerReference w:type="default" r:id="rId9"/>
       <w:footerReference w:type="default" r:id="rId10"/>

--- a/Combined_Offer_Template.docx
+++ b/Combined_Offer_Template.docx
@@ -2981,6 +2981,7 @@
       </w:tblGrid>
       <w:tr>
         <w:trPr>
+          <w:trHeight w:val="397" w:hRule="atLeast"/>
           <w:tblHeader/>
         </w:trPr>
         <w:tc>
@@ -3003,20 +3004,8 @@
             <w:vAlign w:val="center"/>
           </w:tcPr>
           <w:p>
-            <w:pPr>
-              <w:spacing w:after="40" w:before="40"/>
-              <w:jc w:val="center"/>
-            </w:pPr>
-            <w:r>
-              <w:rPr>
-                <w:rFonts w:ascii="Calibri" w:cs="Calibri" w:eastAsia="Calibri" w:hAnsi="Calibri"/>
-                <w:b/>
-                <w:bCs/>
-                <w:color w:val="FFFFFF"/>
-                <w:sz w:val="22"/>
-                <w:szCs w:val="22"/>
-              </w:rPr>
-              <w:t xml:space="preserve">S. No.</w:t>
+            <w:r>
+              <w:t>Item Description</w:t>
             </w:r>
           </w:p>
         </w:tc>
@@ -3028,7 +3017,7 @@
           </w:tcPr>
           <w:p>
             <w:r>
-              <w:t>{%tr for eq in equipments %}</w:t>
+              <w:t>{%tr for r in scope_rows %}</w:t>
             </w:r>
           </w:p>
         </w:tc>
@@ -3042,13 +3031,16 @@
         </w:tc>
       </w:tr>
       <w:tr>
+        <w:trPr>
+          <w:trHeight w:val="397" w:hRule="atLeast"/>
+        </w:trPr>
         <w:tc>
           <w:tcPr>
             <w:tcW w:type="dxa" w:w="900"/>
           </w:tcPr>
           <w:p>
             <w:r>
-              <w:t>{{ loop.index }}.</w:t>
+              <w:t>{{ r.sno }}</w:t>
             </w:r>
           </w:p>
         </w:tc>
@@ -3058,7 +3050,7 @@
           </w:tcPr>
           <w:p>
             <w:r>
-              <w:t>{{ eq.name }}</w:t>
+              <w:t>{{ r.desc }}</w:t>
             </w:r>
           </w:p>
         </w:tc>

--- a/Combined_Offer_Template.docx
+++ b/Combined_Offer_Template.docx
@@ -2799,7 +2799,6 @@
       </w:tblGrid>
       <w:tr>
         <w:trPr>
-          <w:trHeight w:val="397" w:hRule="atLeast"/>
           <w:tblHeader/>
         </w:trPr>
         <w:tc>
@@ -2825,7 +2824,7 @@
               <w:rPr>
                 <w:b/>
               </w:rPr>
-              <w:t>Equipment</w:t>
+              <w:t>Parameter</w:t>
             </w:r>
           </w:p>
         </w:tc>
@@ -2852,7 +2851,7 @@
               <w:rPr>
                 <w:b/>
               </w:rPr>
-              <w:t>Specifications</w:t>
+              <w:t>Specification</w:t>
             </w:r>
           </w:p>
         </w:tc>
@@ -2864,7 +2863,7 @@
           </w:tcPr>
           <w:p>
             <w:r>
-              <w:t>{%tr for eq in equipments %}</w:t>
+              <w:t>{%tr for r in tech_rows %}</w:t>
             </w:r>
           </w:p>
         </w:tc>
@@ -2878,16 +2877,13 @@
         </w:tc>
       </w:tr>
       <w:tr>
-        <w:trPr>
-          <w:trHeight w:val="397" w:hRule="atLeast"/>
-        </w:trPr>
         <w:tc>
           <w:tcPr>
             <w:tcW w:type="dxa" w:w="3744"/>
           </w:tcPr>
           <w:p>
             <w:r>
-              <w:t>{{ eq.name }}</w:t>
+              <w:t>{{ r.label }}</w:t>
             </w:r>
           </w:p>
         </w:tc>
@@ -2897,7 +2893,7 @@
           </w:tcPr>
           <w:p>
             <w:r>
-              <w:t>{{ eq.specs }}</w:t>
+              <w:t>{{ r.value }}</w:t>
             </w:r>
           </w:p>
         </w:tc>

--- a/Combined_Offer_Template.docx
+++ b/Combined_Offer_Template.docx
@@ -2853,68 +2853,6 @@
               </w:rPr>
               <w:t>Specification</w:t>
             </w:r>
-          </w:p>
-        </w:tc>
-      </w:tr>
-      <w:tr>
-        <w:tc>
-          <w:tcPr>
-            <w:tcW w:type="dxa" w:w="3744"/>
-          </w:tcPr>
-          <w:p>
-            <w:r>
-              <w:t>{%tr for r in tech_rows %}</w:t>
-            </w:r>
-          </w:p>
-        </w:tc>
-        <w:tc>
-          <w:tcPr>
-            <w:tcW w:type="dxa" w:w="5616"/>
-          </w:tcPr>
-          <w:p>
-            <w:r/>
-          </w:p>
-        </w:tc>
-      </w:tr>
-      <w:tr>
-        <w:tc>
-          <w:tcPr>
-            <w:tcW w:type="dxa" w:w="3744"/>
-          </w:tcPr>
-          <w:p>
-            <w:r>
-              <w:t>{{ r.label }}</w:t>
-            </w:r>
-          </w:p>
-        </w:tc>
-        <w:tc>
-          <w:tcPr>
-            <w:tcW w:type="dxa" w:w="5616"/>
-          </w:tcPr>
-          <w:p>
-            <w:r>
-              <w:t>{{ r.value }}</w:t>
-            </w:r>
-          </w:p>
-        </w:tc>
-      </w:tr>
-      <w:tr>
-        <w:tc>
-          <w:tcPr>
-            <w:tcW w:type="dxa" w:w="3744"/>
-          </w:tcPr>
-          <w:p>
-            <w:r>
-              <w:t>{%tr endfor %}</w:t>
-            </w:r>
-          </w:p>
-        </w:tc>
-        <w:tc>
-          <w:tcPr>
-            <w:tcW w:type="dxa" w:w="5616"/>
-          </w:tcPr>
-          <w:p>
-            <w:r/>
           </w:p>
         </w:tc>
       </w:tr>

--- a/Combined_Offer_Template.docx
+++ b/Combined_Offer_Template.docx
@@ -1714,112 +1714,6 @@
           </w:p>
         </w:tc>
       </w:tr>
-      <w:tr>
-        <w:tc>
-          <w:tcPr>
-            <w:tcW w:type="dxa" w:w="1800"/>
-            <w:tcBorders>
-              <w:top w:val="single" w:color="BFBFBF" w:sz="4"/>
-              <w:left w:val="single" w:color="BFBFBF" w:sz="4"/>
-              <w:bottom w:val="single" w:color="BFBFBF" w:sz="4"/>
-              <w:right w:val="single" w:color="BFBFBF" w:sz="4"/>
-            </w:tcBorders>
-            <w:shd w:fill="FFFFFF" w:val="clear"/>
-            <w:tcMar>
-              <w:top w:type="dxa" w:w="100"/>
-              <w:left w:type="dxa" w:w="140"/>
-              <w:bottom w:type="dxa" w:w="100"/>
-              <w:right w:type="dxa" w:w="140"/>
-            </w:tcMar>
-            <w:vAlign w:val="center"/>
-          </w:tcPr>
-          <w:p>
-            <w:pPr>
-              <w:spacing w:after="40" w:before="40"/>
-              <w:jc w:val="center"/>
-            </w:pPr>
-            <w:r>
-              <w:rPr>
-                <w:rFonts w:ascii="Calibri" w:cs="Calibri" w:eastAsia="Calibri" w:hAnsi="Calibri"/>
-                <w:b/>
-                <w:bCs/>
-                <w:sz w:val="22"/>
-                <w:szCs w:val="22"/>
-              </w:rPr>
-              <w:t xml:space="preserve">Annexure VI</w:t>
-            </w:r>
-          </w:p>
-        </w:tc>
-        <w:tc>
-          <w:tcPr>
-            <w:tcW w:type="dxa" w:w="5760"/>
-            <w:tcBorders>
-              <w:top w:val="single" w:color="BFBFBF" w:sz="4"/>
-              <w:left w:val="single" w:color="BFBFBF" w:sz="4"/>
-              <w:bottom w:val="single" w:color="BFBFBF" w:sz="4"/>
-              <w:right w:val="single" w:color="BFBFBF" w:sz="4"/>
-            </w:tcBorders>
-            <w:shd w:fill="FFFFFF" w:val="clear"/>
-            <w:tcMar>
-              <w:top w:type="dxa" w:w="100"/>
-              <w:left w:type="dxa" w:w="140"/>
-              <w:bottom w:type="dxa" w:w="100"/>
-              <w:right w:type="dxa" w:w="140"/>
-            </w:tcMar>
-            <w:vAlign w:val="center"/>
-          </w:tcPr>
-          <w:p>
-            <w:pPr>
-              <w:spacing w:after="40" w:before="40"/>
-              <w:jc w:val="left"/>
-            </w:pPr>
-            <w:r>
-              <w:rPr>
-                <w:rFonts w:ascii="Calibri" w:cs="Calibri" w:eastAsia="Calibri" w:hAnsi="Calibri"/>
-                <w:sz w:val="22"/>
-                <w:szCs w:val="22"/>
-              </w:rPr>
-              <w:t xml:space="preserve">Make List</w:t>
-            </w:r>
-          </w:p>
-        </w:tc>
-        <w:tc>
-          <w:tcPr>
-            <w:tcW w:type="dxa" w:w="1800"/>
-            <w:tcBorders>
-              <w:top w:val="single" w:color="BFBFBF" w:sz="4"/>
-              <w:left w:val="single" w:color="BFBFBF" w:sz="4"/>
-              <w:bottom w:val="single" w:color="BFBFBF" w:sz="4"/>
-              <w:right w:val="single" w:color="BFBFBF" w:sz="4"/>
-            </w:tcBorders>
-            <w:shd w:fill="FFFFFF" w:val="clear"/>
-            <w:tcMar>
-              <w:top w:type="dxa" w:w="100"/>
-              <w:left w:type="dxa" w:w="140"/>
-              <w:bottom w:type="dxa" w:w="100"/>
-              <w:right w:type="dxa" w:w="140"/>
-            </w:tcMar>
-            <w:vAlign w:val="center"/>
-          </w:tcPr>
-          <w:p>
-            <w:pPr>
-              <w:spacing w:after="40" w:before="40"/>
-              <w:jc w:val="center"/>
-            </w:pPr>
-            <w:r>
-              <w:rPr>
-                <w:rFonts w:ascii="Calibri" w:cs="Calibri" w:eastAsia="Calibri" w:hAnsi="Calibri"/>
-                <w:b/>
-                <w:bCs/>
-                <w:color w:val="4CAF50"/>
-                <w:sz w:val="22"/>
-                <w:szCs w:val="22"/>
-              </w:rPr>
-              <w:t xml:space="preserve">Attached</w:t>
-            </w:r>
-          </w:p>
-        </w:tc>
-      </w:tr>
     </w:tbl>
     <w:p>
       <w:r>
@@ -10626,194 +10520,6 @@
         </w:tc>
       </w:tr>
     </w:tbl>
-    <w:p>
-      <w:pPr>
-        <w:pStyle w:val="Heading1"/>
-        <w:pBdr>
-          <w:bottom w:val="single" w:color="E87722" w:sz="12" w:space="4"/>
-        </w:pBdr>
-        <w:spacing w:after="200" w:before="360"/>
-      </w:pPr>
-      <w:r>
-        <w:rPr>
-          <w:rFonts w:ascii="Calibri" w:cs="Calibri" w:eastAsia="Calibri" w:hAnsi="Calibri"/>
-          <w:b/>
-          <w:bCs/>
-          <w:color w:val="1F2937"/>
-          <w:sz w:val="32"/>
-          <w:szCs w:val="32"/>
-        </w:rPr>
-        <w:t>ANNEXURE VI — MAKE LIST</w:t>
-      </w:r>
-    </w:p>
-    <w:p>
-      <w:pPr>
-        <w:spacing w:after="160" w:before="60" w:line="300"/>
-        <w:jc w:val="left"/>
-      </w:pPr>
-      <w:r>
-        <w:rPr>
-          <w:rFonts w:ascii="Calibri" w:cs="Calibri" w:eastAsia="Calibri" w:hAnsi="Calibri"/>
-        </w:rPr>
-        <w:t xml:space="preserve">The following table lists the approved makes for major bought-out components in the proposed system.</w:t>
-      </w:r>
-    </w:p>
-    <w:tbl>
-      <w:tblPr>
-        <w:tblW w:type="dxa" w:w="9360"/>
-        <w:tblBorders>
-          <w:top w:val="single" w:color="auto" w:sz="4"/>
-          <w:left w:val="single" w:color="auto" w:sz="4"/>
-          <w:bottom w:val="single" w:color="auto" w:sz="4"/>
-          <w:right w:val="single" w:color="auto" w:sz="4"/>
-          <w:insideH w:val="single" w:color="auto" w:sz="4"/>
-          <w:insideV w:val="single" w:color="auto" w:sz="4"/>
-        </w:tblBorders>
-      </w:tblPr>
-      <w:tblGrid>
-        <w:gridCol w:w="780"/>
-        <w:gridCol w:w="4880"/>
-        <w:gridCol w:w="3700"/>
-      </w:tblGrid>
-      <w:tr>
-        <w:trPr>
-          <w:tblHeader/>
-        </w:trPr>
-        <w:tc>
-          <w:tcPr>
-            <w:tcW w:type="dxa" w:w="780"/>
-            <w:tcBorders>
-              <w:top w:val="single" w:color="BFBFBF" w:sz="4"/>
-              <w:left w:val="single" w:color="BFBFBF" w:sz="4"/>
-              <w:bottom w:val="single" w:color="BFBFBF" w:sz="4"/>
-              <w:right w:val="single" w:color="BFBFBF" w:sz="4"/>
-            </w:tcBorders>
-            <w:shd w:fill="E87722" w:val="clear"/>
-            <w:tcMar>
-              <w:top w:type="dxa" w:w="100"/>
-              <w:left w:type="dxa" w:w="140"/>
-              <w:bottom w:type="dxa" w:w="100"/>
-              <w:right w:type="dxa" w:w="140"/>
-            </w:tcMar>
-            <w:vAlign w:val="center"/>
-          </w:tcPr>
-          <w:p>
-            <w:pPr>
-              <w:spacing w:after="40" w:before="40"/>
-              <w:jc w:val="center"/>
-            </w:pPr>
-            <w:r>
-              <w:rPr>
-                <w:rFonts w:ascii="Calibri" w:cs="Calibri" w:eastAsia="Calibri" w:hAnsi="Calibri"/>
-                <w:b/>
-                <w:bCs/>
-                <w:color w:val="FFFFFF"/>
-                <w:sz w:val="22"/>
-                <w:szCs w:val="22"/>
-              </w:rPr>
-              <w:t xml:space="preserve">S. No.</w:t>
-            </w:r>
-          </w:p>
-        </w:tc>
-        <w:tc>
-          <w:tcPr>
-            <w:tcW w:type="dxa" w:w="4880"/>
-            <w:tcBorders>
-              <w:top w:val="single" w:color="BFBFBF" w:sz="4"/>
-              <w:left w:val="single" w:color="BFBFBF" w:sz="4"/>
-              <w:bottom w:val="single" w:color="BFBFBF" w:sz="4"/>
-              <w:right w:val="single" w:color="BFBFBF" w:sz="4"/>
-            </w:tcBorders>
-            <w:shd w:fill="E87722" w:val="clear"/>
-            <w:tcMar>
-              <w:top w:type="dxa" w:w="100"/>
-              <w:left w:type="dxa" w:w="140"/>
-              <w:bottom w:type="dxa" w:w="100"/>
-              <w:right w:type="dxa" w:w="140"/>
-            </w:tcMar>
-            <w:vAlign w:val="center"/>
-          </w:tcPr>
-          <w:p>
-            <w:pPr>
-              <w:spacing w:after="40" w:before="40"/>
-              <w:jc w:val="left"/>
-            </w:pPr>
-            <w:r>
-              <w:rPr>
-                <w:rFonts w:ascii="Calibri" w:cs="Calibri" w:eastAsia="Calibri" w:hAnsi="Calibri"/>
-                <w:b/>
-                <w:bCs/>
-                <w:color w:val="FFFFFF"/>
-                <w:sz w:val="22"/>
-                <w:szCs w:val="22"/>
-              </w:rPr>
-              <w:t xml:space="preserve">Item</w:t>
-            </w:r>
-          </w:p>
-        </w:tc>
-        <w:tc>
-          <w:tcPr>
-            <w:tcW w:type="dxa" w:w="3700"/>
-            <w:tcBorders>
-              <w:top w:val="single" w:color="BFBFBF" w:sz="4"/>
-              <w:left w:val="single" w:color="BFBFBF" w:sz="4"/>
-              <w:bottom w:val="single" w:color="BFBFBF" w:sz="4"/>
-              <w:right w:val="single" w:color="BFBFBF" w:sz="4"/>
-            </w:tcBorders>
-            <w:shd w:fill="E87722" w:val="clear"/>
-            <w:tcMar>
-              <w:top w:type="dxa" w:w="100"/>
-              <w:left w:type="dxa" w:w="140"/>
-              <w:bottom w:type="dxa" w:w="100"/>
-              <w:right w:type="dxa" w:w="140"/>
-            </w:tcMar>
-            <w:vAlign w:val="center"/>
-          </w:tcPr>
-          <w:p>
-            <w:pPr>
-              <w:spacing w:after="40" w:before="40"/>
-              <w:jc w:val="left"/>
-            </w:pPr>
-            <w:r>
-              <w:rPr>
-                <w:rFonts w:ascii="Calibri" w:cs="Calibri" w:eastAsia="Calibri" w:hAnsi="Calibri"/>
-                <w:b/>
-                <w:bCs/>
-                <w:color w:val="FFFFFF"/>
-                <w:sz w:val="22"/>
-                <w:szCs w:val="22"/>
-              </w:rPr>
-              <w:t xml:space="preserve">Make</w:t>
-            </w:r>
-          </w:p>
-        </w:tc>
-      </w:tr>
-    </w:tbl>
-    <w:p>
-      <w:pPr>
-        <w:spacing w:after="240" w:before="240"/>
-      </w:pPr>
-      <w:r>
-        <w:t xml:space="preserve"/>
-      </w:r>
-    </w:p>
-    <w:p>
-      <w:pPr>
-        <w:spacing w:after="60" w:before="60" w:line="300"/>
-        <w:jc w:val="center"/>
-      </w:pPr>
-      <w:r>
-        <w:rPr>
-          <w:rFonts w:ascii="Calibri" w:cs="Calibri" w:eastAsia="Calibri" w:hAnsi="Calibri"/>
-          <w:i/>
-          <w:iCs/>
-          <w:color w:val="6B7280"/>
-          <w:sz w:val="20"/>
-          <w:szCs w:val="20"/>
-        </w:rPr>
-        <w:t xml:space="preserve">— End of Document —</w:t>
-      </w:r>
-    </w:p>
     <w:sectPr>
       <w:headerReference w:type="default" r:id="rId9"/>
       <w:footerReference w:type="default" r:id="rId10"/>

--- a/Combined_Offer_Template.docx
+++ b/Combined_Offer_Template.docx
@@ -1971,8 +1971,9 @@
         </ns0:rPr>
         <ns0:sectPr ns0:rsidR="009C3D95">
           <ns0:footerReference ns0:type="default" ns6:id="rId12"/>
+          <ns0:headerReference ns0:type="default" ns6:id="rId9"/>
           <ns0:pgSz ns0:w="11906" ns0:h="16838"/>
-          <ns0:pgMar ns0:top="1440" ns0:right="1083" ns0:bottom="1440" ns0:left="1083" ns0:header="0" ns0:footer="1341" ns0:gutter="0"/>
+          <ns0:pgMar ns0:top="1440" ns0:right="1083" ns0:bottom="1440" ns0:left="1083" ns0:header="708" ns0:footer="1341" ns0:gutter="0"/>
           <ns0:cols ns0:space="720"/>
         </ns0:sectPr>
       </ns0:pPr>
@@ -10891,7 +10892,7 @@
 <w:hdr xmlns:wpc="http://schemas.microsoft.com/office/word/2010/wordprocessingCanvas" xmlns:mc="http://schemas.openxmlformats.org/markup-compatibility/2006" xmlns:o="urn:schemas-microsoft-com:office:office" xmlns:r="http://schemas.openxmlformats.org/officeDocument/2006/relationships" xmlns:m="http://schemas.openxmlformats.org/officeDocument/2006/math" xmlns:v="urn:schemas-microsoft-com:vml" xmlns:wp14="http://schemas.microsoft.com/office/word/2010/wordprocessingDrawing" xmlns:wp="http://schemas.openxmlformats.org/drawingml/2006/wordprocessingDrawing" xmlns:w10="urn:schemas-microsoft-com:office:word" xmlns:w="http://schemas.openxmlformats.org/wordprocessingml/2006/main" xmlns:w14="http://schemas.microsoft.com/office/word/2010/wordml" xmlns:w15="http://schemas.microsoft.com/office/word/2012/wordml" xmlns:wpg="http://schemas.microsoft.com/office/word/2010/wordprocessingGroup" xmlns:wpi="http://schemas.microsoft.com/office/word/2010/wordprocessingInk" xmlns:wne="http://schemas.microsoft.com/office/word/2006/wordml" xmlns:wps="http://schemas.microsoft.com/office/word/2010/wordprocessingShape" xmlns:cx="http://schemas.microsoft.com/office/drawing/2014/chartex" xmlns:cx1="http://schemas.microsoft.com/office/drawing/2015/9/8/chartex" xmlns:cx2="http://schemas.microsoft.com/office/drawing/2015/10/21/chartex" xmlns:cx3="http://schemas.microsoft.com/office/drawing/2016/5/9/chartex" xmlns:cx4="http://schemas.microsoft.com/office/drawing/2016/5/10/chartex" xmlns:cx5="http://schemas.microsoft.com/office/drawing/2016/5/11/chartex" xmlns:cx6="http://schemas.microsoft.com/office/drawing/2016/5/12/chartex" xmlns:cx7="http://schemas.microsoft.com/office/drawing/2016/5/13/chartex" xmlns:cx8="http://schemas.microsoft.com/office/drawing/2016/5/14/chartex" xmlns:w16cid="http://schemas.microsoft.com/office/word/2016/wordml/cid" xmlns:w16se="http://schemas.microsoft.com/office/word/2015/wordml/symex">
   <w:tbl>
     <w:tblPr>
-      <w:tblW w:type="dxa" w:w="9360"/>
+      <w:tblW w:type="dxa" w:w="9740"/>
       <w:tblBorders>
         <w:top w:val="none" w:color="FFFFFF" w:sz="0"/>
         <w:left w:val="none" w:color="FFFFFF" w:sz="0"/>
@@ -10900,15 +10901,16 @@
         <w:insideH w:val="none" w:color="FFFFFF" w:sz="0"/>
         <w:insideV w:val="none" w:color="FFFFFF" w:sz="0"/>
       </w:tblBorders>
+      <w:tblLayout w:type="fixed"/>
     </w:tblPr>
     <w:tblGrid>
       <w:gridCol w:w="1600"/>
-      <w:gridCol w:w="7760"/>
+      <w:gridCol w:w="8140"/>
     </w:tblGrid>
     <w:tr>
       <w:tc>
         <w:tcPr>
-          <w:tcW w:type="dxa" w:w="1800"/>
+          <w:tcW w:type="dxa" w:w="1600"/>
           <w:tcBorders>
             <w:top w:val="none"/>
             <w:left w:val="none"/>
@@ -10965,7 +10967,7 @@
       </w:tc>
       <w:tc>
         <w:tcPr>
-          <w:tcW w:type="dxa" w:w="7760"/>
+          <w:tcW w:type="dxa" w:w="8140"/>
           <w:tcBorders>
             <w:top w:val="none"/>
             <w:left w:val="none"/>
